--- a/data/revised_2026-10_full/tracked/v2/Maths/SS3.3_Vectors_I/Mathematics_Vectors_I_CBE_LessonSequence_TRACKED.docx
+++ b/data/revised_2026-10_full/tracked/v2/Maths/SS3.3_Vectors_I/Mathematics_Vectors_I_CBE_LessonSequence_TRACKED.docx
@@ -440,7 +440,7 @@
               </w:rPr>
               <w:t xml:space="preserve">8</w:t>
             </w:r>
-            <w:ins w:id="9001" w:author="Claude (AI) - proposed" w:date="2026-10-15T12:58:22Z">
+            <w:ins w:id="9001" w:author="Claude (AI) - proposed" w:date="2026-10-18T00:31:32Z">
               <w:r>
                 <w:rPr>
                   <w:rFonts w:ascii="Arial" w:cs="Arial" w:eastAsia="Arial" w:hAnsi="Arial"/>
@@ -468,7 +468,7 @@
               </w:rPr>
               <w:t xml:space="preserve"> lessons × 40 minutes </w:t>
             </w:r>
-            <w:del w:id="9002" w:author="Claude (AI) - proposed" w:date="2026-10-15T12:58:22Z">
+            <w:del w:id="9002" w:author="Claude (AI) - proposed" w:date="2026-10-18T00:31:32Z">
               <w:r>
                 <w:rPr>
                   <w:rFonts w:ascii="Arial" w:cs="Arial" w:eastAsia="Arial" w:hAnsi="Arial"/>
@@ -483,7 +483,7 @@
                 <w:delText xml:space="preserve">= 320</w:delText>
               </w:r>
             </w:del>
-            <w:ins w:id="9003" w:author="Claude (AI) - proposed" w:date="2026-10-15T12:58:22Z">
+            <w:ins w:id="9003" w:author="Claude (AI) - proposed" w:date="2026-10-18T00:31:32Z">
               <w:r>
                 <w:rPr>
                   <w:rFonts w:ascii="Arial" w:cs="Arial" w:eastAsia="Arial" w:hAnsi="Arial"/>
@@ -566,10 +566,10 @@
               <w:ind w:left="360" w:hanging="180"/>
               <w:jc w:val="left"/>
               <w:rPr>
-                <w:del w:id="9005" w:author="Claude (AI) - proposed" w:date="2026-10-15T12:58:22Z"/>
-              </w:rPr>
-            </w:pPr>
-            <w:del w:id="9004" w:author="Claude (AI) - proposed" w:date="2026-10-15T12:58:22Z">
+                <w:del w:id="9005" w:author="Claude (AI) - proposed" w:date="2026-10-18T00:31:32Z"/>
+              </w:rPr>
+            </w:pPr>
+            <w:del w:id="9004" w:author="Claude (AI) - proposed" w:date="2026-10-18T00:31:32Z">
               <w:r>
                 <w:rPr>
                   <w:rFonts w:ascii="Arial" w:cs="Arial" w:eastAsia="Arial" w:hAnsi="Arial"/>
@@ -591,10 +591,10 @@
               <w:ind w:left="360" w:hanging="180"/>
               <w:jc w:val="left"/>
               <w:rPr>
-                <w:del w:id="9007" w:author="Claude (AI) - proposed" w:date="2026-10-15T12:58:22Z"/>
-              </w:rPr>
-            </w:pPr>
-            <w:del w:id="9006" w:author="Claude (AI) - proposed" w:date="2026-10-15T12:58:22Z">
+                <w:del w:id="9007" w:author="Claude (AI) - proposed" w:date="2026-10-18T00:31:32Z"/>
+              </w:rPr>
+            </w:pPr>
+            <w:del w:id="9006" w:author="Claude (AI) - proposed" w:date="2026-10-18T00:31:32Z">
               <w:r>
                 <w:rPr>
                   <w:rFonts w:ascii="Arial" w:cs="Arial" w:eastAsia="Arial" w:hAnsi="Arial"/>
@@ -616,10 +616,10 @@
               <w:ind w:left="360" w:hanging="180"/>
               <w:jc w:val="left"/>
               <w:rPr>
-                <w:del w:id="9009" w:author="Claude (AI) - proposed" w:date="2026-10-15T12:58:22Z"/>
-              </w:rPr>
-            </w:pPr>
-            <w:del w:id="9008" w:author="Claude (AI) - proposed" w:date="2026-10-15T12:58:22Z">
+                <w:del w:id="9009" w:author="Claude (AI) - proposed" w:date="2026-10-18T00:31:32Z"/>
+              </w:rPr>
+            </w:pPr>
+            <w:del w:id="9008" w:author="Claude (AI) - proposed" w:date="2026-10-18T00:31:32Z">
               <w:r>
                 <w:rPr>
                   <w:rFonts w:ascii="Arial" w:cs="Arial" w:eastAsia="Arial" w:hAnsi="Arial"/>
@@ -641,10 +641,10 @@
               <w:ind w:left="360" w:hanging="180"/>
               <w:jc w:val="left"/>
               <w:rPr>
-                <w:del w:id="9011" w:author="Claude (AI) - proposed" w:date="2026-10-15T12:58:22Z"/>
-              </w:rPr>
-            </w:pPr>
-            <w:del w:id="9010" w:author="Claude (AI) - proposed" w:date="2026-10-15T12:58:22Z">
+                <w:del w:id="9011" w:author="Claude (AI) - proposed" w:date="2026-10-18T00:31:32Z"/>
+              </w:rPr>
+            </w:pPr>
+            <w:del w:id="9010" w:author="Claude (AI) - proposed" w:date="2026-10-18T00:31:32Z">
               <w:r>
                 <w:rPr>
                   <w:rFonts w:ascii="Arial" w:cs="Arial" w:eastAsia="Arial" w:hAnsi="Arial"/>
@@ -666,10 +666,10 @@
               <w:ind w:left="360" w:hanging="180"/>
               <w:jc w:val="left"/>
               <w:rPr>
-                <w:del w:id="9013" w:author="Claude (AI) - proposed" w:date="2026-10-15T12:58:22Z"/>
-              </w:rPr>
-            </w:pPr>
-            <w:del w:id="9012" w:author="Claude (AI) - proposed" w:date="2026-10-15T12:58:22Z">
+                <w:del w:id="9013" w:author="Claude (AI) - proposed" w:date="2026-10-18T00:31:32Z"/>
+              </w:rPr>
+            </w:pPr>
+            <w:del w:id="9012" w:author="Claude (AI) - proposed" w:date="2026-10-18T00:31:32Z">
               <w:r>
                 <w:rPr>
                   <w:rFonts w:ascii="Arial" w:cs="Arial" w:eastAsia="Arial" w:hAnsi="Arial"/>
@@ -691,10 +691,10 @@
               <w:ind w:left="360" w:hanging="180"/>
               <w:jc w:val="left"/>
               <w:rPr>
-                <w:del w:id="9015" w:author="Claude (AI) - proposed" w:date="2026-10-15T12:58:22Z"/>
-              </w:rPr>
-            </w:pPr>
-            <w:del w:id="9014" w:author="Claude (AI) - proposed" w:date="2026-10-15T12:58:22Z">
+                <w:del w:id="9015" w:author="Claude (AI) - proposed" w:date="2026-10-18T00:31:32Z"/>
+              </w:rPr>
+            </w:pPr>
+            <w:del w:id="9014" w:author="Claude (AI) - proposed" w:date="2026-10-18T00:31:32Z">
               <w:r>
                 <w:rPr>
                   <w:rFonts w:ascii="Arial" w:cs="Arial" w:eastAsia="Arial" w:hAnsi="Arial"/>
@@ -729,7 +729,7 @@
               </w:rPr>
               <w:t xml:space="preserve">–  </w:t>
             </w:r>
-            <w:del w:id="9016" w:author="Claude (AI) - proposed" w:date="2026-10-15T12:58:22Z">
+            <w:del w:id="9016" w:author="Claude (AI) - proposed" w:date="2026-10-18T00:31:32Z">
               <w:r>
                 <w:rPr>
                   <w:rFonts w:ascii="Arial" w:cs="Arial" w:eastAsia="Arial" w:hAnsi="Arial"/>
@@ -744,7 +744,7 @@
                 <w:delText xml:space="preserve">Parallel vectors and collinear points</w:delText>
               </w:r>
             </w:del>
-            <w:ins w:id="9017" w:author="Claude (AI) - proposed" w:date="2026-10-15T12:58:22Z">
+            <w:ins w:id="9017" w:author="Claude (AI) - proposed" w:date="2026-10-18T00:31:32Z">
               <w:r>
                 <w:rPr>
                   <w:rFonts w:ascii="Arial" w:cs="Arial" w:eastAsia="Arial" w:hAnsi="Arial"/>
@@ -766,10 +766,10 @@
               <w:ind w:left="360" w:hanging="180"/>
               <w:jc w:val="left"/>
               <w:rPr>
-                <w:ins w:id="9019" w:author="Claude (AI) - proposed" w:date="2026-10-15T12:58:22Z"/>
-              </w:rPr>
-            </w:pPr>
-            <w:ins w:id="9018" w:author="Claude (AI) - proposed" w:date="2026-10-15T12:58:22Z">
+                <w:ins w:id="9019" w:author="Claude (AI) - proposed" w:date="2026-10-18T00:31:32Z"/>
+              </w:rPr>
+            </w:pPr>
+            <w:ins w:id="9018" w:author="Claude (AI) - proposed" w:date="2026-10-18T00:31:32Z">
               <w:r>
                 <w:rPr>
                   <w:rFonts w:ascii="Arial" w:cs="Arial" w:eastAsia="Arial" w:hAnsi="Arial"/>
@@ -791,10 +791,10 @@
               <w:ind w:left="360" w:hanging="180"/>
               <w:jc w:val="left"/>
               <w:rPr>
-                <w:ins w:id="9021" w:author="Claude (AI) - proposed" w:date="2026-10-15T12:58:22Z"/>
-              </w:rPr>
-            </w:pPr>
-            <w:ins w:id="9020" w:author="Claude (AI) - proposed" w:date="2026-10-15T12:58:22Z">
+                <w:ins w:id="9021" w:author="Claude (AI) - proposed" w:date="2026-10-18T00:31:32Z"/>
+              </w:rPr>
+            </w:pPr>
+            <w:ins w:id="9020" w:author="Claude (AI) - proposed" w:date="2026-10-18T00:31:32Z">
               <w:r>
                 <w:rPr>
                   <w:rFonts w:ascii="Arial" w:cs="Arial" w:eastAsia="Arial" w:hAnsi="Arial"/>
@@ -816,10 +816,10 @@
               <w:ind w:left="360" w:hanging="180"/>
               <w:jc w:val="left"/>
               <w:rPr>
-                <w:ins w:id="9023" w:author="Claude (AI) - proposed" w:date="2026-10-15T12:58:22Z"/>
-              </w:rPr>
-            </w:pPr>
-            <w:ins w:id="9022" w:author="Claude (AI) - proposed" w:date="2026-10-15T12:58:22Z">
+                <w:ins w:id="9023" w:author="Claude (AI) - proposed" w:date="2026-10-18T00:31:32Z"/>
+              </w:rPr>
+            </w:pPr>
+            <w:ins w:id="9022" w:author="Claude (AI) - proposed" w:date="2026-10-18T00:31:32Z">
               <w:r>
                 <w:rPr>
                   <w:rFonts w:ascii="Arial" w:cs="Arial" w:eastAsia="Arial" w:hAnsi="Arial"/>
@@ -841,10 +841,10 @@
               <w:ind w:left="360" w:hanging="180"/>
               <w:jc w:val="left"/>
               <w:rPr>
-                <w:del w:id="9025" w:author="Claude (AI) - proposed" w:date="2026-10-15T12:58:22Z"/>
-              </w:rPr>
-            </w:pPr>
-            <w:del w:id="9024" w:author="Claude (AI) - proposed" w:date="2026-10-15T12:58:22Z">
+                <w:del w:id="9025" w:author="Claude (AI) - proposed" w:date="2026-10-18T00:31:32Z"/>
+              </w:rPr>
+            </w:pPr>
+            <w:del w:id="9024" w:author="Claude (AI) - proposed" w:date="2026-10-18T00:31:32Z">
               <w:r>
                 <w:rPr>
                   <w:rFonts w:ascii="Arial" w:cs="Arial" w:eastAsia="Arial" w:hAnsi="Arial"/>
@@ -866,7 +866,7 @@
               <w:ind w:left="360" w:hanging="180"/>
               <w:jc w:val="left"/>
             </w:pPr>
-            <w:del w:id="9026" w:author="Claude (AI) - proposed" w:date="2026-10-15T12:58:22Z">
+            <w:del w:id="9026" w:author="Claude (AI) - proposed" w:date="2026-10-18T00:31:32Z">
               <w:r>
                 <w:rPr>
                   <w:rFonts w:ascii="Arial" w:cs="Arial" w:eastAsia="Arial" w:hAnsi="Arial"/>
@@ -881,7 +881,7 @@
                 <w:delText xml:space="preserve">–  Mid-point of a vector and section formula</w:delText>
               </w:r>
             </w:del>
-            <w:ins w:id="9027" w:author="Claude (AI) - proposed" w:date="2026-10-15T12:58:22Z">
+            <w:ins w:id="9027" w:author="Claude (AI) - proposed" w:date="2026-10-18T00:31:32Z">
               <w:r>
                 <w:rPr>
                   <w:rFonts w:ascii="Arial" w:cs="Arial" w:eastAsia="Arial" w:hAnsi="Arial"/>
@@ -903,10 +903,10 @@
               <w:ind w:left="360" w:hanging="180"/>
               <w:jc w:val="left"/>
               <w:rPr>
-                <w:ins w:id="9029" w:author="Claude (AI) - proposed" w:date="2026-10-15T12:58:22Z"/>
-              </w:rPr>
-            </w:pPr>
-            <w:ins w:id="9028" w:author="Claude (AI) - proposed" w:date="2026-10-15T12:58:22Z">
+                <w:ins w:id="9029" w:author="Claude (AI) - proposed" w:date="2026-10-18T00:31:32Z"/>
+              </w:rPr>
+            </w:pPr>
+            <w:ins w:id="9028" w:author="Claude (AI) - proposed" w:date="2026-10-18T00:31:32Z">
               <w:r>
                 <w:rPr>
                   <w:rFonts w:ascii="Arial" w:cs="Arial" w:eastAsia="Arial" w:hAnsi="Arial"/>
@@ -928,10 +928,10 @@
               <w:ind w:left="360" w:hanging="180"/>
               <w:jc w:val="left"/>
               <w:rPr>
-                <w:ins w:id="9031" w:author="Claude (AI) - proposed" w:date="2026-10-15T12:58:22Z"/>
-              </w:rPr>
-            </w:pPr>
-            <w:ins w:id="9030" w:author="Claude (AI) - proposed" w:date="2026-10-15T12:58:22Z">
+                <w:ins w:id="9031" w:author="Claude (AI) - proposed" w:date="2026-10-18T00:31:32Z"/>
+              </w:rPr>
+            </w:pPr>
+            <w:ins w:id="9030" w:author="Claude (AI) - proposed" w:date="2026-10-18T00:31:32Z">
               <w:r>
                 <w:rPr>
                   <w:rFonts w:ascii="Arial" w:cs="Arial" w:eastAsia="Arial" w:hAnsi="Arial"/>
@@ -953,10 +953,10 @@
               <w:ind w:left="360" w:hanging="180"/>
               <w:jc w:val="left"/>
               <w:rPr>
-                <w:ins w:id="9033" w:author="Claude (AI) - proposed" w:date="2026-10-15T12:58:22Z"/>
-              </w:rPr>
-            </w:pPr>
-            <w:ins w:id="9032" w:author="Claude (AI) - proposed" w:date="2026-10-15T12:58:22Z">
+                <w:ins w:id="9033" w:author="Claude (AI) - proposed" w:date="2026-10-18T00:31:32Z"/>
+              </w:rPr>
+            </w:pPr>
+            <w:ins w:id="9032" w:author="Claude (AI) - proposed" w:date="2026-10-18T00:31:32Z">
               <w:r>
                 <w:rPr>
                   <w:rFonts w:ascii="Arial" w:cs="Arial" w:eastAsia="Arial" w:hAnsi="Arial"/>
@@ -978,10 +978,10 @@
               <w:ind w:left="360" w:hanging="180"/>
               <w:jc w:val="left"/>
               <w:rPr>
-                <w:ins w:id="9035" w:author="Claude (AI) - proposed" w:date="2026-10-15T12:58:22Z"/>
-              </w:rPr>
-            </w:pPr>
-            <w:ins w:id="9034" w:author="Claude (AI) - proposed" w:date="2026-10-15T12:58:22Z">
+                <w:ins w:id="9035" w:author="Claude (AI) - proposed" w:date="2026-10-18T00:31:32Z"/>
+              </w:rPr>
+            </w:pPr>
+            <w:ins w:id="9034" w:author="Claude (AI) - proposed" w:date="2026-10-18T00:31:32Z">
               <w:r>
                 <w:rPr>
                   <w:rFonts w:ascii="Arial" w:cs="Arial" w:eastAsia="Arial" w:hAnsi="Arial"/>
@@ -1003,10 +1003,10 @@
               <w:ind w:left="360" w:hanging="180"/>
               <w:jc w:val="left"/>
               <w:rPr>
-                <w:ins w:id="9037" w:author="Claude (AI) - proposed" w:date="2026-10-15T12:58:22Z"/>
-              </w:rPr>
-            </w:pPr>
-            <w:ins w:id="9036" w:author="Claude (AI) - proposed" w:date="2026-10-15T12:58:22Z">
+                <w:ins w:id="9037" w:author="Claude (AI) - proposed" w:date="2026-10-18T00:31:32Z"/>
+              </w:rPr>
+            </w:pPr>
+            <w:ins w:id="9036" w:author="Claude (AI) - proposed" w:date="2026-10-18T00:31:32Z">
               <w:r>
                 <w:rPr>
                   <w:rFonts w:ascii="Arial" w:cs="Arial" w:eastAsia="Arial" w:hAnsi="Arial"/>
@@ -1028,10 +1028,10 @@
               <w:ind w:left="360" w:hanging="180"/>
               <w:jc w:val="left"/>
               <w:rPr>
-                <w:ins w:id="9039" w:author="Claude (AI) - proposed" w:date="2026-10-15T12:58:22Z"/>
-              </w:rPr>
-            </w:pPr>
-            <w:ins w:id="9038" w:author="Claude (AI) - proposed" w:date="2026-10-15T12:58:22Z">
+                <w:ins w:id="9039" w:author="Claude (AI) - proposed" w:date="2026-10-18T00:31:32Z"/>
+              </w:rPr>
+            </w:pPr>
+            <w:ins w:id="9038" w:author="Claude (AI) - proposed" w:date="2026-10-18T00:31:32Z">
               <w:r>
                 <w:rPr>
                   <w:rFonts w:ascii="Arial" w:cs="Arial" w:eastAsia="Arial" w:hAnsi="Arial"/>
@@ -1053,10 +1053,10 @@
               <w:spacing w:after="40" w:before="0"/>
               <w:jc w:val="left"/>
               <w:rPr>
-                <w:ins w:id="9041" w:author="Claude (AI) - proposed" w:date="2026-10-15T12:58:22Z"/>
-              </w:rPr>
-            </w:pPr>
-            <w:ins w:id="9040" w:author="Claude (AI) - proposed" w:date="2026-10-15T12:58:22Z">
+                <w:ins w:id="9041" w:author="Claude (AI) - proposed" w:date="2026-10-18T00:31:32Z"/>
+              </w:rPr>
+            </w:pPr>
+            <w:ins w:id="9040" w:author="Claude (AI) - proposed" w:date="2026-10-18T00:31:32Z">
               <w:r>
                 <w:rPr>
                   <w:rFonts w:ascii="Arial" w:cs="Arial" w:eastAsia="Arial" w:hAnsi="Arial"/>
@@ -1078,10 +1078,10 @@
               <w:ind w:left="360" w:hanging="180"/>
               <w:jc w:val="left"/>
               <w:rPr>
-                <w:del w:id="9043" w:author="Claude (AI) - proposed" w:date="2026-10-15T12:58:22Z"/>
-              </w:rPr>
-            </w:pPr>
-            <w:del w:id="9042" w:author="Claude (AI) - proposed" w:date="2026-10-15T12:58:22Z">
+                <w:del w:id="9043" w:author="Claude (AI) - proposed" w:date="2026-10-18T00:31:32Z"/>
+              </w:rPr>
+            </w:pPr>
+            <w:del w:id="9042" w:author="Claude (AI) - proposed" w:date="2026-10-18T00:31:32Z">
               <w:r>
                 <w:rPr>
                   <w:rFonts w:ascii="Arial" w:cs="Arial" w:eastAsia="Arial" w:hAnsi="Arial"/>
@@ -1164,7 +1164,7 @@
               </w:rPr>
               <w:t xml:space="preserve">By the end of the sub</w:t>
             </w:r>
-            <w:del w:id="9044" w:author="Claude (AI) - proposed" w:date="2026-10-15T12:58:22Z">
+            <w:del w:id="9044" w:author="Claude (AI) - proposed" w:date="2026-10-18T00:31:32Z">
               <w:r>
                 <w:rPr>
                   <w:rFonts w:ascii="Arial" w:cs="Arial" w:eastAsia="Arial" w:hAnsi="Arial"/>
@@ -1179,7 +1179,7 @@
                 <w:delText xml:space="preserve">-strand,</w:delText>
               </w:r>
             </w:del>
-            <w:ins w:id="9045" w:author="Claude (AI) - proposed" w:date="2026-10-15T12:58:22Z">
+            <w:ins w:id="9045" w:author="Claude (AI) - proposed" w:date="2026-10-18T00:31:32Z">
               <w:r>
                 <w:rPr>
                   <w:rFonts w:ascii="Arial" w:cs="Arial" w:eastAsia="Arial" w:hAnsi="Arial"/>
@@ -1227,7 +1227,7 @@
               </w:rPr>
               <w:t xml:space="preserve">a) </w:t>
             </w:r>
-            <w:del w:id="9046" w:author="Claude (AI) - proposed" w:date="2026-10-15T12:58:22Z">
+            <w:del w:id="9046" w:author="Claude (AI) - proposed" w:date="2026-10-18T00:31:32Z">
               <w:r>
                 <w:rPr>
                   <w:rFonts w:ascii="Arial" w:cs="Arial" w:eastAsia="Arial" w:hAnsi="Arial"/>
@@ -1242,7 +1242,7 @@
                 <w:delText xml:space="preserve">define a vector and distinguish it from a scalar quantity in real-life Kenyan contexts</w:delText>
               </w:r>
             </w:del>
-            <w:ins w:id="9047" w:author="Claude (AI) - proposed" w:date="2026-10-15T12:58:22Z">
+            <w:ins w:id="9047" w:author="Claude (AI) - proposed" w:date="2026-10-18T00:31:32Z">
               <w:r>
                 <w:rPr>
                   <w:rFonts w:ascii="Arial" w:cs="Arial" w:eastAsia="Arial" w:hAnsi="Arial"/>
@@ -1264,10 +1264,10 @@
               <w:spacing w:after="40" w:before="0"/>
               <w:jc w:val="left"/>
               <w:rPr>
-                <w:ins w:id="9049" w:author="Claude (AI) - proposed" w:date="2026-10-15T12:58:22Z"/>
-              </w:rPr>
-            </w:pPr>
-            <w:ins w:id="9048" w:author="Claude (AI) - proposed" w:date="2026-10-15T12:58:22Z">
+                <w:ins w:id="9049" w:author="Claude (AI) - proposed" w:date="2026-10-18T00:31:32Z"/>
+              </w:rPr>
+            </w:pPr>
+            <w:ins w:id="9048" w:author="Claude (AI) - proposed" w:date="2026-10-18T00:31:32Z">
               <w:r>
                 <w:rPr>
                   <w:rFonts w:ascii="Arial" w:cs="Arial" w:eastAsia="Arial" w:hAnsi="Arial"/>
@@ -1289,10 +1289,10 @@
               <w:spacing w:after="40" w:before="0"/>
               <w:jc w:val="left"/>
               <w:rPr>
-                <w:ins w:id="9051" w:author="Claude (AI) - proposed" w:date="2026-10-15T12:58:22Z"/>
-              </w:rPr>
-            </w:pPr>
-            <w:ins w:id="9050" w:author="Claude (AI) - proposed" w:date="2026-10-15T12:58:22Z">
+                <w:ins w:id="9051" w:author="Claude (AI) - proposed" w:date="2026-10-18T00:31:32Z"/>
+              </w:rPr>
+            </w:pPr>
+            <w:ins w:id="9050" w:author="Claude (AI) - proposed" w:date="2026-10-18T00:31:32Z">
               <w:r>
                 <w:rPr>
                   <w:rFonts w:ascii="Arial" w:cs="Arial" w:eastAsia="Arial" w:hAnsi="Arial"/>
@@ -1314,10 +1314,10 @@
               <w:spacing w:after="40" w:before="0"/>
               <w:jc w:val="left"/>
               <w:rPr>
-                <w:ins w:id="9053" w:author="Claude (AI) - proposed" w:date="2026-10-15T12:58:22Z"/>
-              </w:rPr>
-            </w:pPr>
-            <w:ins w:id="9052" w:author="Claude (AI) - proposed" w:date="2026-10-15T12:58:22Z">
+                <w:ins w:id="9053" w:author="Claude (AI) - proposed" w:date="2026-10-18T00:31:32Z"/>
+              </w:rPr>
+            </w:pPr>
+            <w:ins w:id="9052" w:author="Claude (AI) - proposed" w:date="2026-10-18T00:31:32Z">
               <w:r>
                 <w:rPr>
                   <w:rFonts w:ascii="Arial" w:cs="Arial" w:eastAsia="Arial" w:hAnsi="Arial"/>
@@ -1339,10 +1339,10 @@
               <w:spacing w:after="40" w:before="0"/>
               <w:jc w:val="left"/>
               <w:rPr>
-                <w:ins w:id="9055" w:author="Claude (AI) - proposed" w:date="2026-10-15T12:58:22Z"/>
-              </w:rPr>
-            </w:pPr>
-            <w:ins w:id="9054" w:author="Claude (AI) - proposed" w:date="2026-10-15T12:58:22Z">
+                <w:ins w:id="9055" w:author="Claude (AI) - proposed" w:date="2026-10-18T00:31:32Z"/>
+              </w:rPr>
+            </w:pPr>
+            <w:ins w:id="9054" w:author="Claude (AI) - proposed" w:date="2026-10-18T00:31:32Z">
               <w:r>
                 <w:rPr>
                   <w:rFonts w:ascii="Arial" w:cs="Arial" w:eastAsia="Arial" w:hAnsi="Arial"/>
@@ -1364,10 +1364,10 @@
               <w:spacing w:after="40" w:before="0"/>
               <w:jc w:val="left"/>
               <w:rPr>
-                <w:ins w:id="9057" w:author="Claude (AI) - proposed" w:date="2026-10-15T12:58:22Z"/>
-              </w:rPr>
-            </w:pPr>
-            <w:ins w:id="9056" w:author="Claude (AI) - proposed" w:date="2026-10-15T12:58:22Z">
+                <w:ins w:id="9057" w:author="Claude (AI) - proposed" w:date="2026-10-18T00:31:32Z"/>
+              </w:rPr>
+            </w:pPr>
+            <w:ins w:id="9056" w:author="Claude (AI) - proposed" w:date="2026-10-18T00:31:32Z">
               <w:r>
                 <w:rPr>
                   <w:rFonts w:ascii="Arial" w:cs="Arial" w:eastAsia="Arial" w:hAnsi="Arial"/>
@@ -1389,10 +1389,10 @@
               <w:spacing w:after="40" w:before="0"/>
               <w:jc w:val="left"/>
               <w:rPr>
-                <w:ins w:id="9059" w:author="Claude (AI) - proposed" w:date="2026-10-15T12:58:22Z"/>
-              </w:rPr>
-            </w:pPr>
-            <w:ins w:id="9058" w:author="Claude (AI) - proposed" w:date="2026-10-15T12:58:22Z">
+                <w:ins w:id="9059" w:author="Claude (AI) - proposed" w:date="2026-10-18T00:31:32Z"/>
+              </w:rPr>
+            </w:pPr>
+            <w:ins w:id="9058" w:author="Claude (AI) - proposed" w:date="2026-10-18T00:31:32Z">
               <w:r>
                 <w:rPr>
                   <w:rFonts w:ascii="Arial" w:cs="Arial" w:eastAsia="Arial" w:hAnsi="Arial"/>
@@ -1414,10 +1414,10 @@
               <w:spacing w:after="40" w:before="0"/>
               <w:jc w:val="left"/>
               <w:rPr>
-                <w:ins w:id="9061" w:author="Claude (AI) - proposed" w:date="2026-10-15T12:58:22Z"/>
-              </w:rPr>
-            </w:pPr>
-            <w:ins w:id="9060" w:author="Claude (AI) - proposed" w:date="2026-10-15T12:58:22Z">
+                <w:ins w:id="9061" w:author="Claude (AI) - proposed" w:date="2026-10-18T00:31:32Z"/>
+              </w:rPr>
+            </w:pPr>
+            <w:ins w:id="9060" w:author="Claude (AI) - proposed" w:date="2026-10-18T00:31:32Z">
               <w:r>
                 <w:rPr>
                   <w:rFonts w:ascii="Arial" w:cs="Arial" w:eastAsia="Arial" w:hAnsi="Arial"/>
@@ -1439,10 +1439,10 @@
               <w:spacing w:after="40" w:before="0"/>
               <w:jc w:val="left"/>
               <w:rPr>
-                <w:del w:id="9063" w:author="Claude (AI) - proposed" w:date="2026-10-15T12:58:22Z"/>
-              </w:rPr>
-            </w:pPr>
-            <w:del w:id="9062" w:author="Claude (AI) - proposed" w:date="2026-10-15T12:58:22Z">
+                <w:del w:id="9063" w:author="Claude (AI) - proposed" w:date="2026-10-18T00:31:32Z"/>
+              </w:rPr>
+            </w:pPr>
+            <w:del w:id="9062" w:author="Claude (AI) - proposed" w:date="2026-10-18T00:31:32Z">
               <w:r>
                 <w:rPr>
                   <w:rFonts w:ascii="Arial" w:cs="Arial" w:eastAsia="Arial" w:hAnsi="Arial"/>
@@ -1464,10 +1464,10 @@
               <w:spacing w:after="40" w:before="0"/>
               <w:jc w:val="left"/>
               <w:rPr>
-                <w:del w:id="9065" w:author="Claude (AI) - proposed" w:date="2026-10-15T12:58:22Z"/>
-              </w:rPr>
-            </w:pPr>
-            <w:del w:id="9064" w:author="Claude (AI) - proposed" w:date="2026-10-15T12:58:22Z">
+                <w:del w:id="9065" w:author="Claude (AI) - proposed" w:date="2026-10-18T00:31:32Z"/>
+              </w:rPr>
+            </w:pPr>
+            <w:del w:id="9064" w:author="Claude (AI) - proposed" w:date="2026-10-18T00:31:32Z">
               <w:r>
                 <w:rPr>
                   <w:rFonts w:ascii="Arial" w:cs="Arial" w:eastAsia="Arial" w:hAnsi="Arial"/>
@@ -1489,7 +1489,7 @@
               <w:spacing w:after="40" w:before="0"/>
               <w:jc w:val="left"/>
             </w:pPr>
-            <w:del w:id="9066" w:author="Claude (AI) - proposed" w:date="2026-10-15T12:58:22Z">
+            <w:del w:id="9066" w:author="Claude (AI) - proposed" w:date="2026-10-18T00:31:32Z">
               <w:r>
                 <w:rPr>
                   <w:rFonts w:ascii="Arial" w:cs="Arial" w:eastAsia="Arial" w:hAnsi="Arial"/>
@@ -1504,7 +1504,7 @@
                 <w:delText xml:space="preserve">d) determine the</w:delText>
               </w:r>
             </w:del>
-            <w:ins w:id="9067" w:author="Claude (AI) - proposed" w:date="2026-10-15T12:58:22Z">
+            <w:ins w:id="9067" w:author="Claude (AI) - proposed" w:date="2026-10-18T00:31:32Z">
               <w:r>
                 <w:rPr>
                   <w:rFonts w:ascii="Arial" w:cs="Arial" w:eastAsia="Arial" w:hAnsi="Arial"/>
@@ -1532,7 +1532,7 @@
               </w:rPr>
               <w:t xml:space="preserve"> magnitude of a vector </w:t>
             </w:r>
-            <w:del w:id="9068" w:author="Claude (AI) - proposed" w:date="2026-10-15T12:58:22Z">
+            <w:del w:id="9068" w:author="Claude (AI) - proposed" w:date="2026-10-18T00:31:32Z">
               <w:r>
                 <w:rPr>
                   <w:rFonts w:ascii="Arial" w:cs="Arial" w:eastAsia="Arial" w:hAnsi="Arial"/>
@@ -1547,7 +1547,7 @@
                 <w:delText xml:space="preserve">and identify parallel and collinear vectors</w:delText>
               </w:r>
             </w:del>
-            <w:ins w:id="9069" w:author="Claude (AI) - proposed" w:date="2026-10-15T12:58:22Z">
+            <w:ins w:id="9069" w:author="Claude (AI) - proposed" w:date="2026-10-18T00:31:32Z">
               <w:r>
                 <w:rPr>
                   <w:rFonts w:ascii="Arial" w:cs="Arial" w:eastAsia="Arial" w:hAnsi="Arial"/>
@@ -1569,10 +1569,10 @@
               <w:spacing w:after="40" w:before="0"/>
               <w:jc w:val="left"/>
               <w:rPr>
-                <w:ins w:id="9071" w:author="Claude (AI) - proposed" w:date="2026-10-15T12:58:22Z"/>
-              </w:rPr>
-            </w:pPr>
-            <w:ins w:id="9070" w:author="Claude (AI) - proposed" w:date="2026-10-15T12:58:22Z">
+                <w:ins w:id="9071" w:author="Claude (AI) - proposed" w:date="2026-10-18T00:31:32Z"/>
+              </w:rPr>
+            </w:pPr>
+            <w:ins w:id="9070" w:author="Claude (AI) - proposed" w:date="2026-10-18T00:31:32Z">
               <w:r>
                 <w:rPr>
                   <w:rFonts w:ascii="Arial" w:cs="Arial" w:eastAsia="Arial" w:hAnsi="Arial"/>
@@ -1594,10 +1594,10 @@
               <w:spacing w:after="40" w:before="0"/>
               <w:jc w:val="left"/>
               <w:rPr>
-                <w:ins w:id="9073" w:author="Claude (AI) - proposed" w:date="2026-10-15T12:58:22Z"/>
-              </w:rPr>
-            </w:pPr>
-            <w:ins w:id="9072" w:author="Claude (AI) - proposed" w:date="2026-10-15T12:58:22Z">
+                <w:ins w:id="9073" w:author="Claude (AI) - proposed" w:date="2026-10-18T00:31:32Z"/>
+              </w:rPr>
+            </w:pPr>
+            <w:ins w:id="9072" w:author="Claude (AI) - proposed" w:date="2026-10-18T00:31:32Z">
               <w:r>
                 <w:rPr>
                   <w:rFonts w:ascii="Arial" w:cs="Arial" w:eastAsia="Arial" w:hAnsi="Arial"/>
@@ -1619,10 +1619,10 @@
               <w:spacing w:after="40" w:before="0"/>
               <w:jc w:val="left"/>
               <w:rPr>
-                <w:ins w:id="9075" w:author="Claude (AI) - proposed" w:date="2026-10-15T12:58:22Z"/>
-              </w:rPr>
-            </w:pPr>
-            <w:ins w:id="9074" w:author="Claude (AI) - proposed" w:date="2026-10-15T12:58:22Z">
+                <w:ins w:id="9075" w:author="Claude (AI) - proposed" w:date="2026-10-18T00:31:32Z"/>
+              </w:rPr>
+            </w:pPr>
+            <w:ins w:id="9074" w:author="Claude (AI) - proposed" w:date="2026-10-18T00:31:32Z">
               <w:r>
                 <w:rPr>
                   <w:rFonts w:ascii="Arial" w:cs="Arial" w:eastAsia="Arial" w:hAnsi="Arial"/>
@@ -1644,10 +1644,10 @@
               <w:spacing w:after="40" w:before="0"/>
               <w:jc w:val="left"/>
               <w:rPr>
-                <w:del w:id="9077" w:author="Claude (AI) - proposed" w:date="2026-10-15T12:58:22Z"/>
-              </w:rPr>
-            </w:pPr>
-            <w:del w:id="9076" w:author="Claude (AI) - proposed" w:date="2026-10-15T12:58:22Z">
+                <w:del w:id="9077" w:author="Claude (AI) - proposed" w:date="2026-10-18T00:31:32Z"/>
+              </w:rPr>
+            </w:pPr>
+            <w:del w:id="9076" w:author="Claude (AI) - proposed" w:date="2026-10-18T00:31:32Z">
               <w:r>
                 <w:rPr>
                   <w:rFonts w:ascii="Arial" w:cs="Arial" w:eastAsia="Arial" w:hAnsi="Arial"/>
@@ -1810,7 +1810,7 @@
               </w:rPr>
               <w:t xml:space="preserve">–  Self-</w:t>
             </w:r>
-            <w:del w:id="9078" w:author="Claude (AI) - proposed" w:date="2026-10-15T12:58:22Z">
+            <w:del w:id="9078" w:author="Claude (AI) - proposed" w:date="2026-10-18T00:31:32Z">
               <w:r>
                 <w:rPr>
                   <w:rFonts w:ascii="Arial" w:cs="Arial" w:eastAsia="Arial" w:hAnsi="Arial"/>
@@ -1825,7 +1825,7 @@
                 <w:delText xml:space="preserve">Efficacy: Learners</w:delText>
               </w:r>
             </w:del>
-            <w:ins w:id="9079" w:author="Claude (AI) - proposed" w:date="2026-10-15T12:58:22Z">
+            <w:ins w:id="9079" w:author="Claude (AI) - proposed" w:date="2026-10-18T00:31:32Z">
               <w:r>
                 <w:rPr>
                   <w:rFonts w:ascii="Arial" w:cs="Arial" w:eastAsia="Arial" w:hAnsi="Arial"/>
@@ -1873,7 +1873,7 @@
               </w:rPr>
               <w:t xml:space="preserve">–  Learning to </w:t>
             </w:r>
-            <w:del w:id="9080" w:author="Claude (AI) - proposed" w:date="2026-10-15T12:58:22Z">
+            <w:del w:id="9080" w:author="Claude (AI) - proposed" w:date="2026-10-18T00:31:32Z">
               <w:r>
                 <w:rPr>
                   <w:rFonts w:ascii="Arial" w:cs="Arial" w:eastAsia="Arial" w:hAnsi="Arial"/>
@@ -1888,7 +1888,7 @@
                 <w:delText xml:space="preserve">Learn: Learners</w:delText>
               </w:r>
             </w:del>
-            <w:ins w:id="9081" w:author="Claude (AI) - proposed" w:date="2026-10-15T12:58:22Z">
+            <w:ins w:id="9081" w:author="Claude (AI) - proposed" w:date="2026-10-18T00:31:32Z">
               <w:r>
                 <w:rPr>
                   <w:rFonts w:ascii="Arial" w:cs="Arial" w:eastAsia="Arial" w:hAnsi="Arial"/>
@@ -1984,7 +1984,7 @@
               </w:rPr>
               <w:t xml:space="preserve">–  Responsibility: </w:t>
             </w:r>
-            <w:del w:id="9082" w:author="Claude (AI) - proposed" w:date="2026-10-15T12:58:22Z">
+            <w:del w:id="9082" w:author="Claude (AI) - proposed" w:date="2026-10-18T00:31:32Z">
               <w:r>
                 <w:rPr>
                   <w:rFonts w:ascii="Arial" w:cs="Arial" w:eastAsia="Arial" w:hAnsi="Arial"/>
@@ -1999,7 +1999,7 @@
                 <w:delText xml:space="preserve">Learners</w:delText>
               </w:r>
             </w:del>
-            <w:ins w:id="9083" w:author="Claude (AI) - proposed" w:date="2026-10-15T12:58:22Z">
+            <w:ins w:id="9083" w:author="Claude (AI) - proposed" w:date="2026-10-18T00:31:32Z">
               <w:r>
                 <w:rPr>
                   <w:rFonts w:ascii="Arial" w:cs="Arial" w:eastAsia="Arial" w:hAnsi="Arial"/>
@@ -2067,7 +2067,7 @@
               </w:rPr>
               <w:t xml:space="preserve">–  Unity: </w:t>
             </w:r>
-            <w:del w:id="9084" w:author="Claude (AI) - proposed" w:date="2026-10-15T12:58:22Z">
+            <w:del w:id="9084" w:author="Claude (AI) - proposed" w:date="2026-10-18T00:31:32Z">
               <w:r>
                 <w:rPr>
                   <w:rFonts w:ascii="Arial" w:cs="Arial" w:eastAsia="Arial" w:hAnsi="Arial"/>
@@ -2082,7 +2082,7 @@
                 <w:delText xml:space="preserve">Learners</w:delText>
               </w:r>
             </w:del>
-            <w:ins w:id="9085" w:author="Claude (AI) - proposed" w:date="2026-10-15T12:58:22Z">
+            <w:ins w:id="9085" w:author="Claude (AI) - proposed" w:date="2026-10-18T00:31:32Z">
               <w:r>
                 <w:rPr>
                   <w:rFonts w:ascii="Arial" w:cs="Arial" w:eastAsia="Arial" w:hAnsi="Arial"/>
@@ -2466,7 +2466,7 @@
               </w:rPr>
               <w:t xml:space="preserve">–  </w:t>
             </w:r>
-            <w:del w:id="9086" w:author="Claude (AI) - proposed" w:date="2026-10-15T12:58:22Z">
+            <w:del w:id="9086" w:author="Claude (AI) - proposed" w:date="2026-10-18T00:31:32Z">
               <w:r>
                 <w:rPr>
                   <w:rFonts w:ascii="Arial" w:cs="Arial" w:eastAsia="Arial" w:hAnsi="Arial"/>
@@ -2481,7 +2481,7 @@
                 <w:delText xml:space="preserve">Environmental Education: Learners</w:delText>
               </w:r>
             </w:del>
-            <w:ins w:id="9087" w:author="Claude (AI) - proposed" w:date="2026-10-15T12:58:22Z">
+            <w:ins w:id="9087" w:author="Claude (AI) - proposed" w:date="2026-10-18T00:31:32Z">
               <w:r>
                 <w:rPr>
                   <w:rFonts w:ascii="Arial" w:cs="Arial" w:eastAsia="Arial" w:hAnsi="Arial"/>
@@ -2516,10 +2516,10 @@
               <w:ind w:left="360" w:hanging="180"/>
               <w:jc w:val="left"/>
               <w:rPr>
-                <w:ins w:id="9089" w:author="Claude (AI) - proposed" w:date="2026-10-15T12:58:22Z"/>
-              </w:rPr>
-            </w:pPr>
-            <w:ins w:id="9088" w:author="Claude (AI) - proposed" w:date="2026-10-15T12:58:22Z">
+                <w:ins w:id="9089" w:author="Claude (AI) - proposed" w:date="2026-10-18T00:31:32Z"/>
+              </w:rPr>
+            </w:pPr>
+            <w:ins w:id="9088" w:author="Claude (AI) - proposed" w:date="2026-10-18T00:31:32Z">
               <w:r>
                 <w:rPr>
                   <w:rFonts w:ascii="Arial" w:cs="Arial" w:eastAsia="Arial" w:hAnsi="Arial"/>
@@ -2905,10 +2905,10 @@
               <w:spacing w:after="40" w:before="0"/>
               <w:jc w:val="left"/>
               <w:rPr>
-                <w:ins w:id="9091" w:author="Claude (AI) - proposed" w:date="2026-10-15T12:58:22Z"/>
-              </w:rPr>
-            </w:pPr>
-            <w:ins w:id="9090" w:author="Claude (AI) - proposed" w:date="2026-10-15T12:58:22Z">
+                <w:ins w:id="9091" w:author="Claude (AI) - proposed" w:date="2026-10-18T00:31:32Z"/>
+              </w:rPr>
+            </w:pPr>
+            <w:ins w:id="9090" w:author="Claude (AI) - proposed" w:date="2026-10-18T00:31:32Z">
               <w:r>
                 <w:rPr>
                   <w:rFonts w:ascii="Arial" w:cs="Arial" w:eastAsia="Arial" w:hAnsi="Arial"/>
@@ -2930,10 +2930,10 @@
               <w:spacing w:after="40" w:before="0"/>
               <w:jc w:val="left"/>
               <w:rPr>
-                <w:ins w:id="9093" w:author="Claude (AI) - proposed" w:date="2026-10-15T12:58:22Z"/>
-              </w:rPr>
-            </w:pPr>
-            <w:ins w:id="9092" w:author="Claude (AI) - proposed" w:date="2026-10-15T12:58:22Z">
+                <w:ins w:id="9093" w:author="Claude (AI) - proposed" w:date="2026-10-18T00:31:32Z"/>
+              </w:rPr>
+            </w:pPr>
+            <w:ins w:id="9092" w:author="Claude (AI) - proposed" w:date="2026-10-18T00:31:32Z">
               <w:r>
                 <w:rPr>
                   <w:rFonts w:ascii="Arial" w:cs="Arial" w:eastAsia="Arial" w:hAnsi="Arial"/>
@@ -2955,10 +2955,10 @@
               <w:spacing w:after="40" w:before="0"/>
               <w:jc w:val="left"/>
               <w:rPr>
-                <w:ins w:id="9095" w:author="Claude (AI) - proposed" w:date="2026-10-15T12:58:22Z"/>
-              </w:rPr>
-            </w:pPr>
-            <w:ins w:id="9094" w:author="Claude (AI) - proposed" w:date="2026-10-15T12:58:22Z">
+                <w:ins w:id="9095" w:author="Claude (AI) - proposed" w:date="2026-10-18T00:31:32Z"/>
+              </w:rPr>
+            </w:pPr>
+            <w:ins w:id="9094" w:author="Claude (AI) - proposed" w:date="2026-10-18T00:31:32Z">
               <w:r>
                 <w:rPr>
                   <w:rFonts w:ascii="Arial" w:cs="Arial" w:eastAsia="Arial" w:hAnsi="Arial"/>
@@ -2980,10 +2980,10 @@
               <w:spacing w:after="40" w:before="0"/>
               <w:jc w:val="left"/>
               <w:rPr>
-                <w:ins w:id="9097" w:author="Claude (AI) - proposed" w:date="2026-10-15T12:58:22Z"/>
-              </w:rPr>
-            </w:pPr>
-            <w:ins w:id="9096" w:author="Claude (AI) - proposed" w:date="2026-10-15T12:58:22Z">
+                <w:ins w:id="9097" w:author="Claude (AI) - proposed" w:date="2026-10-18T00:31:32Z"/>
+              </w:rPr>
+            </w:pPr>
+            <w:ins w:id="9096" w:author="Claude (AI) - proposed" w:date="2026-10-18T00:31:32Z">
               <w:r>
                 <w:rPr>
                   <w:rFonts w:ascii="Arial" w:cs="Arial" w:eastAsia="Arial" w:hAnsi="Arial"/>
@@ -3005,7 +3005,7 @@
               <w:spacing w:after="40" w:before="0"/>
               <w:jc w:val="left"/>
             </w:pPr>
-            <w:del w:id="9098" w:author="Claude (AI) - proposed" w:date="2026-10-15T12:58:22Z">
+            <w:del w:id="9098" w:author="Claude (AI) - proposed" w:date="2026-10-18T00:31:32Z">
               <w:r>
                 <w:rPr>
                   <w:rFonts w:ascii="Arial" w:cs="Arial" w:eastAsia="Arial" w:hAnsi="Arial"/>
@@ -3020,7 +3020,7 @@
                 <w:delText xml:space="preserve">1.</w:delText>
               </w:r>
             </w:del>
-            <w:ins w:id="9099" w:author="Claude (AI) - proposed" w:date="2026-10-15T12:58:22Z">
+            <w:ins w:id="9099" w:author="Claude (AI) - proposed" w:date="2026-10-18T00:31:32Z">
               <w:r>
                 <w:rPr>
                   <w:rFonts w:ascii="Arial" w:cs="Arial" w:eastAsia="Arial" w:hAnsi="Arial"/>
@@ -3055,7 +3055,7 @@
               <w:spacing w:after="40" w:before="0"/>
               <w:jc w:val="left"/>
             </w:pPr>
-            <w:del w:id="9100" w:author="Claude (AI) - proposed" w:date="2026-10-15T12:58:22Z">
+            <w:del w:id="9100" w:author="Claude (AI) - proposed" w:date="2026-10-18T00:31:32Z">
               <w:r>
                 <w:rPr>
                   <w:rFonts w:ascii="Arial" w:cs="Arial" w:eastAsia="Arial" w:hAnsi="Arial"/>
@@ -3070,7 +3070,7 @@
                 <w:delText xml:space="preserve">2.</w:delText>
               </w:r>
             </w:del>
-            <w:ins w:id="9101" w:author="Claude (AI) - proposed" w:date="2026-10-15T12:58:22Z">
+            <w:ins w:id="9101" w:author="Claude (AI) - proposed" w:date="2026-10-18T00:31:32Z">
               <w:r>
                 <w:rPr>
                   <w:rFonts w:ascii="Arial" w:cs="Arial" w:eastAsia="Arial" w:hAnsi="Arial"/>
@@ -3434,7 +3434,7 @@
               </w:rPr>
               <w:t xml:space="preserve">Learners learn to represent vectors using directed line segments, column vector notation, and position vectors on the Cartesian plane. They map the ferry's engine thrust and the lake current as column vectors and place them on a coordinate grid. The concept of </w:t>
             </w:r>
-            <w:del w:id="9102" w:author="Claude (AI) - proposed" w:date="2026-10-15T12:58:22Z">
+            <w:del w:id="9102" w:author="Claude (AI) - proposed" w:date="2026-10-18T00:31:32Z">
               <w:r>
                 <w:rPr>
                   <w:rFonts w:ascii="Arial" w:cs="Arial" w:eastAsia="Arial" w:hAnsi="Arial"/>
@@ -3449,7 +3449,7 @@
                 <w:delText xml:space="preserve">equal vectors and the negative of a vector</w:delText>
               </w:r>
             </w:del>
-            <w:ins w:id="9103" w:author="Claude (AI) - proposed" w:date="2026-10-15T12:58:22Z">
+            <w:ins w:id="9103" w:author="Claude (AI) - proposed" w:date="2026-10-18T00:31:32Z">
               <w:r>
                 <w:rPr>
                   <w:rFonts w:ascii="Arial" w:cs="Arial" w:eastAsia="Arial" w:hAnsi="Arial"/>
@@ -3657,7 +3657,7 @@
               </w:rPr>
               <w:t xml:space="preserve">Learners multiply vectors by scalars, discovering that this changes magnitude but not direction (or reverses it for negative scalars). They identify parallel vectors and discuss what parallel means in a vector context — connecting to </w:t>
             </w:r>
-            <w:del w:id="9104" w:author="Claude (AI) - proposed" w:date="2026-10-15T12:58:22Z">
+            <w:del w:id="9104" w:author="Claude (AI) - proposed" w:date="2026-10-18T00:31:32Z">
               <w:r>
                 <w:rPr>
                   <w:rFonts w:ascii="Arial" w:cs="Arial" w:eastAsia="Arial" w:hAnsi="Arial"/>
@@ -3672,7 +3672,7 @@
                 <w:delText xml:space="preserve">the drone surveillance scenario in Kericho</w:delText>
               </w:r>
             </w:del>
-            <w:ins w:id="9105" w:author="Claude (AI) - proposed" w:date="2026-10-15T12:58:22Z">
+            <w:ins w:id="9105" w:author="Claude (AI) - proposed" w:date="2026-10-18T00:31:32Z">
               <w:r>
                 <w:rPr>
                   <w:rFonts w:ascii="Arial" w:cs="Arial" w:eastAsia="Arial" w:hAnsi="Arial"/>
@@ -3760,7 +3760,7 @@
               </w:rPr>
               <w:t xml:space="preserve">Learners apply Pythagoras' theorem to calculate the magnitude (modulus) of a vector from its column vector components. They calculate the true distance the ferry travelled and compare it to the intended 60 km route. </w:t>
             </w:r>
-            <w:del w:id="9106" w:author="Claude (AI) - proposed" w:date="2026-10-15T12:58:22Z">
+            <w:del w:id="9106" w:author="Claude (AI) - proposed" w:date="2026-10-18T00:31:32Z">
               <w:r>
                 <w:rPr>
                   <w:rFonts w:ascii="Arial" w:cs="Arial" w:eastAsia="Arial" w:hAnsi="Arial"/>
@@ -3848,7 +3848,7 @@
               </w:rPr>
               <w:t xml:space="preserve">Learners use vectors to prove that three points are collinear — framed as: "Were the ferry's launch point, drift point, and Mbita port ever on the same straight line?" They practice expressing vectors in terms of given vectors along geometric paths (e.g., </w:t>
             </w:r>
-            <w:del w:id="9107" w:author="Claude (AI) - proposed" w:date="2026-10-15T12:58:22Z">
+            <w:del w:id="9107" w:author="Claude (AI) - proposed" w:date="2026-10-18T00:31:32Z">
               <w:r>
                 <w:rPr>
                   <w:rFonts w:ascii="Arial" w:cs="Arial" w:eastAsia="Arial" w:hAnsi="Arial"/>
@@ -3863,7 +3863,7 @@
                 <w:delText xml:space="preserve">triangles and quadrilaterals using Kenyan landmark maps)</w:delText>
               </w:r>
             </w:del>
-            <w:ins w:id="9108" w:author="Claude (AI) - proposed" w:date="2026-10-15T12:58:22Z">
+            <w:ins w:id="9108" w:author="Claude (AI) - proposed" w:date="2026-10-18T00:31:32Z">
               <w:r>
                 <w:rPr>
                   <w:rFonts w:ascii="Arial" w:cs="Arial" w:eastAsia="Arial" w:hAnsi="Arial"/>
@@ -4059,7 +4059,7 @@
               </w:rPr>
               <w:t xml:space="preserve">–  </w:t>
             </w:r>
-            <w:del w:id="9109" w:author="Claude (AI) - proposed" w:date="2026-10-15T12:58:22Z">
+            <w:del w:id="9109" w:author="Claude (AI) - proposed" w:date="2026-10-18T00:31:32Z">
               <w:r>
                 <w:rPr>
                   <w:rFonts w:ascii="Arial" w:cs="Arial" w:eastAsia="Arial" w:hAnsi="Arial"/>
@@ -4074,7 +4074,7 @@
                 <w:delText xml:space="preserve">A 100 m sprinter</w:delText>
               </w:r>
             </w:del>
-            <w:ins w:id="9110" w:author="Claude (AI) - proposed" w:date="2026-10-15T12:58:22Z">
+            <w:ins w:id="9110" w:author="Claude (AI) - proposed" w:date="2026-10-18T00:31:32Z">
               <w:r>
                 <w:rPr>
                   <w:rFonts w:ascii="Arial" w:cs="Arial" w:eastAsia="Arial" w:hAnsi="Arial"/>
@@ -4102,7 +4102,7 @@
               </w:rPr>
               <w:t xml:space="preserve"> at the Nyayo National Stadium </w:t>
             </w:r>
-            <w:del w:id="9111" w:author="Claude (AI) - proposed" w:date="2026-10-15T12:58:22Z">
+            <w:del w:id="9111" w:author="Claude (AI) - proposed" w:date="2026-10-18T00:31:32Z">
               <w:r>
                 <w:rPr>
                   <w:rFonts w:ascii="Arial" w:cs="Arial" w:eastAsia="Arial" w:hAnsi="Arial"/>
@@ -4117,7 +4117,7 @@
                 <w:delText xml:space="preserve">runs north, then east — arriving at a different point than a sprinter who ran the same distances in the opposite order (east then north)</w:delText>
               </w:r>
             </w:del>
-            <w:ins w:id="9112" w:author="Claude (AI) - proposed" w:date="2026-10-15T12:58:22Z">
+            <w:ins w:id="9112" w:author="Claude (AI) - proposed" w:date="2026-10-18T00:31:32Z">
               <w:r>
                 <w:rPr>
                   <w:rFonts w:ascii="Arial" w:cs="Arial" w:eastAsia="Arial" w:hAnsi="Arial"/>
@@ -4287,7 +4287,7 @@
         </w:rPr>
         <w:t xml:space="preserve">© 2026 SeaVuria and ARES. This work is licensed under a </w:t>
       </w:r>
-      <w:hyperlink w:history="1" r:id="rIdmhtwk41vwpfyryzl2s94m">
+      <w:hyperlink w:history="1" r:id="rIdsqow_ipbsajk9ju-cvuh4">
         <w:r>
           <w:rPr>
             <w:rFonts w:ascii="Arial" w:cs="Arial" w:eastAsia="Arial" w:hAnsi="Arial"/>
@@ -4307,7 +4307,7 @@
         </w:rPr>
         <w:t xml:space="preserve"> (</w:t>
       </w:r>
-      <w:hyperlink w:history="1" r:id="rIde5fysfo4h45svsby3cq6b">
+      <w:hyperlink w:history="1" r:id="rId_4ezfxxsfc5ba2fd2h94o">
         <w:r>
           <w:rPr>
             <w:rFonts w:ascii="Arial" w:cs="Arial" w:eastAsia="Arial" w:hAnsi="Arial"/>
@@ -4327,7 +4327,7 @@
         </w:rPr>
         <w:t xml:space="preserve">). To view a copy of this license, visit </w:t>
       </w:r>
-      <w:hyperlink w:history="1" r:id="rIdoolmxmz4emegcnyw3nuhv">
+      <w:hyperlink w:history="1" r:id="rIdkg5jug8hgirqbdasfp0ft">
         <w:r>
           <w:rPr>
             <w:rFonts w:ascii="Arial" w:cs="Arial" w:eastAsia="Arial" w:hAnsi="Arial"/>
@@ -4834,7 +4834,7 @@
               <w:spacing w:after="40" w:before="0"/>
               <w:jc w:val="left"/>
             </w:pPr>
-            <w:ins w:id="9113" w:author="Claude (AI) - proposed" w:date="2026-10-15T12:58:22Z">
+            <w:ins w:id="9113" w:author="Claude (AI) - proposed" w:date="2026-10-18T00:31:32Z">
               <w:r>
                 <w:rPr>
                   <w:rFonts w:ascii="Arial" w:cs="Arial" w:eastAsia="Arial" w:hAnsi="Arial"/>
@@ -4998,7 +4998,7 @@
               </w:rPr>
               <w:t xml:space="preserve">No hazardous materials are used. Ensure grid paper and pencils are distributed before the lesson begins to avoid disruption</w:t>
             </w:r>
-            <w:ins w:id="9114" w:author="Claude (AI) - proposed" w:date="2026-10-15T12:58:22Z">
+            <w:ins w:id="9114" w:author="Claude (AI) - proposed" w:date="2026-10-18T00:31:32Z">
               <w:r>
                 <w:rPr>
                   <w:rFonts w:ascii="Arial" w:cs="Arial" w:eastAsia="Arial" w:hAnsi="Arial"/>
@@ -5121,7 +5121,7 @@
               </w:rPr>
               <w:t xml:space="preserve">Learners watch or hear a vivid narrative of the Kisumu–Mbita ferry drifting south due to a lake current, then predict why this happened using only their prior intuition. Through structured discussion, they surface the inadequacy of speed alone and discover that direction matters. The teacher introduces the terms scalar and vector using familiar Kenyan contexts — temperature in Kericho, wind from Mombasa, matatu distance from Nairobi to Nakuru — before learners draw their first vector arrows on grid paper representing the engine thrust and the current. The lesson closes with the class opening a Driving Question Board populated with their burning questions, which will drive the unit forward.</w:t>
             </w:r>
-            <w:ins w:id="9115" w:author="Claude (AI) - proposed" w:date="2026-10-15T12:58:22Z">
+            <w:ins w:id="9115" w:author="Claude (AI) - proposed" w:date="2026-10-18T00:31:32Z">
               <w:r>
                 <w:rPr>
                   <w:rFonts w:ascii="Arial" w:cs="Arial" w:eastAsia="Arial" w:hAnsi="Arial"/>
@@ -5424,7 +5424,7 @@
             <w:pPr>
               <w:spacing w:after="20" w:before="0"/>
             </w:pPr>
-            <w:hyperlink w:history="1" r:id="rIdhrbmsp3a9yxv2u_cyjvb5">
+            <w:hyperlink w:history="1" r:id="rIduzhsenhxaxi8v7nmipsdg">
               <w:r>
                 <w:rPr>
                   <w:rFonts w:ascii="Arial" w:cs="Arial" w:eastAsia="Arial" w:hAnsi="Arial"/>
@@ -5457,7 +5457,7 @@
               <w:spacing w:after="10" w:before="0"/>
               <w:ind w:left="120"/>
             </w:pPr>
-            <w:hyperlink w:history="1" r:id="rIdwhcv-lxlucb-cae11c2iu">
+            <w:hyperlink w:history="1" r:id="rIds9bz6r6uy6bl805yfbrxe">
               <w:r>
                 <w:rPr>
                   <w:rFonts w:ascii="Arial" w:cs="Arial" w:eastAsia="Arial" w:hAnsi="Arial"/>
@@ -5502,7 +5502,7 @@
             <w:pPr>
               <w:spacing w:after="20" w:before="0"/>
             </w:pPr>
-            <w:hyperlink w:history="1" r:id="rIdxz8h1m4rz5accaq3ekeet">
+            <w:hyperlink w:history="1" r:id="rIdwxpb6bdu2l3mzym5da188">
               <w:r>
                 <w:rPr>
                   <w:rFonts w:ascii="Arial" w:cs="Arial" w:eastAsia="Arial" w:hAnsi="Arial"/>
@@ -5535,7 +5535,7 @@
               <w:spacing w:after="10" w:before="0"/>
               <w:ind w:left="120"/>
             </w:pPr>
-            <w:hyperlink w:history="1" r:id="rId1kveql7zw7o5sxpfksc5i">
+            <w:hyperlink w:history="1" r:id="rIdltfldg0bkno457bohzg-5">
               <w:r>
                 <w:rPr>
                   <w:rFonts w:ascii="Arial" w:cs="Arial" w:eastAsia="Arial" w:hAnsi="Arial"/>
@@ -5613,7 +5613,7 @@
               </w:rPr>
               <w:t xml:space="preserve">Narrate slowly and dramatically: 'Imagine you are a trader in Mbita. You have been waiting since morning for goods arriving on the Kisumu ferry. The ferry left on time, the engine was running perfectly, the captain was experienced. But when the ferry arrives — it is not at Mbita. It has landed far to the south. Your goods are stranded. Hundreds of passengers are confused. What went wrong?' Pause for 10 seconds of silence after the narrative before asking learners to write their predictions. Do not correct any prediction at this stage. </w:t>
             </w:r>
-            <w:ins w:id="9116" w:author="Claude (AI) - proposed" w:date="2026-10-15T12:58:22Z">
+            <w:ins w:id="9116" w:author="Claude (AI) - proposed" w:date="2026-10-18T00:31:32Z">
               <w:r>
                 <w:rPr>
                   <w:rFonts w:ascii="Arial" w:cs="Arial" w:eastAsia="Arial" w:hAnsi="Arial"/>
@@ -5763,7 +5763,7 @@
             <w:pPr>
               <w:spacing w:after="20" w:before="0"/>
             </w:pPr>
-            <w:hyperlink w:history="1" r:id="rId5lmiilj-bwnwindjvzmvh">
+            <w:hyperlink w:history="1" r:id="rIdokp5zkhsyox4goc_9shou">
               <w:r>
                 <w:rPr>
                   <w:rFonts w:ascii="Arial" w:cs="Arial" w:eastAsia="Arial" w:hAnsi="Arial"/>
@@ -5796,7 +5796,7 @@
               <w:spacing w:after="10" w:before="0"/>
               <w:ind w:left="120"/>
             </w:pPr>
-            <w:hyperlink w:history="1" r:id="rIdp-8fjh3ezifbjsoh3ygpe">
+            <w:hyperlink w:history="1" r:id="rIdw5xkoftgk0msdrhjj3d5i">
               <w:r>
                 <w:rPr>
                   <w:rFonts w:ascii="Arial" w:cs="Arial" w:eastAsia="Arial" w:hAnsi="Arial"/>
@@ -5841,7 +5841,7 @@
             <w:pPr>
               <w:spacing w:after="20" w:before="0"/>
             </w:pPr>
-            <w:hyperlink w:history="1" r:id="rId9zjbgdhabgzxmmlm2a_b-">
+            <w:hyperlink w:history="1" r:id="rIduoxn24azccxwf0topnoxl">
               <w:r>
                 <w:rPr>
                   <w:rFonts w:ascii="Arial" w:cs="Arial" w:eastAsia="Arial" w:hAnsi="Arial"/>
@@ -5874,7 +5874,7 @@
               <w:spacing w:after="10" w:before="0"/>
               <w:ind w:left="120"/>
             </w:pPr>
-            <w:hyperlink w:history="1" r:id="rId-q_ixxbfcqwd0p2lnukte">
+            <w:hyperlink w:history="1" r:id="rId4pqd-3u1rffli-smp6r-b">
               <w:r>
                 <w:rPr>
                   <w:rFonts w:ascii="Arial" w:cs="Arial" w:eastAsia="Arial" w:hAnsi="Arial"/>
@@ -5952,7 +5952,7 @@
               </w:rPr>
               <w:t xml:space="preserve">Display the diagram and say: 'Look at this carefully for one full minute. Do not talk yet.' After 60 seconds: 'Now turn to your group — what do you notice that you did not expect?' WAIT TIME: Give groups 2 minutes of uninterrupted talk time before calling on anyone. When debriefing, ask: 'Who noticed something their neighbour did not?' To sharpen the key insight, point to one arrow and say: 'If I erase the arrowhead and just leave the line, what information have I lost?' Pause for 8 seconds. Learners should arrive at: direction. Confirm: 'Yes — the arrowhead carries information that a plain number cannot. That is the heart of today's lesson.'</w:t>
             </w:r>
-            <w:ins w:id="9117" w:author="Claude (AI) - proposed" w:date="2026-10-15T12:58:22Z">
+            <w:ins w:id="9117" w:author="Claude (AI) - proposed" w:date="2026-10-18T00:31:32Z">
               <w:r>
                 <w:rPr>
                   <w:rFonts w:ascii="Arial" w:cs="Arial" w:eastAsia="Arial" w:hAnsi="Arial"/>
@@ -6089,7 +6089,7 @@
             <w:pPr>
               <w:spacing w:after="20" w:before="0"/>
             </w:pPr>
-            <w:hyperlink w:history="1" r:id="rIducabgna1lruhm4kgnvpad">
+            <w:hyperlink w:history="1" r:id="rIddaoono9gaped10ixorwsr">
               <w:r>
                 <w:rPr>
                   <w:rFonts w:ascii="Arial" w:cs="Arial" w:eastAsia="Arial" w:hAnsi="Arial"/>
@@ -6138,7 +6138,7 @@
               <w:spacing w:after="10" w:before="0"/>
               <w:ind w:left="120"/>
             </w:pPr>
-            <w:hyperlink w:history="1" r:id="rIdwxj5t6wztrbvp1vvvlxyd">
+            <w:hyperlink w:history="1" r:id="rId6gvp9jcamlv-rqfytmb_o">
               <w:r>
                 <w:rPr>
                   <w:rFonts w:ascii="Arial" w:cs="Arial" w:eastAsia="Arial" w:hAnsi="Arial"/>
@@ -6183,7 +6183,7 @@
             <w:pPr>
               <w:spacing w:after="20" w:before="0"/>
             </w:pPr>
-            <w:hyperlink w:history="1" r:id="rId0x-q6_wljdbjlpzjxaqyw">
+            <w:hyperlink w:history="1" r:id="rId8ljdwgisrcr6fhxmuftr6">
               <w:r>
                 <w:rPr>
                   <w:rFonts w:ascii="Arial" w:cs="Arial" w:eastAsia="Arial" w:hAnsi="Arial"/>
@@ -6232,7 +6232,7 @@
               <w:spacing w:after="10" w:before="0"/>
               <w:ind w:left="120"/>
             </w:pPr>
-            <w:hyperlink w:history="1" r:id="rIdrjqdzl_xyvxj7viqfzof4">
+            <w:hyperlink w:history="1" r:id="rId1rq60c83wh0faokmr5knl">
               <w:r>
                 <w:rPr>
                   <w:rFonts w:ascii="Arial" w:cs="Arial" w:eastAsia="Arial" w:hAnsi="Arial"/>
@@ -6277,7 +6277,7 @@
               </w:rPr>
               <w:t xml:space="preserve">The teacher formally introduces scalar and vector quantities using three paired Kenyan examples: (1) The temperature in Kericho tea farms today is 18 degrees Celsius — this is a scalar, magnitude only, no direction needed. The wind blowing from the Indian Ocean toward Nairobi is 25 km/h from the south-east — this is a vector, it needs both size and direction. (2) The distance </w:t>
             </w:r>
-            <w:ins w:id="9118" w:author="Claude (AI) - proposed" w:date="2026-10-15T12:58:22Z">
+            <w:ins w:id="9118" w:author="Claude (AI) - proposed" w:date="2026-10-18T00:31:32Z">
               <w:r>
                 <w:rPr>
                   <w:rFonts w:ascii="Arial" w:cs="Arial" w:eastAsia="Arial" w:hAnsi="Arial"/>
@@ -6305,7 +6305,7 @@
               </w:rPr>
               <w:t xml:space="preserve">from Nairobi to Nakuru along the highway is </w:t>
             </w:r>
-            <w:del w:id="9119" w:author="Claude (AI) - proposed" w:date="2026-10-15T12:58:22Z">
+            <w:del w:id="9119" w:author="Claude (AI) - proposed" w:date="2026-10-18T00:31:32Z">
               <w:r>
                 <w:rPr>
                   <w:rFonts w:ascii="Arial" w:cs="Arial" w:eastAsia="Arial" w:hAnsi="Arial"/>
@@ -6320,7 +6320,7 @@
                 <w:delText xml:space="preserve">160</w:delText>
               </w:r>
             </w:del>
-            <w:ins w:id="9120" w:author="Claude (AI) - proposed" w:date="2026-10-15T12:58:22Z">
+            <w:ins w:id="9120" w:author="Claude (AI) - proposed" w:date="2026-10-18T00:31:32Z">
               <w:r>
                 <w:rPr>
                   <w:rFonts w:ascii="Arial" w:cs="Arial" w:eastAsia="Arial" w:hAnsi="Arial"/>
@@ -6348,7 +6348,7 @@
               </w:rPr>
               <w:t xml:space="preserve"> km — scalar. The displacement </w:t>
             </w:r>
-            <w:del w:id="9121" w:author="Claude (AI) - proposed" w:date="2026-10-15T12:58:22Z">
+            <w:del w:id="9121" w:author="Claude (AI) - proposed" w:date="2026-10-18T00:31:32Z">
               <w:r>
                 <w:rPr>
                   <w:rFonts w:ascii="Arial" w:cs="Arial" w:eastAsia="Arial" w:hAnsi="Arial"/>
@@ -6376,7 +6376,7 @@
               </w:rPr>
               <w:t xml:space="preserve">from Nairobi to Nakuru</w:t>
             </w:r>
-            <w:del w:id="9122" w:author="Claude (AI) - proposed" w:date="2026-10-15T12:58:22Z">
+            <w:del w:id="9122" w:author="Claude (AI) - proposed" w:date="2026-10-18T00:31:32Z">
               <w:r>
                 <w:rPr>
                   <w:rFonts w:ascii="Arial" w:cs="Arial" w:eastAsia="Arial" w:hAnsi="Arial"/>
@@ -6391,7 +6391,7 @@
                 <w:delText xml:space="preserve"> is 160 km due</w:delText>
               </w:r>
             </w:del>
-            <w:ins w:id="9123" w:author="Claude (AI) - proposed" w:date="2026-10-15T12:58:22Z">
+            <w:ins w:id="9123" w:author="Claude (AI) - proposed" w:date="2026-10-18T00:31:32Z">
               <w:r>
                 <w:rPr>
                   <w:rFonts w:ascii="Arial" w:cs="Arial" w:eastAsia="Arial" w:hAnsi="Arial"/>
@@ -6419,7 +6419,7 @@
               </w:rPr>
               <w:t xml:space="preserve"> north-west — vector</w:t>
             </w:r>
-            <w:ins w:id="9124" w:author="Claude (AI) - proposed" w:date="2026-10-15T12:58:22Z">
+            <w:ins w:id="9124" w:author="Claude (AI) - proposed" w:date="2026-10-18T00:31:32Z">
               <w:r>
                 <w:rPr>
                   <w:rFonts w:ascii="Arial" w:cs="Arial" w:eastAsia="Arial" w:hAnsi="Arial"/>
@@ -6447,7 +6447,7 @@
               </w:rPr>
               <w:t xml:space="preserve">. (3) The mass of a sack of maize from Eldoret is 90 kg — scalar. The force a porter exerts pushing that sack up a ramp at Mombasa port is 200 N directed up the slope at 30 degrees — vector. Learners complete a T-chart in their books labelled 'Scalar' and 'Vector' and classify eight additional quantities provided on a handout or written on the board: speed, velocity, time, force, energy, weight, temperature, displacement. Learners then draw their first two vector arrows on 1 cm grid paper: Arrow A pointing </w:t>
             </w:r>
-            <w:del w:id="9125" w:author="Claude (AI) - proposed" w:date="2026-10-15T12:58:22Z">
+            <w:del w:id="9125" w:author="Claude (AI) - proposed" w:date="2026-10-18T00:31:32Z">
               <w:r>
                 <w:rPr>
                   <w:rFonts w:ascii="Arial" w:cs="Arial" w:eastAsia="Arial" w:hAnsi="Arial"/>
@@ -6462,7 +6462,7 @@
                 <w:delText xml:space="preserve">4 units</w:delText>
               </w:r>
             </w:del>
-            <w:ins w:id="9126" w:author="Claude (AI) - proposed" w:date="2026-10-15T12:58:22Z">
+            <w:ins w:id="9126" w:author="Claude (AI) - proposed" w:date="2026-10-18T00:31:32Z">
               <w:r>
                 <w:rPr>
                   <w:rFonts w:ascii="Arial" w:cs="Arial" w:eastAsia="Arial" w:hAnsi="Arial"/>
@@ -6490,7 +6490,7 @@
               </w:rPr>
               <w:t xml:space="preserve"> east labelled 'engine thrust</w:t>
             </w:r>
-            <w:ins w:id="9127" w:author="Claude (AI) - proposed" w:date="2026-10-15T12:58:22Z">
+            <w:ins w:id="9127" w:author="Claude (AI) - proposed" w:date="2026-10-18T00:31:32Z">
               <w:r>
                 <w:rPr>
                   <w:rFonts w:ascii="Arial" w:cs="Arial" w:eastAsia="Arial" w:hAnsi="Arial"/>
@@ -6518,7 +6518,7 @@
               </w:rPr>
               <w:t xml:space="preserve">' and Arrow B pointing 2 </w:t>
             </w:r>
-            <w:del w:id="9128" w:author="Claude (AI) - proposed" w:date="2026-10-15T12:58:22Z">
+            <w:del w:id="9128" w:author="Claude (AI) - proposed" w:date="2026-10-18T00:31:32Z">
               <w:r>
                 <w:rPr>
                   <w:rFonts w:ascii="Arial" w:cs="Arial" w:eastAsia="Arial" w:hAnsi="Arial"/>
@@ -6533,7 +6533,7 @@
                 <w:delText xml:space="preserve">units</w:delText>
               </w:r>
             </w:del>
-            <w:ins w:id="9129" w:author="Claude (AI) - proposed" w:date="2026-10-15T12:58:22Z">
+            <w:ins w:id="9129" w:author="Claude (AI) - proposed" w:date="2026-10-18T00:31:32Z">
               <w:r>
                 <w:rPr>
                   <w:rFonts w:ascii="Arial" w:cs="Arial" w:eastAsia="Arial" w:hAnsi="Arial"/>
@@ -6561,7 +6561,7 @@
               </w:rPr>
               <w:t xml:space="preserve"> south labelled 'lake current</w:t>
             </w:r>
-            <w:del w:id="9130" w:author="Claude (AI) - proposed" w:date="2026-10-15T12:58:22Z">
+            <w:del w:id="9130" w:author="Claude (AI) - proposed" w:date="2026-10-18T00:31:32Z">
               <w:r>
                 <w:rPr>
                   <w:rFonts w:ascii="Arial" w:cs="Arial" w:eastAsia="Arial" w:hAnsi="Arial"/>
@@ -6576,7 +6576,7 @@
                 <w:delText xml:space="preserve">'</w:delText>
               </w:r>
             </w:del>
-            <w:ins w:id="9131" w:author="Claude (AI) - proposed" w:date="2026-10-15T12:58:22Z">
+            <w:ins w:id="9131" w:author="Claude (AI) - proposed" w:date="2026-10-18T00:31:32Z">
               <w:r>
                 <w:rPr>
                   <w:rFonts w:ascii="Arial" w:cs="Arial" w:eastAsia="Arial" w:hAnsi="Arial"/>
@@ -6637,7 +6637,7 @@
               </w:rPr>
               <w:t xml:space="preserve">Introduce the formal definition: 'A scalar quantity is fully described by a magnitude alone. A vector quantity requires both a magnitude and a direction to be fully described.' Write both definitions on the board and leave them visible for the rest of the lesson.</w:t>
             </w:r>
-            <w:ins w:id="9132" w:author="Claude (AI) - proposed" w:date="2026-10-15T12:58:22Z">
+            <w:ins w:id="9132" w:author="Claude (AI) - proposed" w:date="2026-10-18T00:31:32Z">
               <w:r>
                 <w:rPr>
                   <w:rFonts w:ascii="Arial" w:cs="Arial" w:eastAsia="Arial" w:hAnsi="Arial"/>
@@ -6665,7 +6665,7 @@
               </w:rPr>
               <w:t xml:space="preserve"> For each Kenyan example, first present the scalar version and ask: 'Is this complete? Can you act on this information alone?' Then present the vector version: 'Now what extra information do you have?' For the T-chart activity, circulate and look for misclassifications — particularly weight (vector, because it acts downward) versus mass (scalar). Do not correct immediately: 'Interesting choice — tell me your reasoning.' After learners draw their arrows, select two volunteers to draw their arrows on the board. Ask the class: 'Are these two arrows the same? What makes an arrow a vector and not just a doodle?' WAIT TIME: After posing this question, wait 10 seconds before accepting responses, allowing deeper processing.</w:t>
             </w:r>
-            <w:ins w:id="9133" w:author="Claude (AI) - proposed" w:date="2026-10-15T12:58:22Z">
+            <w:ins w:id="9133" w:author="Claude (AI) - proposed" w:date="2026-10-18T00:31:32Z">
               <w:r>
                 <w:rPr>
                   <w:rFonts w:ascii="Arial" w:cs="Arial" w:eastAsia="Arial" w:hAnsi="Arial"/>
@@ -6802,7 +6802,7 @@
             <w:pPr>
               <w:spacing w:after="20" w:before="0"/>
             </w:pPr>
-            <w:hyperlink w:history="1" r:id="rIdzyagoasacz24h-xnogcuf">
+            <w:hyperlink w:history="1" r:id="rIdr6vp0dxnrtcm1yzeomuac">
               <w:r>
                 <w:rPr>
                   <w:rFonts w:ascii="Arial" w:cs="Arial" w:eastAsia="Arial" w:hAnsi="Arial"/>
@@ -6851,7 +6851,7 @@
               <w:spacing w:after="10" w:before="0"/>
               <w:ind w:left="120"/>
             </w:pPr>
-            <w:hyperlink w:history="1" r:id="rIdyeahirzfrfmqmr5uedo6o">
+            <w:hyperlink w:history="1" r:id="rId0egxekgerjkcm4r-khytb">
               <w:r>
                 <w:rPr>
                   <w:rFonts w:ascii="Arial" w:cs="Arial" w:eastAsia="Arial" w:hAnsi="Arial"/>
@@ -6896,7 +6896,7 @@
             <w:pPr>
               <w:spacing w:after="20" w:before="0"/>
             </w:pPr>
-            <w:hyperlink w:history="1" r:id="rId43f_5palzil-8cfy-dlef">
+            <w:hyperlink w:history="1" r:id="rIddgbbx6g6trl9ya2yb1ykr">
               <w:r>
                 <w:rPr>
                   <w:rFonts w:ascii="Arial" w:cs="Arial" w:eastAsia="Arial" w:hAnsi="Arial"/>
@@ -6945,7 +6945,7 @@
               <w:spacing w:after="10" w:before="0"/>
               <w:ind w:left="120"/>
             </w:pPr>
-            <w:hyperlink w:history="1" r:id="rIdqmmp9kg_3ozmujmm_zsju">
+            <w:hyperlink w:history="1" r:id="rIdbn9qerpeuzyrlvieubby2">
               <w:r>
                 <w:rPr>
                   <w:rFonts w:ascii="Arial" w:cs="Arial" w:eastAsia="Arial" w:hAnsi="Arial"/>
@@ -7145,7 +7145,7 @@
             <w:pPr>
               <w:spacing w:after="20" w:before="0"/>
             </w:pPr>
-            <w:hyperlink w:history="1" r:id="rIdmoohdpp9qriqrggv_s5-6">
+            <w:hyperlink w:history="1" r:id="rIdtaputrnj82wz8rxgjwqf3">
               <w:r>
                 <w:rPr>
                   <w:rFonts w:ascii="Arial" w:cs="Arial" w:eastAsia="Arial" w:hAnsi="Arial"/>
@@ -7194,7 +7194,7 @@
               <w:spacing w:after="10" w:before="0"/>
               <w:ind w:left="120"/>
             </w:pPr>
-            <w:hyperlink w:history="1" r:id="rIdc8pulgzupwkuefp3nnsbm">
+            <w:hyperlink w:history="1" r:id="rId38gwya2m_0s5yt5wnagv8">
               <w:r>
                 <w:rPr>
                   <w:rFonts w:ascii="Arial" w:cs="Arial" w:eastAsia="Arial" w:hAnsi="Arial"/>
@@ -7239,7 +7239,7 @@
             <w:pPr>
               <w:spacing w:after="20" w:before="0"/>
             </w:pPr>
-            <w:hyperlink w:history="1" r:id="rIdmyirpkpwgcgbacvau4p0c">
+            <w:hyperlink w:history="1" r:id="rIdnv_hpfd4zu2tlva4lkynb">
               <w:r>
                 <w:rPr>
                   <w:rFonts w:ascii="Arial" w:cs="Arial" w:eastAsia="Arial" w:hAnsi="Arial"/>
@@ -7288,7 +7288,7 @@
               <w:spacing w:after="10" w:before="0"/>
               <w:ind w:left="120"/>
             </w:pPr>
-            <w:hyperlink w:history="1" r:id="rIdou76vwjb8r1gdgmpabg3r">
+            <w:hyperlink w:history="1" r:id="rIdgcky_1zthuosfepxevdfp">
               <w:r>
                 <w:rPr>
                   <w:rFonts w:ascii="Arial" w:cs="Arial" w:eastAsia="Arial" w:hAnsi="Arial"/>
@@ -7333,7 +7333,7 @@
               </w:rPr>
               <w:t xml:space="preserve">Learners return to their grid paper and, working in pairs, attempt a first rough model of the ferry journey using only what they now know. They </w:t>
             </w:r>
-            <w:del w:id="9134" w:author="Claude (AI) - proposed" w:date="2026-10-15T12:58:22Z">
+            <w:del w:id="9134" w:author="Claude (AI) - proposed" w:date="2026-10-18T00:31:32Z">
               <w:r>
                 <w:rPr>
                   <w:rFonts w:ascii="Arial" w:cs="Arial" w:eastAsia="Arial" w:hAnsi="Arial"/>
@@ -7348,7 +7348,7 @@
                 <w:delText xml:space="preserve">draw Kisumu on the left of a grid, Mbita 6 grid squares to the right (representing 60 km at 10 km/h per square), draw</w:delText>
               </w:r>
             </w:del>
-            <w:ins w:id="9135" w:author="Claude (AI) - proposed" w:date="2026-10-15T12:58:22Z">
+            <w:ins w:id="9135" w:author="Claude (AI) - proposed" w:date="2026-10-18T00:31:32Z">
               <w:r>
                 <w:rPr>
                   <w:rFonts w:ascii="Arial" w:cs="Arial" w:eastAsia="Arial" w:hAnsi="Arial"/>
@@ -7376,7 +7376,7 @@
               </w:rPr>
               <w:t xml:space="preserve"> Arrow A (</w:t>
             </w:r>
-            <w:del w:id="9136" w:author="Claude (AI) - proposed" w:date="2026-10-15T12:58:22Z">
+            <w:del w:id="9136" w:author="Claude (AI) - proposed" w:date="2026-10-18T00:31:32Z">
               <w:r>
                 <w:rPr>
                   <w:rFonts w:ascii="Arial" w:cs="Arial" w:eastAsia="Arial" w:hAnsi="Arial"/>
@@ -7391,7 +7391,7 @@
                 <w:delText xml:space="preserve">4</w:delText>
               </w:r>
             </w:del>
-            <w:ins w:id="9137" w:author="Claude (AI) - proposed" w:date="2026-10-15T12:58:22Z">
+            <w:ins w:id="9137" w:author="Claude (AI) - proposed" w:date="2026-10-18T00:31:32Z">
               <w:r>
                 <w:rPr>
                   <w:rFonts w:ascii="Arial" w:cs="Arial" w:eastAsia="Arial" w:hAnsi="Arial"/>
@@ -7419,7 +7419,7 @@
               </w:rPr>
               <w:t xml:space="preserve"> squares east, the engine)</w:t>
             </w:r>
-            <w:del w:id="9138" w:author="Claude (AI) - proposed" w:date="2026-10-15T12:58:22Z">
+            <w:del w:id="9138" w:author="Claude (AI) - proposed" w:date="2026-10-18T00:31:32Z">
               <w:r>
                 <w:rPr>
                   <w:rFonts w:ascii="Arial" w:cs="Arial" w:eastAsia="Arial" w:hAnsi="Arial"/>
@@ -7447,7 +7447,7 @@
               </w:rPr>
               <w:t xml:space="preserve"> and Arrow B (2 squares south, the current</w:t>
             </w:r>
-            <w:del w:id="9139" w:author="Claude (AI) - proposed" w:date="2026-10-15T12:58:22Z">
+            <w:del w:id="9139" w:author="Claude (AI) - proposed" w:date="2026-10-18T00:31:32Z">
               <w:r>
                 <w:rPr>
                   <w:rFonts w:ascii="Arial" w:cs="Arial" w:eastAsia="Arial" w:hAnsi="Arial"/>
@@ -7462,7 +7462,7 @@
                 <w:delText xml:space="preserve">, drawn</w:delText>
               </w:r>
             </w:del>
-            <w:ins w:id="9140" w:author="Claude (AI) - proposed" w:date="2026-10-15T12:58:22Z">
+            <w:ins w:id="9140" w:author="Claude (AI) - proposed" w:date="2026-10-18T00:31:32Z">
               <w:r>
                 <w:rPr>
                   <w:rFonts w:ascii="Arial" w:cs="Arial" w:eastAsia="Arial" w:hAnsi="Arial"/>
@@ -7490,7 +7490,7 @@
               </w:rPr>
               <w:t xml:space="preserve"> starting from the tip of Arrow A to show the sequential pushes </w:t>
             </w:r>
-            <w:del w:id="9141" w:author="Claude (AI) - proposed" w:date="2026-10-15T12:58:22Z">
+            <w:del w:id="9141" w:author="Claude (AI) - proposed" w:date="2026-10-18T00:31:32Z">
               <w:r>
                 <w:rPr>
                   <w:rFonts w:ascii="Arial" w:cs="Arial" w:eastAsia="Arial" w:hAnsi="Arial"/>
@@ -7505,7 +7505,7 @@
                 <w:delText xml:space="preserve">— </w:delText>
               </w:r>
             </w:del>
-            <w:ins w:id="9142" w:author="Claude (AI) - proposed" w:date="2026-10-15T12:58:22Z">
+            <w:ins w:id="9142" w:author="Claude (AI) - proposed" w:date="2026-10-18T00:31:32Z">
               <w:r>
                 <w:rPr>
                   <w:rFonts w:ascii="Arial" w:cs="Arial" w:eastAsia="Arial" w:hAnsi="Arial"/>
@@ -8013,7 +8013,7 @@
         </w:rPr>
         <w:t xml:space="preserve">© 2026 SeaVuria and ARES. Aligned with KICD objectives. Developed by SeaVuria; technical implementation by ARES (with AI assistance from Claude). Licensed under </w:t>
       </w:r>
-      <w:hyperlink w:history="1" r:id="rIdz7d2ellwnrveyy6zsarab">
+      <w:hyperlink w:history="1" r:id="rIdhbq_jypqwwtmgxgjbpwgt">
         <w:r>
           <w:rPr>
             <w:rFonts w:ascii="Arial" w:cs="Arial" w:eastAsia="Arial" w:hAnsi="Arial"/>
@@ -8034,7 +8034,7 @@
         </w:rPr>
         <w:t xml:space="preserve"> (</w:t>
       </w:r>
-      <w:hyperlink w:history="1" r:id="rIdopf9ld01cuzkog67rofmw">
+      <w:hyperlink w:history="1" r:id="rIdbbj7chefwl4khhog_-qi6">
         <w:r>
           <w:rPr>
             <w:rFonts w:ascii="Arial" w:cs="Arial" w:eastAsia="Arial" w:hAnsi="Arial"/>
@@ -8542,7 +8542,7 @@
               <w:spacing w:after="40" w:before="0"/>
               <w:jc w:val="left"/>
             </w:pPr>
-            <w:ins w:id="9143" w:author="Claude (AI) - proposed" w:date="2026-10-15T12:58:22Z">
+            <w:ins w:id="9143" w:author="Claude (AI) - proposed" w:date="2026-10-18T00:31:32Z">
               <w:r>
                 <w:rPr>
                   <w:rFonts w:ascii="Arial" w:cs="Arial" w:eastAsia="Arial" w:hAnsi="Arial"/>
@@ -9089,7 +9089,7 @@
             <w:pPr>
               <w:spacing w:after="20" w:before="0"/>
             </w:pPr>
-            <w:hyperlink w:history="1" r:id="rIdbetlv_epz7yukpmf4mejb">
+            <w:hyperlink w:history="1" r:id="rIdhlan_gmkbu0l4mn7ho36f">
               <w:r>
                 <w:rPr>
                   <w:rFonts w:ascii="Arial" w:cs="Arial" w:eastAsia="Arial" w:hAnsi="Arial"/>
@@ -9122,7 +9122,7 @@
               <w:spacing w:after="10" w:before="0"/>
               <w:ind w:left="120"/>
             </w:pPr>
-            <w:hyperlink w:history="1" r:id="rIddftdeqp64ixwgebgzzmyu">
+            <w:hyperlink w:history="1" r:id="rIdfkqltjxx1_aaal31tgkca">
               <w:r>
                 <w:rPr>
                   <w:rFonts w:ascii="Arial" w:cs="Arial" w:eastAsia="Arial" w:hAnsi="Arial"/>
@@ -9167,7 +9167,7 @@
             <w:pPr>
               <w:spacing w:after="20" w:before="0"/>
             </w:pPr>
-            <w:hyperlink w:history="1" r:id="rIdaa9rcejkbkmpm3ixquoud">
+            <w:hyperlink w:history="1" r:id="rId9edslnvo48h1i6su3eowi">
               <w:r>
                 <w:rPr>
                   <w:rFonts w:ascii="Arial" w:cs="Arial" w:eastAsia="Arial" w:hAnsi="Arial"/>
@@ -9200,7 +9200,7 @@
               <w:spacing w:after="10" w:before="0"/>
               <w:ind w:left="120"/>
             </w:pPr>
-            <w:hyperlink w:history="1" r:id="rIdlf5fje2dyz_q-_5vtom9y">
+            <w:hyperlink w:history="1" r:id="rIdzvmlqsqqgyvrmozcc1lqz">
               <w:r>
                 <w:rPr>
                   <w:rFonts w:ascii="Arial" w:cs="Arial" w:eastAsia="Arial" w:hAnsi="Arial"/>
@@ -9400,7 +9400,7 @@
             <w:pPr>
               <w:spacing w:after="20" w:before="0"/>
             </w:pPr>
-            <w:hyperlink w:history="1" r:id="rIdthqxmn_2j0chicopnc20p">
+            <w:hyperlink w:history="1" r:id="rIdjgooslm7l_caiif9thpca">
               <w:r>
                 <w:rPr>
                   <w:rFonts w:ascii="Arial" w:cs="Arial" w:eastAsia="Arial" w:hAnsi="Arial"/>
@@ -9433,7 +9433,7 @@
               <w:spacing w:after="10" w:before="0"/>
               <w:ind w:left="120"/>
             </w:pPr>
-            <w:hyperlink w:history="1" r:id="rId1ltl9lus2x4geva3td5ly">
+            <w:hyperlink w:history="1" r:id="rIdgwrjfr_ecd3a8mshwp56w">
               <w:r>
                 <w:rPr>
                   <w:rFonts w:ascii="Arial" w:cs="Arial" w:eastAsia="Arial" w:hAnsi="Arial"/>
@@ -9478,7 +9478,7 @@
             <w:pPr>
               <w:spacing w:after="20" w:before="0"/>
             </w:pPr>
-            <w:hyperlink w:history="1" r:id="rId6bip0cx7i95-zki13ekjp">
+            <w:hyperlink w:history="1" r:id="rIdf9m_p0knz29zsts6vqvid">
               <w:r>
                 <w:rPr>
                   <w:rFonts w:ascii="Arial" w:cs="Arial" w:eastAsia="Arial" w:hAnsi="Arial"/>
@@ -9511,7 +9511,7 @@
               <w:spacing w:after="10" w:before="0"/>
               <w:ind w:left="120"/>
             </w:pPr>
-            <w:hyperlink w:history="1" r:id="rIdd7p3oy9etsdimh8te4dca">
+            <w:hyperlink w:history="1" r:id="rIdeukjkj7ifn_bsb6yrnveg">
               <w:r>
                 <w:rPr>
                   <w:rFonts w:ascii="Arial" w:cs="Arial" w:eastAsia="Arial" w:hAnsi="Arial"/>
@@ -9556,7 +9556,7 @@
               </w:rPr>
               <w:t xml:space="preserve">Learners receive a structured activity sheet with three tasks. Task A: A pre-drawn Cartesian grid shows four labelled arrows (vectors AB, CD, EF, GH) going in different directions with different lengths. Learners measure the horizontal and vertical 'steps' of each arrow using the grid squares, recording their readings in a table with columns labelled 'Horizontal steps (right = +, left = −)' and 'Vertical steps (up = +, down = −)'. Task B: Learners observe that the teacher writes the two readings for vector AB as a column: the horizontal reading on top and the vertical reading below, enclosed in a bracket — the column vector. They copy this for all four vectors. Task C: The ferry scenario is returned to. Learners are shown: arrow 1 — the engine thrust, </w:t>
             </w:r>
-            <w:del w:id="9144" w:author="Claude (AI) - proposed" w:date="2026-10-15T12:58:22Z">
+            <w:del w:id="9144" w:author="Claude (AI) - proposed" w:date="2026-10-18T00:31:32Z">
               <w:r>
                 <w:rPr>
                   <w:rFonts w:ascii="Arial" w:cs="Arial" w:eastAsia="Arial" w:hAnsi="Arial"/>
@@ -9571,7 +9571,7 @@
                 <w:delText xml:space="preserve">6</w:delText>
               </w:r>
             </w:del>
-            <w:ins w:id="9145" w:author="Claude (AI) - proposed" w:date="2026-10-15T12:58:22Z">
+            <w:ins w:id="9145" w:author="Claude (AI) - proposed" w:date="2026-10-18T00:31:32Z">
               <w:r>
                 <w:rPr>
                   <w:rFonts w:ascii="Arial" w:cs="Arial" w:eastAsia="Arial" w:hAnsi="Arial"/>
@@ -9599,7 +9599,7 @@
               </w:rPr>
               <w:t xml:space="preserve"> squares east; arrow 2 — the lake current, 2</w:t>
             </w:r>
-            <w:del w:id="9146" w:author="Claude (AI) - proposed" w:date="2026-10-15T12:58:22Z">
+            <w:del w:id="9146" w:author="Claude (AI) - proposed" w:date="2026-10-18T00:31:32Z">
               <w:r>
                 <w:rPr>
                   <w:rFonts w:ascii="Arial" w:cs="Arial" w:eastAsia="Arial" w:hAnsi="Arial"/>
@@ -9627,7 +9627,7 @@
               </w:rPr>
               <w:t xml:space="preserve"> squares south (</w:t>
             </w:r>
-            <w:del w:id="9147" w:author="Claude (AI) - proposed" w:date="2026-10-15T12:58:22Z">
+            <w:del w:id="9147" w:author="Claude (AI) - proposed" w:date="2026-10-18T00:31:32Z">
               <w:r>
                 <w:rPr>
                   <w:rFonts w:ascii="Arial" w:cs="Arial" w:eastAsia="Arial" w:hAnsi="Arial"/>
@@ -9642,7 +9642,7 @@
                 <w:delText xml:space="preserve">scaled</w:delText>
               </w:r>
             </w:del>
-            <w:ins w:id="9148" w:author="Claude (AI) - proposed" w:date="2026-10-15T12:58:22Z">
+            <w:ins w:id="9148" w:author="Claude (AI) - proposed" w:date="2026-10-18T00:31:32Z">
               <w:r>
                 <w:rPr>
                   <w:rFonts w:ascii="Arial" w:cs="Arial" w:eastAsia="Arial" w:hAnsi="Arial"/>
@@ -9670,7 +9670,7 @@
               </w:rPr>
               <w:t xml:space="preserve">). They </w:t>
             </w:r>
-            <w:del w:id="9149" w:author="Claude (AI) - proposed" w:date="2026-10-15T12:58:22Z">
+            <w:del w:id="9149" w:author="Claude (AI) - proposed" w:date="2026-10-18T00:31:32Z">
               <w:r>
                 <w:rPr>
                   <w:rFonts w:ascii="Arial" w:cs="Arial" w:eastAsia="Arial" w:hAnsi="Arial"/>
@@ -9685,7 +9685,7 @@
                 <w:delText xml:space="preserve">record both as column vectors</w:delText>
               </w:r>
             </w:del>
-            <w:ins w:id="9150" w:author="Claude (AI) - proposed" w:date="2026-10-15T12:58:22Z">
+            <w:ins w:id="9150" w:author="Claude (AI) - proposed" w:date="2026-10-18T00:31:32Z">
               <w:r>
                 <w:rPr>
                   <w:rFonts w:ascii="Arial" w:cs="Arial" w:eastAsia="Arial" w:hAnsi="Arial"/>
@@ -9746,7 +9746,7 @@
               </w:rPr>
               <w:t xml:space="preserve">1. Distribute activity sheets face-down. Say: 'Do not turn over until I say go.' 2. Say: 'Turn over. Look only at Task A. Using your ruler, count the horizontal grid squares each arrow moves — right is positive, left is negative. Then count the vertical squares — up is positive, down is negative. Write both numbers in the table. You have 5 minutes. Go.' 3. Circulate. Look specifically for: (a) learners who count diagonal distance rather than horizontal/vertical steps — redirect with 'Count only the flat steps first, then only the up-down steps'; (b) sign errors on arrows going left or down. 4. After 5 minutes, cold-call 2 learners to share their table rows. Confirm correct values. </w:t>
             </w:r>
-            <w:ins w:id="9151" w:author="Claude (AI) - proposed" w:date="2026-10-15T12:58:22Z">
+            <w:ins w:id="9151" w:author="Claude (AI) - proposed" w:date="2026-10-18T00:31:32Z">
               <w:r>
                 <w:rPr>
                   <w:rFonts w:ascii="Arial" w:cs="Arial" w:eastAsia="Arial" w:hAnsi="Arial"/>
@@ -9774,7 +9774,7 @@
               </w:rPr>
               <w:t xml:space="preserve">5. Say: 'Now watch.' Live-demonstrate on the board writing vector AB as a column vector. Say: 'The top number tells us left or right. The bottom number tells us up or down. Together they give us the full vector. This is called a column vector.' Write the definition on the board. Allow learners to copy. 6. Say: 'Now complete Task B for all four vectors. 3 minutes.' WAIT. 7. Cold-call 3 learners for Task B answers. Correct misconceptions immediately. 8. Transition to Task C. Say: 'Now go back to our ferry. The engine </w:t>
             </w:r>
-            <w:del w:id="9152" w:author="Claude (AI) - proposed" w:date="2026-10-15T12:58:22Z">
+            <w:del w:id="9152" w:author="Claude (AI) - proposed" w:date="2026-10-18T00:31:32Z">
               <w:r>
                 <w:rPr>
                   <w:rFonts w:ascii="Arial" w:cs="Arial" w:eastAsia="Arial" w:hAnsi="Arial"/>
@@ -9789,7 +9789,7 @@
                 <w:delText xml:space="preserve">pushes the ferry 6 squares east</w:delText>
               </w:r>
             </w:del>
-            <w:ins w:id="9153" w:author="Claude (AI) - proposed" w:date="2026-10-15T12:58:22Z">
+            <w:ins w:id="9153" w:author="Claude (AI) - proposed" w:date="2026-10-18T00:31:32Z">
               <w:r>
                 <w:rPr>
                   <w:rFonts w:ascii="Arial" w:cs="Arial" w:eastAsia="Arial" w:hAnsi="Arial"/>
@@ -9817,7 +9817,7 @@
               </w:rPr>
               <w:t xml:space="preserve">. What is the column vector for the engine thrust? Discuss with your partner — 30 seconds.' Cold-call 1 pair. Confirm (</w:t>
             </w:r>
-            <w:del w:id="9154" w:author="Claude (AI) - proposed" w:date="2026-10-15T12:58:22Z">
+            <w:del w:id="9154" w:author="Claude (AI) - proposed" w:date="2026-10-18T00:31:32Z">
               <w:r>
                 <w:rPr>
                   <w:rFonts w:ascii="Arial" w:cs="Arial" w:eastAsia="Arial" w:hAnsi="Arial"/>
@@ -9832,7 +9832,7 @@
                 <w:delText xml:space="preserve">6</w:delText>
               </w:r>
             </w:del>
-            <w:ins w:id="9155" w:author="Claude (AI) - proposed" w:date="2026-10-15T12:58:22Z">
+            <w:ins w:id="9155" w:author="Claude (AI) - proposed" w:date="2026-10-18T00:31:32Z">
               <w:r>
                 <w:rPr>
                   <w:rFonts w:ascii="Arial" w:cs="Arial" w:eastAsia="Arial" w:hAnsi="Arial"/>
@@ -9860,7 +9860,7 @@
               </w:rPr>
               <w:t xml:space="preserve">, 0) written as a column. Say: 'The current </w:t>
             </w:r>
-            <w:del w:id="9156" w:author="Claude (AI) - proposed" w:date="2026-10-15T12:58:22Z">
+            <w:del w:id="9156" w:author="Claude (AI) - proposed" w:date="2026-10-18T00:31:32Z">
               <w:r>
                 <w:rPr>
                   <w:rFonts w:ascii="Arial" w:cs="Arial" w:eastAsia="Arial" w:hAnsi="Arial"/>
@@ -9875,7 +9875,7 @@
                 <w:delText xml:space="preserve">pushes 2.4</w:delText>
               </w:r>
             </w:del>
-            <w:ins w:id="9157" w:author="Claude (AI) - proposed" w:date="2026-10-15T12:58:22Z">
+            <w:ins w:id="9157" w:author="Claude (AI) - proposed" w:date="2026-10-18T00:31:32Z">
               <w:r>
                 <w:rPr>
                   <w:rFonts w:ascii="Arial" w:cs="Arial" w:eastAsia="Arial" w:hAnsi="Arial"/>
@@ -9903,7 +9903,7 @@
               </w:rPr>
               <w:t xml:space="preserve"> squares south. What is its column vector?' WAIT 10 seconds. Cold-call 1 learner. Confirm (0, −</w:t>
             </w:r>
-            <w:del w:id="9158" w:author="Claude (AI) - proposed" w:date="2026-10-15T12:58:22Z">
+            <w:del w:id="9158" w:author="Claude (AI) - proposed" w:date="2026-10-18T00:31:32Z">
               <w:r>
                 <w:rPr>
                   <w:rFonts w:ascii="Arial" w:cs="Arial" w:eastAsia="Arial" w:hAnsi="Arial"/>
@@ -9918,7 +9918,7 @@
                 <w:delText xml:space="preserve">2.4</w:delText>
               </w:r>
             </w:del>
-            <w:ins w:id="9159" w:author="Claude (AI) - proposed" w:date="2026-10-15T12:58:22Z">
+            <w:ins w:id="9159" w:author="Claude (AI) - proposed" w:date="2026-10-18T00:31:32Z">
               <w:r>
                 <w:rPr>
                   <w:rFonts w:ascii="Arial" w:cs="Arial" w:eastAsia="Arial" w:hAnsi="Arial"/>
@@ -10012,7 +10012,7 @@
               </w:rPr>
               <w:t xml:space="preserve">Observable indicators: (1) Learner's table in Task A shows correct sign conventions for all four vectors. (2) Learner writes the ferry engine thrust correctly as a column vector with </w:t>
             </w:r>
-            <w:del w:id="9160" w:author="Claude (AI) - proposed" w:date="2026-10-15T12:58:22Z">
+            <w:del w:id="9160" w:author="Claude (AI) - proposed" w:date="2026-10-18T00:31:32Z">
               <w:r>
                 <w:rPr>
                   <w:rFonts w:ascii="Arial" w:cs="Arial" w:eastAsia="Arial" w:hAnsi="Arial"/>
@@ -10027,7 +10027,7 @@
                 <w:delText xml:space="preserve">6</w:delText>
               </w:r>
             </w:del>
-            <w:ins w:id="9161" w:author="Claude (AI) - proposed" w:date="2026-10-15T12:58:22Z">
+            <w:ins w:id="9161" w:author="Claude (AI) - proposed" w:date="2026-10-18T00:31:32Z">
               <w:r>
                 <w:rPr>
                   <w:rFonts w:ascii="Arial" w:cs="Arial" w:eastAsia="Arial" w:hAnsi="Arial"/>
@@ -10055,7 +10055,7 @@
               </w:rPr>
               <w:t xml:space="preserve"> on top and 0 below, and the current as 0 on top and </w:t>
             </w:r>
-            <w:del w:id="9162" w:author="Claude (AI) - proposed" w:date="2026-10-15T12:58:22Z">
+            <w:del w:id="9162" w:author="Claude (AI) - proposed" w:date="2026-10-18T00:31:32Z">
               <w:r>
                 <w:rPr>
                   <w:rFonts w:ascii="Arial" w:cs="Arial" w:eastAsia="Arial" w:hAnsi="Arial"/>
@@ -10070,7 +10070,7 @@
                 <w:delText xml:space="preserve">a negative number</w:delText>
               </w:r>
             </w:del>
-            <w:ins w:id="9163" w:author="Claude (AI) - proposed" w:date="2026-10-15T12:58:22Z">
+            <w:ins w:id="9163" w:author="Claude (AI) - proposed" w:date="2026-10-18T00:31:32Z">
               <w:r>
                 <w:rPr>
                   <w:rFonts w:ascii="Arial" w:cs="Arial" w:eastAsia="Arial" w:hAnsi="Arial"/>
@@ -10098,7 +10098,7 @@
               </w:rPr>
               <w:t xml:space="preserve"> below. Red flag: a learner who writes </w:t>
             </w:r>
-            <w:del w:id="9164" w:author="Claude (AI) - proposed" w:date="2026-10-15T12:58:22Z">
+            <w:del w:id="9164" w:author="Claude (AI) - proposed" w:date="2026-10-18T00:31:32Z">
               <w:r>
                 <w:rPr>
                   <w:rFonts w:ascii="Arial" w:cs="Arial" w:eastAsia="Arial" w:hAnsi="Arial"/>
@@ -10113,7 +10113,7 @@
                 <w:delText xml:space="preserve">(6, 8) as a single column vector</w:delText>
               </w:r>
             </w:del>
-            <w:ins w:id="9165" w:author="Claude (AI) - proposed" w:date="2026-10-15T12:58:22Z">
+            <w:ins w:id="9165" w:author="Claude (AI) - proposed" w:date="2026-10-18T00:31:32Z">
               <w:r>
                 <w:rPr>
                   <w:rFonts w:ascii="Arial" w:cs="Arial" w:eastAsia="Arial" w:hAnsi="Arial"/>
@@ -10141,7 +10141,7 @@
               </w:rPr>
               <w:t xml:space="preserve"> for the ferry's combined motion has jumped ahead </w:t>
             </w:r>
-            <w:del w:id="9166" w:author="Claude (AI) - proposed" w:date="2026-10-15T12:58:22Z">
+            <w:del w:id="9166" w:author="Claude (AI) - proposed" w:date="2026-10-18T00:31:32Z">
               <w:r>
                 <w:rPr>
                   <w:rFonts w:ascii="Arial" w:cs="Arial" w:eastAsia="Arial" w:hAnsi="Arial"/>
@@ -10156,7 +10156,7 @@
                 <w:delText xml:space="preserve">but confused resultant with components</w:delText>
               </w:r>
             </w:del>
-            <w:ins w:id="9167" w:author="Claude (AI) - proposed" w:date="2026-10-15T12:58:22Z">
+            <w:ins w:id="9167" w:author="Claude (AI) - proposed" w:date="2026-10-18T00:31:32Z">
               <w:r>
                 <w:rPr>
                   <w:rFonts w:ascii="Arial" w:cs="Arial" w:eastAsia="Arial" w:hAnsi="Arial"/>
@@ -10240,7 +10240,7 @@
             <w:pPr>
               <w:spacing w:after="20" w:before="0"/>
             </w:pPr>
-            <w:hyperlink w:history="1" r:id="rIdafrt3a69oosr7-cooocu0">
+            <w:hyperlink w:history="1" r:id="rIdtcxoxuvez-3rvblk05_x3">
               <w:r>
                 <w:rPr>
                   <w:rFonts w:ascii="Arial" w:cs="Arial" w:eastAsia="Arial" w:hAnsi="Arial"/>
@@ -10273,7 +10273,7 @@
               <w:spacing w:after="10" w:before="0"/>
               <w:ind w:left="120"/>
             </w:pPr>
-            <w:hyperlink w:history="1" r:id="rIdtvexfd1gfwoitww-qxn3q">
+            <w:hyperlink w:history="1" r:id="rIdxb-aqlcl55togekykvpzx">
               <w:r>
                 <w:rPr>
                   <w:rFonts w:ascii="Arial" w:cs="Arial" w:eastAsia="Arial" w:hAnsi="Arial"/>
@@ -10318,7 +10318,7 @@
             <w:pPr>
               <w:spacing w:after="20" w:before="0"/>
             </w:pPr>
-            <w:hyperlink w:history="1" r:id="rIdcwgaeqxa8i5xihkrwmeaf">
+            <w:hyperlink w:history="1" r:id="rId4ft6ejxzyk57amj1w-a0x">
               <w:r>
                 <w:rPr>
                   <w:rFonts w:ascii="Arial" w:cs="Arial" w:eastAsia="Arial" w:hAnsi="Arial"/>
@@ -10367,7 +10367,7 @@
               <w:spacing w:after="10" w:before="0"/>
               <w:ind w:left="120"/>
             </w:pPr>
-            <w:hyperlink w:history="1" r:id="rId7qddahr_p_e7mxdr_pbix">
+            <w:hyperlink w:history="1" r:id="rIdy1bfuuu_pak4a47s6_g6b">
               <w:r>
                 <w:rPr>
                   <w:rFonts w:ascii="Arial" w:cs="Arial" w:eastAsia="Arial" w:hAnsi="Arial"/>
@@ -10412,7 +10412,7 @@
               </w:rPr>
               <w:t xml:space="preserve">Learners extend column vectors to position vectors. The teacher places Kisumu port at origin O(0,0) on a large class grid. </w:t>
             </w:r>
-            <w:ins w:id="9168" w:author="Claude (AI) - proposed" w:date="2026-10-15T12:58:22Z">
+            <w:ins w:id="9168" w:author="Claude (AI) - proposed" w:date="2026-10-18T00:31:32Z">
               <w:r>
                 <w:rPr>
                   <w:rFonts w:ascii="Arial" w:cs="Arial" w:eastAsia="Arial" w:hAnsi="Arial"/>
@@ -10440,7 +10440,7 @@
               </w:rPr>
               <w:t xml:space="preserve">Three points are marked: A = Mbita at (6, 0), B = </w:t>
             </w:r>
-            <w:del w:id="9169" w:author="Claude (AI) - proposed" w:date="2026-10-15T12:58:22Z">
+            <w:del w:id="9169" w:author="Claude (AI) - proposed" w:date="2026-10-18T00:31:32Z">
               <w:r>
                 <w:rPr>
                   <w:rFonts w:ascii="Arial" w:cs="Arial" w:eastAsia="Arial" w:hAnsi="Arial"/>
@@ -10455,7 +10455,7 @@
                 <w:delText xml:space="preserve">the ferry's actual landing point</w:delText>
               </w:r>
             </w:del>
-            <w:ins w:id="9170" w:author="Claude (AI) - proposed" w:date="2026-10-15T12:58:22Z">
+            <w:ins w:id="9170" w:author="Claude (AI) - proposed" w:date="2026-10-18T00:31:32Z">
               <w:r>
                 <w:rPr>
                   <w:rFonts w:ascii="Arial" w:cs="Arial" w:eastAsia="Arial" w:hAnsi="Arial"/>
@@ -10483,7 +10483,7 @@
               </w:rPr>
               <w:t xml:space="preserve"> at (6, −</w:t>
             </w:r>
-            <w:del w:id="9171" w:author="Claude (AI) - proposed" w:date="2026-10-15T12:58:22Z">
+            <w:del w:id="9171" w:author="Claude (AI) - proposed" w:date="2026-10-18T00:31:32Z">
               <w:r>
                 <w:rPr>
                   <w:rFonts w:ascii="Arial" w:cs="Arial" w:eastAsia="Arial" w:hAnsi="Arial"/>
@@ -10498,7 +10498,7 @@
                 <w:delText xml:space="preserve">2.4</w:delText>
               </w:r>
             </w:del>
-            <w:ins w:id="9172" w:author="Claude (AI) - proposed" w:date="2026-10-15T12:58:22Z">
+            <w:ins w:id="9172" w:author="Claude (AI) - proposed" w:date="2026-10-18T00:31:32Z">
               <w:r>
                 <w:rPr>
                   <w:rFonts w:ascii="Arial" w:cs="Arial" w:eastAsia="Arial" w:hAnsi="Arial"/>
@@ -10559,7 +10559,7 @@
               </w:rPr>
               <w:t xml:space="preserve">1. Draw the class grid with O, A, B, C labelled. Say: 'Point A is Mbita. Its coordinates are (6, 0). I want to describe the vector from O — the origin, Kisumu — to A, using column vector notation. What goes on top? What goes below?' WAIT 10 seconds. Cold-call 1 learner. Write the column vector on the board. Label it 'Position vector of A' and write OA with a vector arrow above it. 2. Repeat the process for B — the </w:t>
             </w:r>
-            <w:del w:id="9173" w:author="Claude (AI) - proposed" w:date="2026-10-15T12:58:22Z">
+            <w:del w:id="9173" w:author="Claude (AI) - proposed" w:date="2026-10-18T00:31:32Z">
               <w:r>
                 <w:rPr>
                   <w:rFonts w:ascii="Arial" w:cs="Arial" w:eastAsia="Arial" w:hAnsi="Arial"/>
@@ -10574,7 +10574,7 @@
                 <w:delText xml:space="preserve">actual landing point</w:delText>
               </w:r>
             </w:del>
-            <w:ins w:id="9174" w:author="Claude (AI) - proposed" w:date="2026-10-15T12:58:22Z">
+            <w:ins w:id="9174" w:author="Claude (AI) - proposed" w:date="2026-10-18T00:31:32Z">
               <w:r>
                 <w:rPr>
                   <w:rFonts w:ascii="Arial" w:cs="Arial" w:eastAsia="Arial" w:hAnsi="Arial"/>
@@ -10602,7 +10602,7 @@
               </w:rPr>
               <w:t xml:space="preserve"> — asking: 'What does a negative bottom number tell us about where </w:t>
             </w:r>
-            <w:del w:id="9175" w:author="Claude (AI) - proposed" w:date="2026-10-15T12:58:22Z">
+            <w:del w:id="9175" w:author="Claude (AI) - proposed" w:date="2026-10-18T00:31:32Z">
               <w:r>
                 <w:rPr>
                   <w:rFonts w:ascii="Arial" w:cs="Arial" w:eastAsia="Arial" w:hAnsi="Arial"/>
@@ -10617,7 +10617,7 @@
                 <w:delText xml:space="preserve">the ferry ended up</w:delText>
               </w:r>
             </w:del>
-            <w:ins w:id="9176" w:author="Claude (AI) - proposed" w:date="2026-10-15T12:58:22Z">
+            <w:ins w:id="9176" w:author="Claude (AI) - proposed" w:date="2026-10-18T00:31:32Z">
               <w:r>
                 <w:rPr>
                   <w:rFonts w:ascii="Arial" w:cs="Arial" w:eastAsia="Arial" w:hAnsi="Arial"/>
@@ -10645,7 +10645,7 @@
               </w:rPr>
               <w:t xml:space="preserve">?' WAIT 12 seconds. Cold-call 2 learners. Guide toward: '</w:t>
             </w:r>
-            <w:del w:id="9177" w:author="Claude (AI) - proposed" w:date="2026-10-15T12:58:22Z">
+            <w:del w:id="9177" w:author="Claude (AI) - proposed" w:date="2026-10-18T00:31:32Z">
               <w:r>
                 <w:rPr>
                   <w:rFonts w:ascii="Arial" w:cs="Arial" w:eastAsia="Arial" w:hAnsi="Arial"/>
@@ -10660,7 +10660,7 @@
                 <w:delText xml:space="preserve">It landed south of where it was meant to go</w:delText>
               </w:r>
             </w:del>
-            <w:ins w:id="9178" w:author="Claude (AI) - proposed" w:date="2026-10-15T12:58:22Z">
+            <w:ins w:id="9178" w:author="Claude (AI) - proposed" w:date="2026-10-18T00:31:32Z">
               <w:r>
                 <w:rPr>
                   <w:rFonts w:ascii="Arial" w:cs="Arial" w:eastAsia="Arial" w:hAnsi="Arial"/>
@@ -10688,7 +10688,7 @@
               </w:rPr>
               <w:t xml:space="preserve">.' 3. Say: 'Write the position vector of C in your books. 1 minute.' WAIT. Cold-call 1 learner. 4. Distribute the Nairobi Grid paired task</w:t>
             </w:r>
-            <w:ins w:id="9179" w:author="Claude (AI) - proposed" w:date="2026-10-15T12:58:22Z">
+            <w:ins w:id="9179" w:author="Claude (AI) - proposed" w:date="2026-10-18T00:31:32Z">
               <w:r>
                 <w:rPr>
                   <w:rFonts w:ascii="Arial" w:cs="Arial" w:eastAsia="Arial" w:hAnsi="Arial"/>
@@ -10716,7 +10716,7 @@
               </w:rPr>
               <w:t xml:space="preserve">. Say: 'With your partner, write the position vector of each city and find the two cities whose position vectors are parallel. You have 8 minutes. I will be circulating — be ready to explain your reasoning, not just your answer.' 5. Circulate. Ask probing questions: 'How do you know two vectors are parallel just by looking at their column vectors?' Do not answer — redirect to: 'Think about what parallel means on the grid.' 6. After 8 minutes, cold-call 3 pairs to share. Facilitate class agreement on which cities are parallel and why. 7. Anchor back to phenomenon: 'So if the captain had written down the position vector of Mbita before leaving Kisumu, what would it look like? Would it include any southward component?' WAIT 10 seconds. Take 3 hands. Affirm: 'No southward component — the intended position vector is (6, 0)</w:t>
             </w:r>
-            <w:ins w:id="9180" w:author="Claude (AI) - proposed" w:date="2026-10-15T12:58:22Z">
+            <w:ins w:id="9180" w:author="Claude (AI) - proposed" w:date="2026-10-18T00:31:32Z">
               <w:r>
                 <w:rPr>
                   <w:rFonts w:ascii="Arial" w:cs="Arial" w:eastAsia="Arial" w:hAnsi="Arial"/>
@@ -10744,7 +10744,7 @@
               </w:rPr>
               <w:t xml:space="preserve">. But the current </w:t>
             </w:r>
-            <w:del w:id="9181" w:author="Claude (AI) - proposed" w:date="2026-10-15T12:58:22Z">
+            <w:del w:id="9181" w:author="Claude (AI) - proposed" w:date="2026-10-18T00:31:32Z">
               <w:r>
                 <w:rPr>
                   <w:rFonts w:ascii="Arial" w:cs="Arial" w:eastAsia="Arial" w:hAnsi="Arial"/>
@@ -10759,7 +10759,7 @@
                 <w:delText xml:space="preserve">added</w:delText>
               </w:r>
             </w:del>
-            <w:ins w:id="9182" w:author="Claude (AI) - proposed" w:date="2026-10-15T12:58:22Z">
+            <w:ins w:id="9182" w:author="Claude (AI) - proposed" w:date="2026-10-18T00:31:32Z">
               <w:r>
                 <w:rPr>
                   <w:rFonts w:ascii="Arial" w:cs="Arial" w:eastAsia="Arial" w:hAnsi="Arial"/>
@@ -10787,7 +10787,7 @@
               </w:rPr>
               <w:t xml:space="preserve"> (0, −</w:t>
             </w:r>
-            <w:del w:id="9183" w:author="Claude (AI) - proposed" w:date="2026-10-15T12:58:22Z">
+            <w:del w:id="9183" w:author="Claude (AI) - proposed" w:date="2026-10-18T00:31:32Z">
               <w:r>
                 <w:rPr>
                   <w:rFonts w:ascii="Arial" w:cs="Arial" w:eastAsia="Arial" w:hAnsi="Arial"/>
@@ -10802,7 +10802,7 @@
                 <w:delText xml:space="preserve">2.4) to the journey</w:delText>
               </w:r>
             </w:del>
-            <w:ins w:id="9184" w:author="Claude (AI) - proposed" w:date="2026-10-15T12:58:22Z">
+            <w:ins w:id="9184" w:author="Claude (AI) - proposed" w:date="2026-10-18T00:31:32Z">
               <w:r>
                 <w:rPr>
                   <w:rFonts w:ascii="Arial" w:cs="Arial" w:eastAsia="Arial" w:hAnsi="Arial"/>
@@ -10830,7 +10830,7 @@
               </w:rPr>
               <w:t xml:space="preserve">. We now have the language to describe both precisely</w:t>
             </w:r>
-            <w:ins w:id="9185" w:author="Claude (AI) - proposed" w:date="2026-10-15T12:58:22Z">
+            <w:ins w:id="9185" w:author="Claude (AI) - proposed" w:date="2026-10-18T00:31:32Z">
               <w:r>
                 <w:rPr>
                   <w:rFonts w:ascii="Arial" w:cs="Arial" w:eastAsia="Arial" w:hAnsi="Arial"/>
@@ -10980,7 +10980,7 @@
             <w:pPr>
               <w:spacing w:after="20" w:before="0"/>
             </w:pPr>
-            <w:hyperlink w:history="1" r:id="rIde5vo-tdgbdtbzc52db0op">
+            <w:hyperlink w:history="1" r:id="rIdmjir87w22grrq__jzxgtz">
               <w:r>
                 <w:rPr>
                   <w:rFonts w:ascii="Arial" w:cs="Arial" w:eastAsia="Arial" w:hAnsi="Arial"/>
@@ -11013,7 +11013,7 @@
               <w:spacing w:after="10" w:before="0"/>
               <w:ind w:left="120"/>
             </w:pPr>
-            <w:hyperlink w:history="1" r:id="rIdmviw5ovjolzrhjqbz7cq3">
+            <w:hyperlink w:history="1" r:id="rIdqjbhat04oka2njcbytq5t">
               <w:r>
                 <w:rPr>
                   <w:rFonts w:ascii="Arial" w:cs="Arial" w:eastAsia="Arial" w:hAnsi="Arial"/>
@@ -11058,7 +11058,7 @@
             <w:pPr>
               <w:spacing w:after="20" w:before="0"/>
             </w:pPr>
-            <w:hyperlink w:history="1" r:id="rIdob4fhcghrnzh8bbwl5su_">
+            <w:hyperlink w:history="1" r:id="rIdqplba_sc_counhqlfxfg8">
               <w:r>
                 <w:rPr>
                   <w:rFonts w:ascii="Arial" w:cs="Arial" w:eastAsia="Arial" w:hAnsi="Arial"/>
@@ -11107,7 +11107,7 @@
               <w:spacing w:after="10" w:before="0"/>
               <w:ind w:left="120"/>
             </w:pPr>
-            <w:hyperlink w:history="1" r:id="rIdiygqasf6nnbbjnqhvek01">
+            <w:hyperlink w:history="1" r:id="rIdmityeisc4op-dpbs-uxng">
               <w:r>
                 <w:rPr>
                   <w:rFonts w:ascii="Arial" w:cs="Arial" w:eastAsia="Arial" w:hAnsi="Arial"/>
@@ -11307,7 +11307,7 @@
             <w:pPr>
               <w:spacing w:after="20" w:before="0"/>
             </w:pPr>
-            <w:hyperlink w:history="1" r:id="rIdrh16o1gwdub9tvsv28kfw">
+            <w:hyperlink w:history="1" r:id="rIdkovtj_f5ozjvielg7vqkf">
               <w:r>
                 <w:rPr>
                   <w:rFonts w:ascii="Arial" w:cs="Arial" w:eastAsia="Arial" w:hAnsi="Arial"/>
@@ -11356,7 +11356,7 @@
               <w:spacing w:after="10" w:before="0"/>
               <w:ind w:left="120"/>
             </w:pPr>
-            <w:hyperlink w:history="1" r:id="rIdvca2_fet3gdbq0qzjm7kr">
+            <w:hyperlink w:history="1" r:id="rIdfejovctgcqp7kzqsxr8ro">
               <w:r>
                 <w:rPr>
                   <w:rFonts w:ascii="Arial" w:cs="Arial" w:eastAsia="Arial" w:hAnsi="Arial"/>
@@ -11401,7 +11401,7 @@
             <w:pPr>
               <w:spacing w:after="20" w:before="0"/>
             </w:pPr>
-            <w:hyperlink w:history="1" r:id="rId7wuf8vwudiezal1vowk1m">
+            <w:hyperlink w:history="1" r:id="rIddhbinv-kj-yitme96orhm">
               <w:r>
                 <w:rPr>
                   <w:rFonts w:ascii="Arial" w:cs="Arial" w:eastAsia="Arial" w:hAnsi="Arial"/>
@@ -11450,7 +11450,7 @@
               <w:spacing w:after="10" w:before="0"/>
               <w:ind w:left="120"/>
             </w:pPr>
-            <w:hyperlink w:history="1" r:id="rId9gk8tjes1ms7lhgxah6mp">
+            <w:hyperlink w:history="1" r:id="rIdawd144hoidkqhhffkrsak">
               <w:r>
                 <w:rPr>
                   <w:rFonts w:ascii="Arial" w:cs="Arial" w:eastAsia="Arial" w:hAnsi="Arial"/>
@@ -11975,7 +11975,7 @@
         </w:rPr>
         <w:t xml:space="preserve">© 2026 SeaVuria and ARES. Aligned with KICD objectives. Developed by SeaVuria; technical implementation by ARES (with AI assistance from Claude). Licensed under </w:t>
       </w:r>
-      <w:hyperlink w:history="1" r:id="rIdxmys64i_mrzdjv3dlwa96">
+      <w:hyperlink w:history="1" r:id="rIdu2t8mkqutuiwkvwmu-swu">
         <w:r>
           <w:rPr>
             <w:rFonts w:ascii="Arial" w:cs="Arial" w:eastAsia="Arial" w:hAnsi="Arial"/>
@@ -11996,7 +11996,7 @@
         </w:rPr>
         <w:t xml:space="preserve"> (</w:t>
       </w:r>
-      <w:hyperlink w:history="1" r:id="rIdxavrixqhgusq2pj-7wlzo">
+      <w:hyperlink w:history="1" r:id="rId5nfu9lpnnoebuexzz8ciu">
         <w:r>
           <w:rPr>
             <w:rFonts w:ascii="Arial" w:cs="Arial" w:eastAsia="Arial" w:hAnsi="Arial"/>
@@ -12504,7 +12504,7 @@
               <w:spacing w:after="40" w:before="0"/>
               <w:jc w:val="left"/>
             </w:pPr>
-            <w:ins w:id="9186" w:author="Claude (AI) - proposed" w:date="2026-10-15T12:58:22Z">
+            <w:ins w:id="9186" w:author="Claude (AI) - proposed" w:date="2026-10-18T00:31:32Z">
               <w:r>
                 <w:rPr>
                   <w:rFonts w:ascii="Arial" w:cs="Arial" w:eastAsia="Arial" w:hAnsi="Arial"/>
@@ -12763,7 +12763,7 @@
               </w:rPr>
               <w:t xml:space="preserve">Learners revisit the Kisumu–Mbita ferry scenario and formally combine the eastward engine thrust (20 km/h) and southward current (8 km/h) into a single resultant vector using both the triangle law and the parallelogram law. Through guided drawing activities, peer construction tasks, and a structured sensemaking discussion, learners calculate the ferry's resultant velocity magnitude (~21.5 km/h resultant speed) and direction (~21.8° south of east) using Pythagoras and trigonometry. The lesson anchors both geometric methods to the same real-world outcome, showing they are equivalent, and extends to a second Kenyan navigation context (a fishing boat near Homa Bay) to consolidate the skill. Learners update their Driving Question Board and revise their cumulative vector model of the ferry's journey.</w:t>
             </w:r>
-            <w:ins w:id="9187" w:author="Claude (AI) - proposed" w:date="2026-10-15T12:58:22Z">
+            <w:ins w:id="9187" w:author="Claude (AI) - proposed" w:date="2026-10-18T00:31:32Z">
               <w:r>
                 <w:rPr>
                   <w:rFonts w:ascii="Arial" w:cs="Arial" w:eastAsia="Arial" w:hAnsi="Arial"/>
@@ -13066,7 +13066,7 @@
             <w:pPr>
               <w:spacing w:after="20" w:before="0"/>
             </w:pPr>
-            <w:hyperlink w:history="1" r:id="rIdtxrzdmy4oy45fmobwbbqg">
+            <w:hyperlink w:history="1" r:id="rIdc8t399ejucqt2zbz3txd3">
               <w:r>
                 <w:rPr>
                   <w:rFonts w:ascii="Arial" w:cs="Arial" w:eastAsia="Arial" w:hAnsi="Arial"/>
@@ -13099,7 +13099,7 @@
               <w:spacing w:after="10" w:before="0"/>
               <w:ind w:left="120"/>
             </w:pPr>
-            <w:hyperlink w:history="1" r:id="rIda2slk1kaifo4tvmrjir4k">
+            <w:hyperlink w:history="1" r:id="rIds7dcmy4wwr6l9eouq9uei">
               <w:r>
                 <w:rPr>
                   <w:rFonts w:ascii="Arial" w:cs="Arial" w:eastAsia="Arial" w:hAnsi="Arial"/>
@@ -13144,7 +13144,7 @@
             <w:pPr>
               <w:spacing w:after="20" w:before="0"/>
             </w:pPr>
-            <w:hyperlink w:history="1" r:id="rIduhxi6zp6f1mhpsaxmsncr">
+            <w:hyperlink w:history="1" r:id="rId4i5ix5cle6brfckg25a_r">
               <w:r>
                 <w:rPr>
                   <w:rFonts w:ascii="Arial" w:cs="Arial" w:eastAsia="Arial" w:hAnsi="Arial"/>
@@ -13177,7 +13177,7 @@
               <w:spacing w:after="10" w:before="0"/>
               <w:ind w:left="120"/>
             </w:pPr>
-            <w:hyperlink w:history="1" r:id="rId09odhrbbchr8qc6mcdhx4">
+            <w:hyperlink w:history="1" r:id="rIdjy3rfoaqyynuuv_o6c6by">
               <w:r>
                 <w:rPr>
                   <w:rFonts w:ascii="Arial" w:cs="Arial" w:eastAsia="Arial" w:hAnsi="Arial"/>
@@ -13377,7 +13377,7 @@
             <w:pPr>
               <w:spacing w:after="20" w:before="0"/>
             </w:pPr>
-            <w:hyperlink w:history="1" r:id="rIdbkrv1mc-rcr16nah6xpto">
+            <w:hyperlink w:history="1" r:id="rIdbsmnce1dvphkd4dhfsjf7">
               <w:r>
                 <w:rPr>
                   <w:rFonts w:ascii="Arial" w:cs="Arial" w:eastAsia="Arial" w:hAnsi="Arial"/>
@@ -13410,7 +13410,7 @@
               <w:spacing w:after="10" w:before="0"/>
               <w:ind w:left="120"/>
             </w:pPr>
-            <w:hyperlink w:history="1" r:id="rIdidzcnnlk-ephrof3zjmn0">
+            <w:hyperlink w:history="1" r:id="rIdxlixux77hfxlokvpxg_b7">
               <w:r>
                 <w:rPr>
                   <w:rFonts w:ascii="Arial" w:cs="Arial" w:eastAsia="Arial" w:hAnsi="Arial"/>
@@ -13455,7 +13455,7 @@
             <w:pPr>
               <w:spacing w:after="20" w:before="0"/>
             </w:pPr>
-            <w:hyperlink w:history="1" r:id="rIdjcsjb5ex-zfcj5vgyjym8">
+            <w:hyperlink w:history="1" r:id="rIdbgupgkrndojp6qort1hr4">
               <w:r>
                 <w:rPr>
                   <w:rFonts w:ascii="Arial" w:cs="Arial" w:eastAsia="Arial" w:hAnsi="Arial"/>
@@ -13488,7 +13488,7 @@
               <w:spacing w:after="10" w:before="0"/>
               <w:ind w:left="120"/>
             </w:pPr>
-            <w:hyperlink w:history="1" r:id="rIdlgjy708gzshsaklyi4kbx">
+            <w:hyperlink w:history="1" r:id="rIdnzrxusyg7mt3rgrfwzsfp">
               <w:r>
                 <w:rPr>
                   <w:rFonts w:ascii="Arial" w:cs="Arial" w:eastAsia="Arial" w:hAnsi="Arial"/>
@@ -13533,7 +13533,7 @@
               </w:rPr>
               <w:t xml:space="preserve">Learners engage in a structured guided-drawing investigation in two parts. PART A — Triangle Law (</w:t>
             </w:r>
-            <w:del w:id="9188" w:author="Claude (AI) - proposed" w:date="2026-10-15T12:58:22Z">
+            <w:del w:id="9188" w:author="Claude (AI) - proposed" w:date="2026-10-18T00:31:32Z">
               <w:r>
                 <w:rPr>
                   <w:rFonts w:ascii="Arial" w:cs="Arial" w:eastAsia="Arial" w:hAnsi="Arial"/>
@@ -13548,7 +13548,7 @@
                 <w:delText xml:space="preserve">30</w:delText>
               </w:r>
             </w:del>
-            <w:ins w:id="9189" w:author="Claude (AI) - proposed" w:date="2026-10-15T12:58:22Z">
+            <w:ins w:id="9189" w:author="Claude (AI) - proposed" w:date="2026-10-18T00:31:32Z">
               <w:r>
                 <w:rPr>
                   <w:rFonts w:ascii="Arial" w:cs="Arial" w:eastAsia="Arial" w:hAnsi="Arial"/>
@@ -13576,7 +13576,7 @@
               </w:rPr>
               <w:t xml:space="preserve"> min): Each learner receives a printed 1 cm : 2 km/h grid sheet (or draws a grid in their books). Step-by-step, guided by the teacher, they: (1) draw vector a (east, 10 cm representing 20 km/h) from a starting point O; (2) from the tip of a, draw vector b (south, 4 cm representing 8 km/h); (3) draw the closing side from O to the tip of b and label it 'Resultant R.' They measure R with a ruler and record its length in cm, then convert back to km/h. They use a protractor to measure the angle R makes with the east direction. PART B — Parallelogram Law (</w:t>
             </w:r>
-            <w:del w:id="9190" w:author="Claude (AI) - proposed" w:date="2026-10-15T12:58:22Z">
+            <w:del w:id="9190" w:author="Claude (AI) - proposed" w:date="2026-10-18T00:31:32Z">
               <w:r>
                 <w:rPr>
                   <w:rFonts w:ascii="Arial" w:cs="Arial" w:eastAsia="Arial" w:hAnsi="Arial"/>
@@ -13591,7 +13591,7 @@
                 <w:delText xml:space="preserve">15</w:delText>
               </w:r>
             </w:del>
-            <w:ins w:id="9191" w:author="Claude (AI) - proposed" w:date="2026-10-15T12:58:22Z">
+            <w:ins w:id="9191" w:author="Claude (AI) - proposed" w:date="2026-10-18T00:31:32Z">
               <w:r>
                 <w:rPr>
                   <w:rFonts w:ascii="Arial" w:cs="Arial" w:eastAsia="Arial" w:hAnsi="Arial"/>
@@ -13774,7 +13774,7 @@
             <w:pPr>
               <w:spacing w:after="20" w:before="0"/>
             </w:pPr>
-            <w:hyperlink w:history="1" r:id="rIdaj6sj87_a0gkjwkq-xwj5">
+            <w:hyperlink w:history="1" r:id="rIdw0r35u78wgjlcoqopw9lj">
               <w:r>
                 <w:rPr>
                   <w:rFonts w:ascii="Arial" w:cs="Arial" w:eastAsia="Arial" w:hAnsi="Arial"/>
@@ -13807,7 +13807,7 @@
               <w:spacing w:after="10" w:before="0"/>
               <w:ind w:left="120"/>
             </w:pPr>
-            <w:hyperlink w:history="1" r:id="rIdnveidgunjwz64c1vedvea">
+            <w:hyperlink w:history="1" r:id="rId8ttw7nhw_dcy2unjoupio">
               <w:r>
                 <w:rPr>
                   <w:rFonts w:ascii="Arial" w:cs="Arial" w:eastAsia="Arial" w:hAnsi="Arial"/>
@@ -13852,7 +13852,7 @@
             <w:pPr>
               <w:spacing w:after="20" w:before="0"/>
             </w:pPr>
-            <w:hyperlink w:history="1" r:id="rId50okjqm4-a2vjuiqkvuol">
+            <w:hyperlink w:history="1" r:id="rIdvnzxukjfy0lbcc4_niwij">
               <w:r>
                 <w:rPr>
                   <w:rFonts w:ascii="Arial" w:cs="Arial" w:eastAsia="Arial" w:hAnsi="Arial"/>
@@ -13885,7 +13885,7 @@
               <w:spacing w:after="10" w:before="0"/>
               <w:ind w:left="120"/>
             </w:pPr>
-            <w:hyperlink w:history="1" r:id="rId7fbmdhtas0shbv4z5jdah">
+            <w:hyperlink w:history="1" r:id="rIda0gbec6blwyr8m3kmpcps">
               <w:r>
                 <w:rPr>
                   <w:rFonts w:ascii="Arial" w:cs="Arial" w:eastAsia="Arial" w:hAnsi="Arial"/>
@@ -13930,7 +13930,7 @@
               </w:rPr>
               <w:t xml:space="preserve">Learners move from drawing to calculation. Using the values from Phase 2, the class works through the algebraic verification: |R| = √(20² + 8²) = √(400 + 64) = √464 ≈ 21.5 km/h, and direction θ = arctan(8/20) ≈ 21.8° south of east</w:t>
             </w:r>
-            <w:ins w:id="9192" w:author="Claude (AI) - proposed" w:date="2026-10-15T12:58:22Z">
+            <w:ins w:id="9192" w:author="Claude (AI) - proposed" w:date="2026-10-18T00:31:32Z">
               <w:r>
                 <w:rPr>
                   <w:rFonts w:ascii="Arial" w:cs="Arial" w:eastAsia="Arial" w:hAnsi="Arial"/>
@@ -13991,7 +13991,7 @@
               </w:rPr>
               <w:t xml:space="preserve">Write the ferry vectors on the board: 'a = 20 km/h east, b = 8 km/h south.' Say verbatim: 'Your ruler gave us approximately 21.5 km/h. Now let us PROVE it with algebra. These two vectors are perpendicular — the engine is east, the current is south — so what theorem can we use to find the resultant?' Wait 15 seconds. Cold-call 2 students. Guide toward Pythagoras. Write: '|R|² = 20² + 8².' Say: 'Calculate this with me.' Pause 10 seconds for working. Cold-call 1 student for the answer. Write √464 ≈ 21.5 on board. Say: 'So the ferry's true speed is about 21.5 km/h. Now the direction — the angle south of east. Which trigonometric ratio connects the opposite side and the adjacent side?' Wait 10 seconds. Cold-call 2 students — confirm 'tangent.' Write: 'tan θ = 8/20 = 0.4, so θ = arctan(0.4) ≈ 21.8°.' Say: 'So the ferry travelled at 21.8 degrees south of east.</w:t>
             </w:r>
-            <w:del w:id="9193" w:author="Claude (AI) - proposed" w:date="2026-10-15T12:58:22Z">
+            <w:del w:id="9193" w:author="Claude (AI) - proposed" w:date="2026-10-18T00:31:32Z">
               <w:r>
                 <w:rPr>
                   <w:rFonts w:ascii="Arial" w:cs="Arial" w:eastAsia="Arial" w:hAnsi="Arial"/>
@@ -14006,7 +14006,7 @@
                 <w:delText xml:space="preserve"> </w:delText>
               </w:r>
             </w:del>
-            <w:ins w:id="9194" w:author="Claude (AI) - proposed" w:date="2026-10-15T12:58:22Z">
+            <w:ins w:id="9194" w:author="Claude (AI) - proposed" w:date="2026-10-18T00:31:32Z">
               <w:r>
                 <w:rPr>
                   <w:rFonts w:ascii="Arial" w:cs="Arial" w:eastAsia="Arial" w:hAnsi="Arial"/>
@@ -14034,7 +14034,7 @@
               </w:rPr>
               <w:t xml:space="preserve">Does anyone remember our predictions from Phase 1? Let us look at the board.' Return to predictions and compare. Then say: 'Now your turn — Homa Bay fishing boat. I want you in groups of four. Drawer draws the triangle. Calculator does the Pythagoras and arctan. Checker verifies every step. Reporter presents. You have </w:t>
             </w:r>
-            <w:del w:id="9195" w:author="Claude (AI) - proposed" w:date="2026-10-15T12:58:22Z">
+            <w:del w:id="9195" w:author="Claude (AI) - proposed" w:date="2026-10-18T00:31:32Z">
               <w:r>
                 <w:rPr>
                   <w:rFonts w:ascii="Arial" w:cs="Arial" w:eastAsia="Arial" w:hAnsi="Arial"/>
@@ -14049,7 +14049,7 @@
                 <w:delText xml:space="preserve">10</w:delText>
               </w:r>
             </w:del>
-            <w:ins w:id="9196" w:author="Claude (AI) - proposed" w:date="2026-10-15T12:58:22Z">
+            <w:ins w:id="9196" w:author="Claude (AI) - proposed" w:date="2026-10-18T00:31:32Z">
               <w:r>
                 <w:rPr>
                   <w:rFonts w:ascii="Arial" w:cs="Arial" w:eastAsia="Arial" w:hAnsi="Arial"/>
@@ -14077,7 +14077,7 @@
               </w:rPr>
               <w:t xml:space="preserve"> minutes.' Circulate actively — spend at least 60 seconds with each group. Listen for whether groups correctly identify north and east as perpendicular. After </w:t>
             </w:r>
-            <w:del w:id="9197" w:author="Claude (AI) - proposed" w:date="2026-10-15T12:58:22Z">
+            <w:del w:id="9197" w:author="Claude (AI) - proposed" w:date="2026-10-18T00:31:32Z">
               <w:r>
                 <w:rPr>
                   <w:rFonts w:ascii="Arial" w:cs="Arial" w:eastAsia="Arial" w:hAnsi="Arial"/>
@@ -14092,7 +14092,7 @@
                 <w:delText xml:space="preserve">10</w:delText>
               </w:r>
             </w:del>
-            <w:ins w:id="9198" w:author="Claude (AI) - proposed" w:date="2026-10-15T12:58:22Z">
+            <w:ins w:id="9198" w:author="Claude (AI) - proposed" w:date="2026-10-18T00:31:32Z">
               <w:r>
                 <w:rPr>
                   <w:rFonts w:ascii="Arial" w:cs="Arial" w:eastAsia="Arial" w:hAnsi="Arial"/>
@@ -14242,7 +14242,7 @@
             <w:pPr>
               <w:spacing w:after="20" w:before="0"/>
             </w:pPr>
-            <w:hyperlink w:history="1" r:id="rIdlspb4ta0uyq6v3rvkqjpy">
+            <w:hyperlink w:history="1" r:id="rId2uaojtwdbqinwxq5jss8z">
               <w:r>
                 <w:rPr>
                   <w:rFonts w:ascii="Arial" w:cs="Arial" w:eastAsia="Arial" w:hAnsi="Arial"/>
@@ -14275,7 +14275,7 @@
               <w:spacing w:after="10" w:before="0"/>
               <w:ind w:left="120"/>
             </w:pPr>
-            <w:hyperlink w:history="1" r:id="rIdmgle4n-dfrvk7llfnelw1">
+            <w:hyperlink w:history="1" r:id="rIdcsagndn5xiw-j8-bbzfpv">
               <w:r>
                 <w:rPr>
                   <w:rFonts w:ascii="Arial" w:cs="Arial" w:eastAsia="Arial" w:hAnsi="Arial"/>
@@ -14320,7 +14320,7 @@
             <w:pPr>
               <w:spacing w:after="20" w:before="0"/>
             </w:pPr>
-            <w:hyperlink w:history="1" r:id="rId3t88r43b617bixzh8fnvx">
+            <w:hyperlink w:history="1" r:id="rId4z8dway-ed5ewubq-2huj">
               <w:r>
                 <w:rPr>
                   <w:rFonts w:ascii="Arial" w:cs="Arial" w:eastAsia="Arial" w:hAnsi="Arial"/>
@@ -14353,7 +14353,7 @@
               <w:spacing w:after="10" w:before="0"/>
               <w:ind w:left="120"/>
             </w:pPr>
-            <w:hyperlink w:history="1" r:id="rIdxp7h9d7pwcey9wjtru-bt">
+            <w:hyperlink w:history="1" r:id="rIdponogtxhygrnkspp4tk56">
               <w:r>
                 <w:rPr>
                   <w:rFonts w:ascii="Arial" w:cs="Arial" w:eastAsia="Arial" w:hAnsi="Arial"/>
@@ -14431,7 +14431,7 @@
               </w:rPr>
               <w:t xml:space="preserve">Display the class Driving Question Board (a large poster or section of the board that has been accumulating across all lessons). Say verbatim: 'Look at the big question: Why did the Kisumu ferry miss Mbita? Based on today, you now have real mathematical evidence. Take 3 minutes — write one thing you now KNOW about why the ferry drifted and how far, and one question you still have.' Set a 3-minute timer. Circulate silently. After 3 minutes, collect/post notes. Read 3 'Know' notes aloud — after each, say: 'Class, do you agree? Thumbs up.' Read 2 'Still wondering' notes and say: 'Excellent — hold these questions. Some will be answered in Lesson 4</w:t>
             </w:r>
-            <w:del w:id="9199" w:author="Claude (AI) - proposed" w:date="2026-10-15T12:58:22Z">
+            <w:del w:id="9199" w:author="Claude (AI) - proposed" w:date="2026-10-18T00:31:32Z">
               <w:r>
                 <w:rPr>
                   <w:rFonts w:ascii="Arial" w:cs="Arial" w:eastAsia="Arial" w:hAnsi="Arial"/>
@@ -14446,7 +14446,7 @@
                 <w:delText xml:space="preserve"> when we look at resolving vectors and planning a corrected course</w:delText>
               </w:r>
             </w:del>
-            <w:ins w:id="9200" w:author="Claude (AI) - proposed" w:date="2026-10-15T12:58:22Z">
+            <w:ins w:id="9200" w:author="Claude (AI) - proposed" w:date="2026-10-18T00:31:32Z">
               <w:r>
                 <w:rPr>
                   <w:rFonts w:ascii="Arial" w:cs="Arial" w:eastAsia="Arial" w:hAnsi="Arial"/>
@@ -14474,7 +14474,7 @@
               </w:rPr>
               <w:t xml:space="preserve">.' Point to the DQB headline question and say: 'We are getting closer. The ferry missed because two vectors combined into a resultant that was NOT due east. We can now calculate exactly how far south it landed. What we cannot yet do is tell the captain how to AIM the engine differently to cancel the current — that is our </w:t>
             </w:r>
-            <w:del w:id="9201" w:author="Claude (AI) - proposed" w:date="2026-10-15T12:58:22Z">
+            <w:del w:id="9201" w:author="Claude (AI) - proposed" w:date="2026-10-18T00:31:32Z">
               <w:r>
                 <w:rPr>
                   <w:rFonts w:ascii="Arial" w:cs="Arial" w:eastAsia="Arial" w:hAnsi="Arial"/>
@@ -14489,7 +14489,7 @@
                 <w:delText xml:space="preserve">next challenge</w:delText>
               </w:r>
             </w:del>
-            <w:ins w:id="9202" w:author="Claude (AI) - proposed" w:date="2026-10-15T12:58:22Z">
+            <w:ins w:id="9202" w:author="Claude (AI) - proposed" w:date="2026-10-18T00:31:32Z">
               <w:r>
                 <w:rPr>
                   <w:rFonts w:ascii="Arial" w:cs="Arial" w:eastAsia="Arial" w:hAnsi="Arial"/>
@@ -14639,7 +14639,7 @@
             <w:pPr>
               <w:spacing w:after="20" w:before="0"/>
             </w:pPr>
-            <w:hyperlink w:history="1" r:id="rId-mtfhrzbmqrxqhamtkf0-">
+            <w:hyperlink w:history="1" r:id="rId0ysnqgihiby2wemtq2irh">
               <w:r>
                 <w:rPr>
                   <w:rFonts w:ascii="Arial" w:cs="Arial" w:eastAsia="Arial" w:hAnsi="Arial"/>
@@ -14688,7 +14688,7 @@
               <w:spacing w:after="10" w:before="0"/>
               <w:ind w:left="120"/>
             </w:pPr>
-            <w:hyperlink w:history="1" r:id="rIdmyp0ixjrykbscsna3_4zr">
+            <w:hyperlink w:history="1" r:id="rIdvh5szad28hyg7k3hlieei">
               <w:r>
                 <w:rPr>
                   <w:rFonts w:ascii="Arial" w:cs="Arial" w:eastAsia="Arial" w:hAnsi="Arial"/>
@@ -14733,7 +14733,7 @@
             <w:pPr>
               <w:spacing w:after="20" w:before="0"/>
             </w:pPr>
-            <w:hyperlink w:history="1" r:id="rId0kdgl4cg2ft7corcumt6i">
+            <w:hyperlink w:history="1" r:id="rIdukieniciczyjqbmuyvjkc">
               <w:r>
                 <w:rPr>
                   <w:rFonts w:ascii="Arial" w:cs="Arial" w:eastAsia="Arial" w:hAnsi="Arial"/>
@@ -14766,7 +14766,7 @@
               <w:spacing w:after="10" w:before="0"/>
               <w:ind w:left="120"/>
             </w:pPr>
-            <w:hyperlink w:history="1" r:id="rIduo_nwt9awwxwwudnhex02">
+            <w:hyperlink w:history="1" r:id="rIdz0vrac2pgrid_js6fyma6">
               <w:r>
                 <w:rPr>
                   <w:rFonts w:ascii="Arial" w:cs="Arial" w:eastAsia="Arial" w:hAnsi="Arial"/>
@@ -14844,7 +14844,7 @@
               </w:rPr>
               <w:t xml:space="preserve">Say verbatim: 'Open your ferry model from Lesson 1. We are going to make it more mathematically complete today. You need to add three things: the two component vectors drawn tip-to-tail, the resultant R with its magnitude and angle, and a written sentence explaining what the triangle rule shows. You have 5 minutes.' Set timer. Circulate and observe: check that resultant arrow is longer than the south component (common error: learners draw R shorter than b); check that the angle is measured from the east direction, not from the south component. After 5 minutes, ask pairs to compare and add anything missing. Cold-call 2 students to describe their updated model to the class in one sentence each. Close by saying: 'Your model now shows the full mathematical story of why the ferry drifted. In Lesson 4, we will add the next chapter: </w:t>
             </w:r>
-            <w:del w:id="9203" w:author="Claude (AI) - proposed" w:date="2026-10-15T12:58:22Z">
+            <w:del w:id="9203" w:author="Claude (AI) - proposed" w:date="2026-10-18T00:31:32Z">
               <w:r>
                 <w:rPr>
                   <w:rFonts w:ascii="Arial" w:cs="Arial" w:eastAsia="Arial" w:hAnsi="Arial"/>
@@ -14859,7 +14859,7 @@
                 <w:delText xml:space="preserve">how could the captain have aimed differently to arrive exactly at</w:delText>
               </w:r>
             </w:del>
-            <w:ins w:id="9204" w:author="Claude (AI) - proposed" w:date="2026-10-15T12:58:22Z">
+            <w:ins w:id="9204" w:author="Claude (AI) - proposed" w:date="2026-10-18T00:31:32Z">
               <w:r>
                 <w:rPr>
                   <w:rFonts w:ascii="Arial" w:cs="Arial" w:eastAsia="Arial" w:hAnsi="Arial"/>
@@ -14887,7 +14887,7 @@
               </w:rPr>
               <w:t xml:space="preserve"> Mbita? That will </w:t>
             </w:r>
-            <w:del w:id="9205" w:author="Claude (AI) - proposed" w:date="2026-10-15T12:58:22Z">
+            <w:del w:id="9205" w:author="Claude (AI) - proposed" w:date="2026-10-18T00:31:32Z">
               <w:r>
                 <w:rPr>
                   <w:rFonts w:ascii="Arial" w:cs="Arial" w:eastAsia="Arial" w:hAnsi="Arial"/>
@@ -14902,7 +14902,7 @@
                 <w:delText xml:space="preserve">require us to work backwards — resolving vectors into components</w:delText>
               </w:r>
             </w:del>
-            <w:ins w:id="9206" w:author="Claude (AI) - proposed" w:date="2026-10-15T12:58:22Z">
+            <w:ins w:id="9206" w:author="Claude (AI) - proposed" w:date="2026-10-18T00:31:32Z">
               <w:r>
                 <w:rPr>
                   <w:rFonts w:ascii="Arial" w:cs="Arial" w:eastAsia="Arial" w:hAnsi="Arial"/>
@@ -15377,7 +15377,7 @@
         </w:rPr>
         <w:t xml:space="preserve">© 2026 SeaVuria and ARES. Aligned with KICD objectives. Developed by SeaVuria; technical implementation by ARES (with AI assistance from Claude). Licensed under </w:t>
       </w:r>
-      <w:hyperlink w:history="1" r:id="rIdbhlzhdpzvu_rsqxrlm8dt">
+      <w:hyperlink w:history="1" r:id="rIdenwslkshyvav1zspduhg-">
         <w:r>
           <w:rPr>
             <w:rFonts w:ascii="Arial" w:cs="Arial" w:eastAsia="Arial" w:hAnsi="Arial"/>
@@ -15398,7 +15398,7 @@
         </w:rPr>
         <w:t xml:space="preserve"> (</w:t>
       </w:r>
-      <w:hyperlink w:history="1" r:id="rIdyw6zlsoptvuaglmunokua">
+      <w:hyperlink w:history="1" r:id="rIdswrfrime9grabyydprnx_">
         <w:r>
           <w:rPr>
             <w:rFonts w:ascii="Arial" w:cs="Arial" w:eastAsia="Arial" w:hAnsi="Arial"/>
@@ -15906,7 +15906,7 @@
               <w:spacing w:after="40" w:before="0"/>
               <w:jc w:val="left"/>
             </w:pPr>
-            <w:ins w:id="9207" w:author="Claude (AI) - proposed" w:date="2026-10-15T12:58:22Z">
+            <w:ins w:id="9207" w:author="Claude (AI) - proposed" w:date="2026-10-18T00:31:32Z">
               <w:r>
                 <w:rPr>
                   <w:rFonts w:ascii="Arial" w:cs="Arial" w:eastAsia="Arial" w:hAnsi="Arial"/>
@@ -16165,7 +16165,7 @@
               </w:rPr>
               <w:t xml:space="preserve">The lesson opens by reminding learners that the ferry landed south of Mbita after combining the engine vector and the lake current vector. A short prediction task asks learners: if you know where you are and where you need to be, what single vector describes the journey back? Learners observe a geometric construction on the board showing the resultant from Lesson 3 and the intended destination, then reason that the missing vector is the difference between the two. The Explain phase formalises the negative of a vector, the zero vector, and subtraction as addition of the negative, with column-vector algebra and a grid-based diagram. A supporting context — a Rift Valley farmer pulling a rope cart that overshoots a storage shed and must be guided back — reinforces the concept in a second Kenyan setting. Learners then build an updated model showing the full three-vector closed path: engine vector, current vector, and correction vector, confirming the zero vector result. The DQB is updated with the new insight.</w:t>
             </w:r>
-            <w:ins w:id="9208" w:author="Claude (AI) - proposed" w:date="2026-10-15T12:58:22Z">
+            <w:ins w:id="9208" w:author="Claude (AI) - proposed" w:date="2026-10-18T00:31:32Z">
               <w:r>
                 <w:rPr>
                   <w:rFonts w:ascii="Arial" w:cs="Arial" w:eastAsia="Arial" w:hAnsi="Arial"/>
@@ -16468,7 +16468,7 @@
             <w:pPr>
               <w:spacing w:after="20" w:before="0"/>
             </w:pPr>
-            <w:hyperlink w:history="1" r:id="rIdduw8j46qtait_v8dqzh2e">
+            <w:hyperlink w:history="1" r:id="rIdgzb-dcqih2opaw4zzduzr">
               <w:r>
                 <w:rPr>
                   <w:rFonts w:ascii="Arial" w:cs="Arial" w:eastAsia="Arial" w:hAnsi="Arial"/>
@@ -16501,7 +16501,7 @@
               <w:spacing w:after="10" w:before="0"/>
               <w:ind w:left="120"/>
             </w:pPr>
-            <w:hyperlink w:history="1" r:id="rIdzpckjmeegiweulyiv4huf">
+            <w:hyperlink w:history="1" r:id="rIdxz_k5dwt5f0aiwbljhlzc">
               <w:r>
                 <w:rPr>
                   <w:rFonts w:ascii="Arial" w:cs="Arial" w:eastAsia="Arial" w:hAnsi="Arial"/>
@@ -16546,7 +16546,7 @@
             <w:pPr>
               <w:spacing w:after="20" w:before="0"/>
             </w:pPr>
-            <w:hyperlink w:history="1" r:id="rIdd2olpb3siosr4vyrsv-ge">
+            <w:hyperlink w:history="1" r:id="rIdeeu7k4xpq8z7i0blisjsc">
               <w:r>
                 <w:rPr>
                   <w:rFonts w:ascii="Arial" w:cs="Arial" w:eastAsia="Arial" w:hAnsi="Arial"/>
@@ -16579,7 +16579,7 @@
               <w:spacing w:after="10" w:before="0"/>
               <w:ind w:left="120"/>
             </w:pPr>
-            <w:hyperlink w:history="1" r:id="rId2_nonagj1eoyah22nhuvl">
+            <w:hyperlink w:history="1" r:id="rIdbn095wkhzhl8e5t2vdg4z">
               <w:r>
                 <w:rPr>
                   <w:rFonts w:ascii="Arial" w:cs="Arial" w:eastAsia="Arial" w:hAnsi="Arial"/>
@@ -16779,7 +16779,7 @@
             <w:pPr>
               <w:spacing w:after="20" w:before="0"/>
             </w:pPr>
-            <w:hyperlink w:history="1" r:id="rIdpzjs4_75rtfuphzlmih1y">
+            <w:hyperlink w:history="1" r:id="rIdkoecaprzehsingvemgfy6">
               <w:r>
                 <w:rPr>
                   <w:rFonts w:ascii="Arial" w:cs="Arial" w:eastAsia="Arial" w:hAnsi="Arial"/>
@@ -16812,7 +16812,7 @@
               <w:spacing w:after="10" w:before="0"/>
               <w:ind w:left="120"/>
             </w:pPr>
-            <w:hyperlink w:history="1" r:id="rIdnrim-pnbdiwlqvehvxxcz">
+            <w:hyperlink w:history="1" r:id="rIdw45gnbevjmw0xk1ldgojq">
               <w:r>
                 <w:rPr>
                   <w:rFonts w:ascii="Arial" w:cs="Arial" w:eastAsia="Arial" w:hAnsi="Arial"/>
@@ -16857,7 +16857,7 @@
             <w:pPr>
               <w:spacing w:after="20" w:before="0"/>
             </w:pPr>
-            <w:hyperlink w:history="1" r:id="rIddnzuoqqmq_f1t3zni7tya">
+            <w:hyperlink w:history="1" r:id="rIdr_oh1ibu3oour8whp-ht1">
               <w:r>
                 <w:rPr>
                   <w:rFonts w:ascii="Arial" w:cs="Arial" w:eastAsia="Arial" w:hAnsi="Arial"/>
@@ -16890,7 +16890,7 @@
               <w:spacing w:after="10" w:before="0"/>
               <w:ind w:left="120"/>
             </w:pPr>
-            <w:hyperlink w:history="1" r:id="rIdrs8-xxbp4iqu0znqsjlhh">
+            <w:hyperlink w:history="1" r:id="rIdovkulrjn6mvrn7hhrwuid">
               <w:r>
                 <w:rPr>
                   <w:rFonts w:ascii="Arial" w:cs="Arial" w:eastAsia="Arial" w:hAnsi="Arial"/>
@@ -17090,7 +17090,7 @@
             <w:pPr>
               <w:spacing w:after="20" w:before="0"/>
             </w:pPr>
-            <w:hyperlink w:history="1" r:id="rIdlakjai_apd1fqqzwzqo3f">
+            <w:hyperlink w:history="1" r:id="rIdkjr5h3wtmvj_0buyxvqlr">
               <w:r>
                 <w:rPr>
                   <w:rFonts w:ascii="Arial" w:cs="Arial" w:eastAsia="Arial" w:hAnsi="Arial"/>
@@ -17139,7 +17139,7 @@
               <w:spacing w:after="10" w:before="0"/>
               <w:ind w:left="120"/>
             </w:pPr>
-            <w:hyperlink w:history="1" r:id="rIdtcbv4qmmwua2qucxgxlaz">
+            <w:hyperlink w:history="1" r:id="rId-2dwvrsk5fc1swli2puz9">
               <w:r>
                 <w:rPr>
                   <w:rFonts w:ascii="Arial" w:cs="Arial" w:eastAsia="Arial" w:hAnsi="Arial"/>
@@ -17184,7 +17184,7 @@
             <w:pPr>
               <w:spacing w:after="20" w:before="0"/>
             </w:pPr>
-            <w:hyperlink w:history="1" r:id="rIdipoq5bl8g15jawglv2o65">
+            <w:hyperlink w:history="1" r:id="rId9bownkaudd5t_p517kup1">
               <w:r>
                 <w:rPr>
                   <w:rFonts w:ascii="Arial" w:cs="Arial" w:eastAsia="Arial" w:hAnsi="Arial"/>
@@ -17217,7 +17217,7 @@
               <w:spacing w:after="10" w:before="0"/>
               <w:ind w:left="120"/>
             </w:pPr>
-            <w:hyperlink w:history="1" r:id="rIdjz3654mwae4a7izgwovro">
+            <w:hyperlink w:history="1" r:id="rIdnfah_zjhyy01u0jw4-t-8">
               <w:r>
                 <w:rPr>
                   <w:rFonts w:ascii="Arial" w:cs="Arial" w:eastAsia="Arial" w:hAnsi="Arial"/>
@@ -17417,7 +17417,7 @@
             <w:pPr>
               <w:spacing w:after="20" w:before="0"/>
             </w:pPr>
-            <w:hyperlink w:history="1" r:id="rId5rokoymva5quodcxeve_x">
+            <w:hyperlink w:history="1" r:id="rIdai0jstyw6nbgx_mhnjums">
               <w:r>
                 <w:rPr>
                   <w:rFonts w:ascii="Arial" w:cs="Arial" w:eastAsia="Arial" w:hAnsi="Arial"/>
@@ -17466,7 +17466,7 @@
               <w:spacing w:after="10" w:before="0"/>
               <w:ind w:left="120"/>
             </w:pPr>
-            <w:hyperlink w:history="1" r:id="rId5qzb9hjhafb9w8-irvteo">
+            <w:hyperlink w:history="1" r:id="rIdkmhln6qyhjiatwxp_9n_p">
               <w:r>
                 <w:rPr>
                   <w:rFonts w:ascii="Arial" w:cs="Arial" w:eastAsia="Arial" w:hAnsi="Arial"/>
@@ -17511,7 +17511,7 @@
             <w:pPr>
               <w:spacing w:after="20" w:before="0"/>
             </w:pPr>
-            <w:hyperlink w:history="1" r:id="rId3mcqbkr-lefhkovvozidz">
+            <w:hyperlink w:history="1" r:id="rIdjsy4jy-bsgrwubkmj-3fw">
               <w:r>
                 <w:rPr>
                   <w:rFonts w:ascii="Arial" w:cs="Arial" w:eastAsia="Arial" w:hAnsi="Arial"/>
@@ -17544,7 +17544,7 @@
               <w:spacing w:after="10" w:before="0"/>
               <w:ind w:left="120"/>
             </w:pPr>
-            <w:hyperlink w:history="1" r:id="rIdnpakt0on7gykizmo4iqmq">
+            <w:hyperlink w:history="1" r:id="rIdmnyojjha0hp-d5vco-dug">
               <w:r>
                 <w:rPr>
                   <w:rFonts w:ascii="Arial" w:cs="Arial" w:eastAsia="Arial" w:hAnsi="Arial"/>
@@ -17744,7 +17744,7 @@
             <w:pPr>
               <w:spacing w:after="20" w:before="0"/>
             </w:pPr>
-            <w:hyperlink w:history="1" r:id="rIdyirruj7md2njevkj9tzln">
+            <w:hyperlink w:history="1" r:id="rIdazl75l0ei2kffpleizv5q">
               <w:r>
                 <w:rPr>
                   <w:rFonts w:ascii="Arial" w:cs="Arial" w:eastAsia="Arial" w:hAnsi="Arial"/>
@@ -17793,7 +17793,7 @@
               <w:spacing w:after="10" w:before="0"/>
               <w:ind w:left="120"/>
             </w:pPr>
-            <w:hyperlink w:history="1" r:id="rIdp7q4irx10xyrth-vz9fty">
+            <w:hyperlink w:history="1" r:id="rIdjgipmndu1mt9vn12dhzpg">
               <w:r>
                 <w:rPr>
                   <w:rFonts w:ascii="Arial" w:cs="Arial" w:eastAsia="Arial" w:hAnsi="Arial"/>
@@ -17838,7 +17838,7 @@
             <w:pPr>
               <w:spacing w:after="20" w:before="0"/>
             </w:pPr>
-            <w:hyperlink w:history="1" r:id="rId3sybpoz_s6lfy4tqxxeqf">
+            <w:hyperlink w:history="1" r:id="rId4nve9okliwwwxzcfxw2hd">
               <w:r>
                 <w:rPr>
                   <w:rFonts w:ascii="Arial" w:cs="Arial" w:eastAsia="Arial" w:hAnsi="Arial"/>
@@ -17871,7 +17871,7 @@
               <w:spacing w:after="10" w:before="0"/>
               <w:ind w:left="120"/>
             </w:pPr>
-            <w:hyperlink w:history="1" r:id="rIdwnvtgu-b9y6fyc0wdumcz">
+            <w:hyperlink w:history="1" r:id="rIdqyl7xeouuqbxu4eilpd4w">
               <w:r>
                 <w:rPr>
                   <w:rFonts w:ascii="Arial" w:cs="Arial" w:eastAsia="Arial" w:hAnsi="Arial"/>
@@ -17916,7 +17916,7 @@
               </w:rPr>
               <w:t xml:space="preserve">Learners work in groups of three or four to build a complete cumulative vector model of the ferry journey so far. On A4 grid paper, each group draws: (1) Engine vector e = (60 above 0) from K to point A. (2) Current vector c = (0 above -24) from A to L (actual landing). (3) Correction vector v = m - l = (0 above 24) from L to M. (4) They verify that e + c + v = (60 above 0) + (0 above -24) + (0 above 24) = (60 above 0). They label this final result as the vector from K to M, which equals the intended journey. Groups then answer three structured questions in writing: Q1 — 'What is the column vector of the correction v? Show the subtraction that produces it.' Q2 </w:t>
             </w:r>
-            <w:ins w:id="9209" w:author="Claude (AI) - proposed" w:date="2026-10-15T12:58:22Z">
+            <w:ins w:id="9209" w:author="Claude (AI) - proposed" w:date="2026-10-18T00:31:32Z">
               <w:r>
                 <w:rPr>
                   <w:rFonts w:ascii="Arial" w:cs="Arial" w:eastAsia="Arial" w:hAnsi="Arial"/>
@@ -17944,7 +17944,7 @@
               </w:rPr>
               <w:t xml:space="preserve">— 'If </w:t>
             </w:r>
-            <w:del w:id="9210" w:author="Claude (AI) - proposed" w:date="2026-10-15T12:58:22Z">
+            <w:del w:id="9210" w:author="Claude (AI) - proposed" w:date="2026-10-18T00:31:32Z">
               <w:r>
                 <w:rPr>
                   <w:rFonts w:ascii="Arial" w:cs="Arial" w:eastAsia="Arial" w:hAnsi="Arial"/>
@@ -17959,7 +17959,7 @@
                 <w:delText xml:space="preserve">a second current</w:delText>
               </w:r>
             </w:del>
-            <w:ins w:id="9211" w:author="Claude (AI) - proposed" w:date="2026-10-15T12:58:22Z">
+            <w:ins w:id="9211" w:author="Claude (AI) - proposed" w:date="2026-10-18T00:31:32Z">
               <w:r>
                 <w:rPr>
                   <w:rFonts w:ascii="Arial" w:cs="Arial" w:eastAsia="Arial" w:hAnsi="Arial"/>
@@ -17987,7 +17987,7 @@
               </w:rPr>
               <w:t xml:space="preserve"> of (3 above 0)</w:t>
             </w:r>
-            <w:del w:id="9212" w:author="Claude (AI) - proposed" w:date="2026-10-15T12:58:22Z">
+            <w:del w:id="9212" w:author="Claude (AI) - proposed" w:date="2026-10-18T00:31:32Z">
               <w:r>
                 <w:rPr>
                   <w:rFonts w:ascii="Arial" w:cs="Arial" w:eastAsia="Arial" w:hAnsi="Arial"/>
@@ -18002,7 +18002,7 @@
                 <w:delText xml:space="preserve"> were added (an eastward push</w:delText>
               </w:r>
             </w:del>
-            <w:ins w:id="9213" w:author="Claude (AI) - proposed" w:date="2026-10-15T12:58:22Z">
+            <w:ins w:id="9213" w:author="Claude (AI) - proposed" w:date="2026-10-18T00:31:32Z">
               <w:r>
                 <w:rPr>
                   <w:rFonts w:ascii="Arial" w:cs="Arial" w:eastAsia="Arial" w:hAnsi="Arial"/>
@@ -18129,7 +18129,7 @@
               </w:rPr>
               <w:t xml:space="preserve">Teacher collects the A4 grid paper models at the end of the lesson (or photographs them) and checks three things: (1) Are all three arrows drawn in the correct direction with correct start and end points? (2) Is the subtraction in Q1 shown as column-vector working, not just the answer? (3) Does Q3 show the round-trip equation correctly as e + c + (-e - c) = (0 above 0) or equivalent? Learners who complete Q2 correctly </w:t>
             </w:r>
-            <w:del w:id="9214" w:author="Claude (AI) - proposed" w:date="2026-10-15T12:58:22Z">
+            <w:del w:id="9214" w:author="Claude (AI) - proposed" w:date="2026-10-18T00:31:32Z">
               <w:r>
                 <w:rPr>
                   <w:rFonts w:ascii="Arial" w:cs="Arial" w:eastAsia="Arial" w:hAnsi="Arial"/>
@@ -18144,7 +18144,7 @@
                 <w:delText xml:space="preserve">with the new correction vector (0</w:delText>
               </w:r>
             </w:del>
-            <w:ins w:id="9215" w:author="Claude (AI) - proposed" w:date="2026-10-15T12:58:22Z">
+            <w:ins w:id="9215" w:author="Claude (AI) - proposed" w:date="2026-10-18T00:31:32Z">
               <w:r>
                 <w:rPr>
                   <w:rFonts w:ascii="Arial" w:cs="Arial" w:eastAsia="Arial" w:hAnsi="Arial"/>
@@ -18172,7 +18172,7 @@
               </w:rPr>
               <w:t xml:space="preserve"> above 24)</w:t>
             </w:r>
-            <w:del w:id="9216" w:author="Claude (AI) - proposed" w:date="2026-10-15T12:58:22Z">
+            <w:del w:id="9216" w:author="Claude (AI) - proposed" w:date="2026-10-18T00:31:32Z">
               <w:r>
                 <w:rPr>
                   <w:rFonts w:ascii="Arial" w:cs="Arial" w:eastAsia="Arial" w:hAnsi="Arial"/>
@@ -18187,7 +18187,7 @@
                 <w:delText xml:space="preserve"> minus any eastward drift adjustment</w:delText>
               </w:r>
             </w:del>
-            <w:ins w:id="9217" w:author="Claude (AI) - proposed" w:date="2026-10-15T12:58:22Z">
+            <w:ins w:id="9217" w:author="Claude (AI) - proposed" w:date="2026-10-18T00:31:32Z">
               <w:r>
                 <w:rPr>
                   <w:rFonts w:ascii="Arial" w:cs="Arial" w:eastAsia="Arial" w:hAnsi="Arial"/>
@@ -18596,7 +18596,7 @@
         </w:rPr>
         <w:t xml:space="preserve">© 2026 SeaVuria and ARES. Aligned with KICD objectives. Developed by SeaVuria; technical implementation by ARES (with AI assistance from Claude). Licensed under </w:t>
       </w:r>
-      <w:hyperlink w:history="1" r:id="rIdt8aqazf4a5t1lpbs5oh3l">
+      <w:hyperlink w:history="1" r:id="rId-s2humhytxrcuwkwq7wln">
         <w:r>
           <w:rPr>
             <w:rFonts w:ascii="Arial" w:cs="Arial" w:eastAsia="Arial" w:hAnsi="Arial"/>
@@ -18617,7 +18617,7 @@
         </w:rPr>
         <w:t xml:space="preserve"> (</w:t>
       </w:r>
-      <w:hyperlink w:history="1" r:id="rId_-ratsvcacjwvxka_g3jh">
+      <w:hyperlink w:history="1" r:id="rIdoc3ynui0p4ysggixekmhn">
         <w:r>
           <w:rPr>
             <w:rFonts w:ascii="Arial" w:cs="Arial" w:eastAsia="Arial" w:hAnsi="Arial"/>
@@ -19125,7 +19125,7 @@
               <w:spacing w:after="40" w:before="0"/>
               <w:jc w:val="left"/>
             </w:pPr>
-            <w:ins w:id="9218" w:author="Claude (AI) - proposed" w:date="2026-10-15T12:58:22Z">
+            <w:ins w:id="9218" w:author="Claude (AI) - proposed" w:date="2026-10-18T00:31:32Z">
               <w:r>
                 <w:rPr>
                   <w:rFonts w:ascii="Arial" w:cs="Arial" w:eastAsia="Arial" w:hAnsi="Arial"/>
@@ -19221,7 +19221,7 @@
               </w:rPr>
               <w:t xml:space="preserve">In Lessons 1–4, learners built the foundational language of vectors — representation, addition by triangle and parallelogram law, and resultant calculation — to begin explaining why the Kisumu ferry drifted south of Mbita. In Lesson 5, learners now ask: what if the captain doubled the engine thrust, or the current was three times as strong? Scalar multiplication gives learners the tool to scale any vector — modelling speed changes, stronger currents, or repeated equal displacements — and parallel vectors </w:t>
             </w:r>
-            <w:del w:id="9219" w:author="Claude (AI) - proposed" w:date="2026-10-15T12:58:22Z">
+            <w:del w:id="9219" w:author="Claude (AI) - proposed" w:date="2026-10-18T00:31:32Z">
               <w:r>
                 <w:rPr>
                   <w:rFonts w:ascii="Arial" w:cs="Arial" w:eastAsia="Arial" w:hAnsi="Arial"/>
@@ -19236,7 +19236,7 @@
                 <w:delText xml:space="preserve">explain why the drifted path and the engine's intended path are mathematically related</w:delText>
               </w:r>
             </w:del>
-            <w:ins w:id="9220" w:author="Claude (AI) - proposed" w:date="2026-10-15T12:58:22Z">
+            <w:ins w:id="9220" w:author="Claude (AI) - proposed" w:date="2026-10-18T00:31:32Z">
               <w:r>
                 <w:rPr>
                   <w:rFonts w:ascii="Arial" w:cs="Arial" w:eastAsia="Arial" w:hAnsi="Arial"/>
@@ -19427,7 +19427,7 @@
               </w:rPr>
               <w:t xml:space="preserve">In this 80-minute lesson, learners investigate scalar multiplication of vectors and the concept of parallel vectors through the lens of the Kisumu–Mbita ferry phenomenon. Beginning with a provocative prediction about what happens when the ferry's engine thrust is doubled or the lake current is tripled, learners move through geometric construction, worked examples, and collaborative sensemaking to discover that scaling a vector changes its magnitude without altering (or by reversing) its direction, and that parallelism between vectors is captured precisely by the scalar multiple relationship. The lesson uses a phased PREDICT → OBSERVE → EXPLAIN → DQB → MODEL structure, embedding Kenya-relevant contexts (Lake Victoria ferries, Rift Valley road convoys, Kericho tea-estate lorry routes) and specific formative checkpoints throughout. </w:t>
             </w:r>
-            <w:ins w:id="9221" w:author="Claude (AI) - proposed" w:date="2026-10-15T12:58:22Z">
+            <w:ins w:id="9221" w:author="Claude (AI) - proposed" w:date="2026-10-18T00:31:32Z">
               <w:r>
                 <w:rPr>
                   <w:rFonts w:ascii="Arial" w:cs="Arial" w:eastAsia="Arial" w:hAnsi="Arial"/>
@@ -19743,7 +19743,7 @@
             <w:pPr>
               <w:spacing w:after="20" w:before="0"/>
             </w:pPr>
-            <w:hyperlink w:history="1" r:id="rIdwz5csbl3uelet3ux_jtg6">
+            <w:hyperlink w:history="1" r:id="rIde2bgk_3no5snz_sucgchd">
               <w:r>
                 <w:rPr>
                   <w:rFonts w:ascii="Arial" w:cs="Arial" w:eastAsia="Arial" w:hAnsi="Arial"/>
@@ -19776,7 +19776,7 @@
               <w:spacing w:after="10" w:before="0"/>
               <w:ind w:left="120"/>
             </w:pPr>
-            <w:hyperlink w:history="1" r:id="rId7lsqajc-wcmqq4xkmlxox">
+            <w:hyperlink w:history="1" r:id="rIdtaki1jis28tlblque-br_">
               <w:r>
                 <w:rPr>
                   <w:rFonts w:ascii="Arial" w:cs="Arial" w:eastAsia="Arial" w:hAnsi="Arial"/>
@@ -19821,7 +19821,7 @@
             <w:pPr>
               <w:spacing w:after="20" w:before="0"/>
             </w:pPr>
-            <w:hyperlink w:history="1" r:id="rIdmrq-xcwbfykjhqzzixaqd">
+            <w:hyperlink w:history="1" r:id="rId5vhnxiiwqxoro3uphe0sc">
               <w:r>
                 <w:rPr>
                   <w:rFonts w:ascii="Arial" w:cs="Arial" w:eastAsia="Arial" w:hAnsi="Arial"/>
@@ -19854,7 +19854,7 @@
               <w:spacing w:after="10" w:before="0"/>
               <w:ind w:left="120"/>
             </w:pPr>
-            <w:hyperlink w:history="1" r:id="rIdyzkhvotreup8shx1hfqwu">
+            <w:hyperlink w:history="1" r:id="rIdcwghmtsdopzsii_pfzqfp">
               <w:r>
                 <w:rPr>
                   <w:rFonts w:ascii="Arial" w:cs="Arial" w:eastAsia="Arial" w:hAnsi="Arial"/>
@@ -20054,7 +20054,7 @@
             <w:pPr>
               <w:spacing w:after="20" w:before="0"/>
             </w:pPr>
-            <w:hyperlink w:history="1" r:id="rIdzg6wj5gnaembxlsxgrjdj">
+            <w:hyperlink w:history="1" r:id="rIdps8qkhx5qy3nbem0cmgus">
               <w:r>
                 <w:rPr>
                   <w:rFonts w:ascii="Arial" w:cs="Arial" w:eastAsia="Arial" w:hAnsi="Arial"/>
@@ -20087,7 +20087,7 @@
               <w:spacing w:after="10" w:before="0"/>
               <w:ind w:left="120"/>
             </w:pPr>
-            <w:hyperlink w:history="1" r:id="rIdzllv477kyot-dzvtvhzzz">
+            <w:hyperlink w:history="1" r:id="rIdhpgjxbtvne7d2ttbl9kuq">
               <w:r>
                 <w:rPr>
                   <w:rFonts w:ascii="Arial" w:cs="Arial" w:eastAsia="Arial" w:hAnsi="Arial"/>
@@ -20132,7 +20132,7 @@
             <w:pPr>
               <w:spacing w:after="20" w:before="0"/>
             </w:pPr>
-            <w:hyperlink w:history="1" r:id="rIddbbpqcleak1lb3omiuiir">
+            <w:hyperlink w:history="1" r:id="rIdlnyodxwb7md5vq8qo5g0v">
               <w:r>
                 <w:rPr>
                   <w:rFonts w:ascii="Arial" w:cs="Arial" w:eastAsia="Arial" w:hAnsi="Arial"/>
@@ -20165,7 +20165,7 @@
               <w:spacing w:after="10" w:before="0"/>
               <w:ind w:left="120"/>
             </w:pPr>
-            <w:hyperlink w:history="1" r:id="rIdo5d-jnzahsqt0wcagcw1n">
+            <w:hyperlink w:history="1" r:id="rIde9mqpiokxuolay9dq0paf">
               <w:r>
                 <w:rPr>
                   <w:rFonts w:ascii="Arial" w:cs="Arial" w:eastAsia="Arial" w:hAnsi="Arial"/>
@@ -20210,7 +20210,7 @@
               </w:rPr>
               <w:t xml:space="preserve">Learners receive a structured worksheet (or open to a prepared page in their exercise books) with the following three evidence-gathering tasks. TASK A — Geometric Construction (</w:t>
             </w:r>
-            <w:del w:id="9222" w:author="Claude (AI) - proposed" w:date="2026-10-15T12:58:22Z">
+            <w:del w:id="9222" w:author="Claude (AI) - proposed" w:date="2026-10-18T00:31:32Z">
               <w:r>
                 <w:rPr>
                   <w:rFonts w:ascii="Arial" w:cs="Arial" w:eastAsia="Arial" w:hAnsi="Arial"/>
@@ -20225,7 +20225,7 @@
                 <w:delText xml:space="preserve">8</w:delText>
               </w:r>
             </w:del>
-            <w:ins w:id="9223" w:author="Claude (AI) - proposed" w:date="2026-10-15T12:58:22Z">
+            <w:ins w:id="9223" w:author="Claude (AI) - proposed" w:date="2026-10-18T00:31:32Z">
               <w:r>
                 <w:rPr>
                   <w:rFonts w:ascii="Arial" w:cs="Arial" w:eastAsia="Arial" w:hAnsi="Arial"/>
@@ -20253,7 +20253,7 @@
               </w:rPr>
               <w:t xml:space="preserve"> min): Using a ruler and pencil, learners draw vector v = (20, 0) to a scale of 1 cm : 5 km/h as a horizontal arrow of length 4 cm pointing right. Directly below it, they draw 2v — an arrow in the same direction of length 8 cm — and then −v — an arrow of length 4 cm pointing left. They label each arrow and note its length and direction. TASK B — Column Vector Calculation (</w:t>
             </w:r>
-            <w:del w:id="9224" w:author="Claude (AI) - proposed" w:date="2026-10-15T12:58:22Z">
+            <w:del w:id="9224" w:author="Claude (AI) - proposed" w:date="2026-10-18T00:31:32Z">
               <w:r>
                 <w:rPr>
                   <w:rFonts w:ascii="Arial" w:cs="Arial" w:eastAsia="Arial" w:hAnsi="Arial"/>
@@ -20268,7 +20268,7 @@
                 <w:delText xml:space="preserve">6</w:delText>
               </w:r>
             </w:del>
-            <w:ins w:id="9225" w:author="Claude (AI) - proposed" w:date="2026-10-15T12:58:22Z">
+            <w:ins w:id="9225" w:author="Claude (AI) - proposed" w:date="2026-10-18T00:31:32Z">
               <w:r>
                 <w:rPr>
                   <w:rFonts w:ascii="Arial" w:cs="Arial" w:eastAsia="Arial" w:hAnsi="Arial"/>
@@ -20329,7 +20329,7 @@
               </w:rPr>
               <w:t xml:space="preserve">Distribute the worksheet or direct learners to set up the tasks. Say: 'You have </w:t>
             </w:r>
-            <w:del w:id="9226" w:author="Claude (AI) - proposed" w:date="2026-10-15T12:58:22Z">
+            <w:del w:id="9226" w:author="Claude (AI) - proposed" w:date="2026-10-18T00:31:32Z">
               <w:r>
                 <w:rPr>
                   <w:rFonts w:ascii="Arial" w:cs="Arial" w:eastAsia="Arial" w:hAnsi="Arial"/>
@@ -20344,7 +20344,7 @@
                 <w:delText xml:space="preserve">20</w:delText>
               </w:r>
             </w:del>
-            <w:ins w:id="9227" w:author="Claude (AI) - proposed" w:date="2026-10-15T12:58:22Z">
+            <w:ins w:id="9227" w:author="Claude (AI) - proposed" w:date="2026-10-18T00:31:32Z">
               <w:r>
                 <w:rPr>
                   <w:rFonts w:ascii="Arial" w:cs="Arial" w:eastAsia="Arial" w:hAnsi="Arial"/>
@@ -20494,7 +20494,7 @@
             <w:pPr>
               <w:spacing w:after="20" w:before="0"/>
             </w:pPr>
-            <w:hyperlink w:history="1" r:id="rIdi93fu69arrnrdicsi37mj">
+            <w:hyperlink w:history="1" r:id="rIddzb3rwuozvd-sioholx9k">
               <w:r>
                 <w:rPr>
                   <w:rFonts w:ascii="Arial" w:cs="Arial" w:eastAsia="Arial" w:hAnsi="Arial"/>
@@ -20527,7 +20527,7 @@
               <w:spacing w:after="10" w:before="0"/>
               <w:ind w:left="120"/>
             </w:pPr>
-            <w:hyperlink w:history="1" r:id="rId6odrdixjtpboqv3eb7ufp">
+            <w:hyperlink w:history="1" r:id="rIdrvonz4mkht-0gpuh3n91m">
               <w:r>
                 <w:rPr>
                   <w:rFonts w:ascii="Arial" w:cs="Arial" w:eastAsia="Arial" w:hAnsi="Arial"/>
@@ -20572,7 +20572,7 @@
             <w:pPr>
               <w:spacing w:after="20" w:before="0"/>
             </w:pPr>
-            <w:hyperlink w:history="1" r:id="rIdyf1f08jogmqkjk9djlwoo">
+            <w:hyperlink w:history="1" r:id="rIdyz07ehmhuz80huwdkl3qz">
               <w:r>
                 <w:rPr>
                   <w:rFonts w:ascii="Arial" w:cs="Arial" w:eastAsia="Arial" w:hAnsi="Arial"/>
@@ -20605,7 +20605,7 @@
               <w:spacing w:after="10" w:before="0"/>
               <w:ind w:left="120"/>
             </w:pPr>
-            <w:hyperlink w:history="1" r:id="rIdeyx_8utv6-mtla0oivp5-">
+            <w:hyperlink w:history="1" r:id="rIdzlvreqgglnaqfhgi2avow">
               <w:r>
                 <w:rPr>
                   <w:rFonts w:ascii="Arial" w:cs="Arial" w:eastAsia="Arial" w:hAnsi="Arial"/>
@@ -20650,7 +20650,7 @@
               </w:rPr>
               <w:t xml:space="preserve">Learners first return to their Phase 1 predictions on the board and self-assess: 'Was your prediction correct? Write one sentence in your notebook beginning: I predicted… but the evidence shows…' (3 min). The teacher then leads a structured whole-class explanation (</w:t>
             </w:r>
-            <w:del w:id="9228" w:author="Claude (AI) - proposed" w:date="2026-10-15T12:58:22Z">
+            <w:del w:id="9228" w:author="Claude (AI) - proposed" w:date="2026-10-18T00:31:32Z">
               <w:r>
                 <w:rPr>
                   <w:rFonts w:ascii="Arial" w:cs="Arial" w:eastAsia="Arial" w:hAnsi="Arial"/>
@@ -20665,7 +20665,7 @@
                 <w:delText xml:space="preserve">12</w:delText>
               </w:r>
             </w:del>
-            <w:ins w:id="9229" w:author="Claude (AI) - proposed" w:date="2026-10-15T12:58:22Z">
+            <w:ins w:id="9229" w:author="Claude (AI) - proposed" w:date="2026-10-18T00:31:32Z">
               <w:r>
                 <w:rPr>
                   <w:rFonts w:ascii="Arial" w:cs="Arial" w:eastAsia="Arial" w:hAnsi="Arial"/>
@@ -20693,7 +20693,7 @@
               </w:rPr>
               <w:t xml:space="preserve"> min) formalising scalar multiplication and parallel vectors using the ferry context. Learners copy the formal definition, two worked examples, and the parallelism test into their notes. Following the teacher explanation, learners work in pairs on two application problems (</w:t>
             </w:r>
-            <w:del w:id="9230" w:author="Claude (AI) - proposed" w:date="2026-10-15T12:58:22Z">
+            <w:del w:id="9230" w:author="Claude (AI) - proposed" w:date="2026-10-18T00:31:32Z">
               <w:r>
                 <w:rPr>
                   <w:rFonts w:ascii="Arial" w:cs="Arial" w:eastAsia="Arial" w:hAnsi="Arial"/>
@@ -20708,7 +20708,7 @@
                 <w:delText xml:space="preserve">10</w:delText>
               </w:r>
             </w:del>
-            <w:ins w:id="9231" w:author="Claude (AI) - proposed" w:date="2026-10-15T12:58:22Z">
+            <w:ins w:id="9231" w:author="Claude (AI) - proposed" w:date="2026-10-18T00:31:32Z">
               <w:r>
                 <w:rPr>
                   <w:rFonts w:ascii="Arial" w:cs="Arial" w:eastAsia="Arial" w:hAnsi="Arial"/>
@@ -20769,7 +20769,7 @@
               </w:rPr>
               <w:t xml:space="preserve">Point to the prediction board and say: 'Look at what you predicted </w:t>
             </w:r>
-            <w:del w:id="9232" w:author="Claude (AI) - proposed" w:date="2026-10-15T12:58:22Z">
+            <w:del w:id="9232" w:author="Claude (AI) - proposed" w:date="2026-10-18T00:31:32Z">
               <w:r>
                 <w:rPr>
                   <w:rFonts w:ascii="Arial" w:cs="Arial" w:eastAsia="Arial" w:hAnsi="Arial"/>
@@ -20784,7 +20784,7 @@
                 <w:delText xml:space="preserve">35</w:delText>
               </w:r>
             </w:del>
-            <w:ins w:id="9233" w:author="Claude (AI) - proposed" w:date="2026-10-15T12:58:22Z">
+            <w:ins w:id="9233" w:author="Claude (AI) - proposed" w:date="2026-10-18T00:31:32Z">
               <w:r>
                 <w:rPr>
                   <w:rFonts w:ascii="Arial" w:cs="Arial" w:eastAsia="Arial" w:hAnsi="Arial"/>
@@ -20812,7 +20812,7 @@
               </w:rPr>
               <w:t xml:space="preserve"> minutes ago. Take 3 minutes — silently — to write your self-assessment sentence.' Cold-call one learner whose prediction was correct and one whose was overturned: 'Tell us what you predicted, what the evidence showed, and what that means.' (12-second wait time each.) Then transition to direct instruction. Write on the board: 'SCALAR MULTIPLICATION OF VECTORS' and state clearly: 'If v is any vector and k is a real number (a scalar), then kv is a vector with magnitude |k| times the magnitude of v. If k &gt; 0, kv points in the same direction as v. If k &lt; 0, kv points in the opposite direction. If k = 0, the result is the zero vector.' Work through Example 1 explicitly: 'Let the ferry current be c = (0, −8). What is 3c?' Write each step: 3c = 3 × (0, −8) = (0, −24). 'The magnitude is now 24 km/h southward — three times as strong, same direction.' Work through Example 2 on parallel vectors: 'Are a = (6, −4) and b = (−3, 2) parallel? Test: is b = k × a? Try k = −1/2: −1/2 × (6, −4) = (−3, 2) ✓. Yes, parallel, and the negative scalar means they point in opposite directions.' For pair problems, circulate and use: 'Talk me through your test for parallelism — step by step.' After </w:t>
             </w:r>
-            <w:del w:id="9234" w:author="Claude (AI) - proposed" w:date="2026-10-15T12:58:22Z">
+            <w:del w:id="9234" w:author="Claude (AI) - proposed" w:date="2026-10-18T00:31:32Z">
               <w:r>
                 <w:rPr>
                   <w:rFonts w:ascii="Arial" w:cs="Arial" w:eastAsia="Arial" w:hAnsi="Arial"/>
@@ -20827,7 +20827,7 @@
                 <w:delText xml:space="preserve">10</w:delText>
               </w:r>
             </w:del>
-            <w:ins w:id="9235" w:author="Claude (AI) - proposed" w:date="2026-10-15T12:58:22Z">
+            <w:ins w:id="9235" w:author="Claude (AI) - proposed" w:date="2026-10-18T00:31:32Z">
               <w:r>
                 <w:rPr>
                   <w:rFonts w:ascii="Arial" w:cs="Arial" w:eastAsia="Arial" w:hAnsi="Arial"/>
@@ -20977,7 +20977,7 @@
             <w:pPr>
               <w:spacing w:after="20" w:before="0"/>
             </w:pPr>
-            <w:hyperlink w:history="1" r:id="rIdrdehwypcxijghuhgnz5ei">
+            <w:hyperlink w:history="1" r:id="rIdp8lze4daxzr--9td-iill">
               <w:r>
                 <w:rPr>
                   <w:rFonts w:ascii="Arial" w:cs="Arial" w:eastAsia="Arial" w:hAnsi="Arial"/>
@@ -21010,7 +21010,7 @@
               <w:spacing w:after="10" w:before="0"/>
               <w:ind w:left="120"/>
             </w:pPr>
-            <w:hyperlink w:history="1" r:id="rIdblar6tqao_h5gs3nxvtdu">
+            <w:hyperlink w:history="1" r:id="rIdamr3ilo610-rsflb30fdp">
               <w:r>
                 <w:rPr>
                   <w:rFonts w:ascii="Arial" w:cs="Arial" w:eastAsia="Arial" w:hAnsi="Arial"/>
@@ -21055,7 +21055,7 @@
             <w:pPr>
               <w:spacing w:after="20" w:before="0"/>
             </w:pPr>
-            <w:hyperlink w:history="1" r:id="rIdojf5xg4bhdk7zbquupzyw">
+            <w:hyperlink w:history="1" r:id="rIdtznjv0jruxrhwbzosua0v">
               <w:r>
                 <w:rPr>
                   <w:rFonts w:ascii="Arial" w:cs="Arial" w:eastAsia="Arial" w:hAnsi="Arial"/>
@@ -21088,7 +21088,7 @@
               <w:spacing w:after="10" w:before="0"/>
               <w:ind w:left="120"/>
             </w:pPr>
-            <w:hyperlink w:history="1" r:id="rIdbnbj9igy-yisziyei_yoz">
+            <w:hyperlink w:history="1" r:id="rIdswi8fkrglzbulttka592g">
               <w:r>
                 <w:rPr>
                   <w:rFonts w:ascii="Arial" w:cs="Arial" w:eastAsia="Arial" w:hAnsi="Arial"/>
@@ -21166,7 +21166,7 @@
               </w:rPr>
               <w:t xml:space="preserve">Distribute sticky notes or direct learners to tear paper. Say: 'You have 4 minutes — choose one type of contribution: ANSWERED, NEW QUESTION, or CONNECTION. One idea only — write it clearly so someone else can read it.' Circulate and prompt quieter learners: 'What is one thing you now understand about the ferry that you did not understand at the start of today?' After posting, read three notes aloud — choose deliberately: one ANSWERED note that correctly references scalar multiplication (e.g., 'We can now model what happens if the current doubles'), one NEW QUESTION that anticipates Lesson 6 content (e.g., '</w:t>
             </w:r>
-            <w:del w:id="9236" w:author="Claude (AI) - proposed" w:date="2026-10-15T12:58:22Z">
+            <w:del w:id="9236" w:author="Claude (AI) - proposed" w:date="2026-10-18T00:31:32Z">
               <w:r>
                 <w:rPr>
                   <w:rFonts w:ascii="Arial" w:cs="Arial" w:eastAsia="Arial" w:hAnsi="Arial"/>
@@ -21181,7 +21181,7 @@
                 <w:delText xml:space="preserve">Can we use vectors to find the exact correction angle the captain needs</w:delText>
               </w:r>
             </w:del>
-            <w:ins w:id="9237" w:author="Claude (AI) - proposed" w:date="2026-10-15T12:58:22Z">
+            <w:ins w:id="9237" w:author="Claude (AI) - proposed" w:date="2026-10-18T00:31:32Z">
               <w:r>
                 <w:rPr>
                   <w:rFonts w:ascii="Arial" w:cs="Arial" w:eastAsia="Arial" w:hAnsi="Arial"/>
@@ -21331,7 +21331,7 @@
             <w:pPr>
               <w:spacing w:after="20" w:before="0"/>
             </w:pPr>
-            <w:hyperlink w:history="1" r:id="rId0uxswqyhpkhqceukdfyul">
+            <w:hyperlink w:history="1" r:id="rIds_xfqszscrcidtm98fy0p">
               <w:r>
                 <w:rPr>
                   <w:rFonts w:ascii="Arial" w:cs="Arial" w:eastAsia="Arial" w:hAnsi="Arial"/>
@@ -21364,7 +21364,7 @@
               <w:spacing w:after="10" w:before="0"/>
               <w:ind w:left="120"/>
             </w:pPr>
-            <w:hyperlink w:history="1" r:id="rId3pnbbm8tmjdofrhfh577y">
+            <w:hyperlink w:history="1" r:id="rIdkmj7iiemvyzhibraor4mr">
               <w:r>
                 <w:rPr>
                   <w:rFonts w:ascii="Arial" w:cs="Arial" w:eastAsia="Arial" w:hAnsi="Arial"/>
@@ -21409,7 +21409,7 @@
             <w:pPr>
               <w:spacing w:after="20" w:before="0"/>
             </w:pPr>
-            <w:hyperlink w:history="1" r:id="rIdrsxdxtwhiio4br7qbprmh">
+            <w:hyperlink w:history="1" r:id="rIduv5b31veqm3g1stsxlcyl">
               <w:r>
                 <w:rPr>
                   <w:rFonts w:ascii="Arial" w:cs="Arial" w:eastAsia="Arial" w:hAnsi="Arial"/>
@@ -21442,7 +21442,7 @@
               <w:spacing w:after="10" w:before="0"/>
               <w:ind w:left="120"/>
             </w:pPr>
-            <w:hyperlink w:history="1" r:id="rIdmmimli-es1dq95s_qrp_p">
+            <w:hyperlink w:history="1" r:id="rId5rytluoq2rnl9gslqshm0">
               <w:r>
                 <w:rPr>
                   <w:rFonts w:ascii="Arial" w:cs="Arial" w:eastAsia="Arial" w:hAnsi="Arial"/>
@@ -21520,7 +21520,7 @@
               </w:rPr>
               <w:t xml:space="preserve">Say: 'Open your cumulative ferry model. Today you are going to make it more powerful by adding two new layers that use what we learned.' Read the two tasks aloud and give learners 9 minutes to work — enforce individual work for the first 6 minutes, then allow 3 minutes of partner comparison. Circulate and ask targeted questions: 'Why did you draw the scaled current in the same direction? What would it look like if the scalar were negative?' and 'How do you know your parallel path is truly parallel — what is the mathematical test?' For the Captain's Advisory calculation, prompt: 'The original drift was 24 km south over 3 hours at 8 km/h. If the current doubles, what changes?' After 9 minutes, cold-call one learner to describe their scaled current addition and one to share their Captain's Advisory calculation aloud (12-second wait time). Affirm correct model additions. Close the lesson by saying: 'Your ferry model is becoming a real navigation tool. In our next lesson, we will </w:t>
             </w:r>
-            <w:del w:id="9238" w:author="Claude (AI) - proposed" w:date="2026-10-15T12:58:22Z">
+            <w:del w:id="9238" w:author="Claude (AI) - proposed" w:date="2026-10-18T00:31:32Z">
               <w:r>
                 <w:rPr>
                   <w:rFonts w:ascii="Arial" w:cs="Arial" w:eastAsia="Arial" w:hAnsi="Arial"/>
@@ -21535,7 +21535,7 @@
                 <w:delText xml:space="preserve">use what we know about vectors to ask: what direction should the captain actually aim the engine so the ferry lands at Mbita, not south of it</w:delText>
               </w:r>
             </w:del>
-            <w:ins w:id="9239" w:author="Claude (AI) - proposed" w:date="2026-10-15T12:58:22Z">
+            <w:ins w:id="9239" w:author="Claude (AI) - proposed" w:date="2026-10-18T00:31:32Z">
               <w:r>
                 <w:rPr>
                   <w:rFonts w:ascii="Arial" w:cs="Arial" w:eastAsia="Arial" w:hAnsi="Arial"/>
@@ -21629,7 +21629,7 @@
               </w:rPr>
               <w:t xml:space="preserve">Observable indicators: (1) The scaled current vector (1.5c) must be drawn in the same direction as the original current and visually longer — teacher checks that arrow length is proportional, not arbitrary. (2) The parallel path must start at a different point from the original thrust but carry the same direction vector label — any learner who draws the same arrow displaced but changes its label is prompted: 'Direction vector means the direction and relative size — has that changed?' (3) The Captain's Advisory blank: the correct answer is </w:t>
             </w:r>
-            <w:del w:id="9240" w:author="Claude (AI) - proposed" w:date="2026-10-15T12:58:22Z">
+            <w:del w:id="9240" w:author="Claude (AI) - proposed" w:date="2026-10-18T00:31:32Z">
               <w:r>
                 <w:rPr>
                   <w:rFonts w:ascii="Arial" w:cs="Arial" w:eastAsia="Arial" w:hAnsi="Arial"/>
@@ -21644,7 +21644,7 @@
                 <w:delText xml:space="preserve">approximately 24</w:delText>
               </w:r>
             </w:del>
-            <w:ins w:id="9241" w:author="Claude (AI) - proposed" w:date="2026-10-15T12:58:22Z">
+            <w:ins w:id="9241" w:author="Claude (AI) - proposed" w:date="2026-10-18T00:31:32Z">
               <w:r>
                 <w:rPr>
                   <w:rFonts w:ascii="Arial" w:cs="Arial" w:eastAsia="Arial" w:hAnsi="Arial"/>
@@ -21672,7 +21672,7 @@
               </w:rPr>
               <w:t xml:space="preserve"> km south (</w:t>
             </w:r>
-            <w:del w:id="9242" w:author="Claude (AI) - proposed" w:date="2026-10-15T12:58:22Z">
+            <w:del w:id="9242" w:author="Claude (AI) - proposed" w:date="2026-10-18T00:31:32Z">
               <w:r>
                 <w:rPr>
                   <w:rFonts w:ascii="Arial" w:cs="Arial" w:eastAsia="Arial" w:hAnsi="Arial"/>
@@ -21700,7 +21700,7 @@
               </w:rPr>
               <w:t xml:space="preserve">doubled current (0, −16) km/h</w:t>
             </w:r>
-            <w:del w:id="9243" w:author="Claude (AI) - proposed" w:date="2026-10-15T12:58:22Z">
+            <w:del w:id="9243" w:author="Claude (AI) - proposed" w:date="2026-10-18T00:31:32Z">
               <w:r>
                 <w:rPr>
                   <w:rFonts w:ascii="Arial" w:cs="Arial" w:eastAsia="Arial" w:hAnsi="Arial"/>
@@ -21715,7 +21715,7 @@
                 <w:delText xml:space="preserve">, over 3 hours the drift = 48 km — teacher accepts 48 km as correct; learners</w:delText>
               </w:r>
             </w:del>
-            <w:ins w:id="9244" w:author="Claude (AI) - proposed" w:date="2026-10-15T12:58:22Z">
+            <w:ins w:id="9244" w:author="Claude (AI) - proposed" w:date="2026-10-18T00:31:32Z">
               <w:r>
                 <w:rPr>
                   <w:rFonts w:ascii="Arial" w:cs="Arial" w:eastAsia="Arial" w:hAnsi="Arial"/>
@@ -21743,7 +21743,7 @@
               </w:rPr>
               <w:t xml:space="preserve"> who write 24 km have used the original current rather than the doubled one and need immediate correction</w:t>
             </w:r>
-            <w:del w:id="9245" w:author="Claude (AI) - proposed" w:date="2026-10-15T12:58:22Z">
+            <w:del w:id="9245" w:author="Claude (AI) - proposed" w:date="2026-10-18T00:31:32Z">
               <w:r>
                 <w:rPr>
                   <w:rFonts w:ascii="Arial" w:cs="Arial" w:eastAsia="Arial" w:hAnsi="Arial"/>
@@ -21866,7 +21866,7 @@
               </w:rPr>
               <w:t xml:space="preserve">After the lesson, reflect on the following questions: (1) During Phase 2 Task C (parallel vectors), did learners check BOTH components of a vector pair, or did they test only the first component? If the majority checked only one component, plan a brief whole-class re-teaching moment at the start of Lesson 6 using a counterexample. (2) In Phase 3 Problem 2 (the Kericho lorry problem), did learners articulate the meaning of the negative scalar (opposite direction of travel) in words, or did they simply find k = −3 without interpretation? The directional meaning of the sign is critical for the ferry correction model — if interpretation was weak, embed a 'what does the sign tell us?' prompt into every vector problem in Lesson 6. (3) Were the DQB NEW QUESTION contributions pointing toward the </w:t>
             </w:r>
-            <w:del w:id="9246" w:author="Claude (AI) - proposed" w:date="2026-10-15T12:58:22Z">
+            <w:del w:id="9246" w:author="Claude (AI) - proposed" w:date="2026-10-18T00:31:32Z">
               <w:r>
                 <w:rPr>
                   <w:rFonts w:ascii="Arial" w:cs="Arial" w:eastAsia="Arial" w:hAnsi="Arial"/>
@@ -21881,7 +21881,7 @@
                 <w:delText xml:space="preserve">correction angle/bearing problem (Lesson 6</w:delText>
               </w:r>
             </w:del>
-            <w:ins w:id="9247" w:author="Claude (AI) - proposed" w:date="2026-10-15T12:58:22Z">
+            <w:ins w:id="9247" w:author="Claude (AI) - proposed" w:date="2026-10-18T00:31:32Z">
               <w:r>
                 <w:rPr>
                   <w:rFonts w:ascii="Arial" w:cs="Arial" w:eastAsia="Arial" w:hAnsi="Arial"/>
@@ -22195,7 +22195,7 @@
         </w:rPr>
         <w:t xml:space="preserve">© 2026 SeaVuria and ARES. Aligned with KICD objectives. Developed by SeaVuria; technical implementation by ARES (with AI assistance from Claude). Licensed under </w:t>
       </w:r>
-      <w:hyperlink w:history="1" r:id="rIdreg4_kvi6clphuvtgfyww">
+      <w:hyperlink w:history="1" r:id="rIddassrt1yehgmv_ky85o7-">
         <w:r>
           <w:rPr>
             <w:rFonts w:ascii="Arial" w:cs="Arial" w:eastAsia="Arial" w:hAnsi="Arial"/>
@@ -22216,7 +22216,7 @@
         </w:rPr>
         <w:t xml:space="preserve"> (</w:t>
       </w:r>
-      <w:hyperlink w:history="1" r:id="rId_d7fa1qac0qzw-roofmpo">
+      <w:hyperlink w:history="1" r:id="rIdlcxpzynakov79hyqofinr">
         <w:r>
           <w:rPr>
             <w:rFonts w:ascii="Arial" w:cs="Arial" w:eastAsia="Arial" w:hAnsi="Arial"/>
@@ -22724,7 +22724,7 @@
               <w:spacing w:after="40" w:before="0"/>
               <w:jc w:val="left"/>
             </w:pPr>
-            <w:ins w:id="9248" w:author="Claude (AI) - proposed" w:date="2026-10-15T12:58:22Z">
+            <w:ins w:id="9248" w:author="Claude (AI) - proposed" w:date="2026-10-18T00:31:32Z">
               <w:r>
                 <w:rPr>
                   <w:rFonts w:ascii="Arial" w:cs="Arial" w:eastAsia="Arial" w:hAnsi="Arial"/>
@@ -22820,7 +22820,7 @@
               </w:rPr>
               <w:t xml:space="preserve">In Lessons 1–5 learners established what vectors are, how to represent them, how to add them graphically (tip-to-tail and parallelogram), and how to </w:t>
             </w:r>
-            <w:del w:id="9249" w:author="Claude (AI) - proposed" w:date="2026-10-15T12:58:22Z">
+            <w:del w:id="9249" w:author="Claude (AI) - proposed" w:date="2026-10-18T00:31:32Z">
               <w:r>
                 <w:rPr>
                   <w:rFonts w:ascii="Arial" w:cs="Arial" w:eastAsia="Arial" w:hAnsi="Arial"/>
@@ -22835,7 +22835,7 @@
                 <w:delText xml:space="preserve">resolve a resultant vector into components</w:delText>
               </w:r>
             </w:del>
-            <w:ins w:id="9250" w:author="Claude (AI) - proposed" w:date="2026-10-15T12:58:22Z">
+            <w:ins w:id="9250" w:author="Claude (AI) - proposed" w:date="2026-10-18T00:31:32Z">
               <w:r>
                 <w:rPr>
                   <w:rFonts w:ascii="Arial" w:cs="Arial" w:eastAsia="Arial" w:hAnsi="Arial"/>
@@ -22863,7 +22863,7 @@
               </w:rPr>
               <w:t xml:space="preserve">. In Lesson 6 learners </w:t>
             </w:r>
-            <w:del w:id="9251" w:author="Claude (AI) - proposed" w:date="2026-10-15T12:58:22Z">
+            <w:del w:id="9251" w:author="Claude (AI) - proposed" w:date="2026-10-18T00:31:32Z">
               <w:r>
                 <w:rPr>
                   <w:rFonts w:ascii="Arial" w:cs="Arial" w:eastAsia="Arial" w:hAnsi="Arial"/>
@@ -22878,7 +22878,7 @@
                 <w:delText xml:space="preserve">now ask: given those</w:delText>
               </w:r>
             </w:del>
-            <w:ins w:id="9252" w:author="Claude (AI) - proposed" w:date="2026-10-15T12:58:22Z">
+            <w:ins w:id="9252" w:author="Claude (AI) - proposed" w:date="2026-10-18T00:31:32Z">
               <w:r>
                 <w:rPr>
                   <w:rFonts w:ascii="Arial" w:cs="Arial" w:eastAsia="Arial" w:hAnsi="Arial"/>
@@ -22906,7 +22906,7 @@
               </w:rPr>
               <w:t xml:space="preserve"> components, exactly how long is </w:t>
             </w:r>
-            <w:del w:id="9253" w:author="Claude (AI) - proposed" w:date="2026-10-15T12:58:22Z">
+            <w:del w:id="9253" w:author="Claude (AI) - proposed" w:date="2026-10-18T00:31:32Z">
               <w:r>
                 <w:rPr>
                   <w:rFonts w:ascii="Arial" w:cs="Arial" w:eastAsia="Arial" w:hAnsi="Arial"/>
@@ -22921,7 +22921,7 @@
                 <w:delText xml:space="preserve">the resultant</w:delText>
               </w:r>
             </w:del>
-            <w:ins w:id="9254" w:author="Claude (AI) - proposed" w:date="2026-10-15T12:58:22Z">
+            <w:ins w:id="9254" w:author="Claude (AI) - proposed" w:date="2026-10-18T00:31:32Z">
               <w:r>
                 <w:rPr>
                   <w:rFonts w:ascii="Arial" w:cs="Arial" w:eastAsia="Arial" w:hAnsi="Arial"/>
@@ -22949,7 +22949,7 @@
               </w:rPr>
               <w:t xml:space="preserve"> vector? This directly answers 'How far did the ferry actually travel?' </w:t>
             </w:r>
-            <w:del w:id="9255" w:author="Claude (AI) - proposed" w:date="2026-10-15T12:58:22Z">
+            <w:del w:id="9255" w:author="Claude (AI) - proposed" w:date="2026-10-18T00:31:32Z">
               <w:r>
                 <w:rPr>
                   <w:rFonts w:ascii="Arial" w:cs="Arial" w:eastAsia="Arial" w:hAnsi="Arial"/>
@@ -22977,7 +22977,7 @@
               </w:rPr>
               <w:t xml:space="preserve">and sets up Lesson 7, where they </w:t>
             </w:r>
-            <w:del w:id="9256" w:author="Claude (AI) - proposed" w:date="2026-10-15T12:58:22Z">
+            <w:del w:id="9256" w:author="Claude (AI) - proposed" w:date="2026-10-18T00:31:32Z">
               <w:r>
                 <w:rPr>
                   <w:rFonts w:ascii="Arial" w:cs="Arial" w:eastAsia="Arial" w:hAnsi="Arial"/>
@@ -22992,7 +22992,7 @@
                 <w:delText xml:space="preserve">will calculate the true direction (bearing) of that journey</w:delText>
               </w:r>
             </w:del>
-            <w:ins w:id="9257" w:author="Claude (AI) - proposed" w:date="2026-10-15T12:58:22Z">
+            <w:ins w:id="9257" w:author="Claude (AI) - proposed" w:date="2026-10-18T00:31:32Z">
               <w:r>
                 <w:rPr>
                   <w:rFonts w:ascii="Arial" w:cs="Arial" w:eastAsia="Arial" w:hAnsi="Arial"/>
@@ -23183,7 +23183,7 @@
               </w:rPr>
               <w:t xml:space="preserve">Learners return to the Kisumu–Mbita ferry scenario armed with the vector </w:t>
             </w:r>
-            <w:del w:id="9258" w:author="Claude (AI) - proposed" w:date="2026-10-15T12:58:22Z">
+            <w:del w:id="9258" w:author="Claude (AI) - proposed" w:date="2026-10-18T00:31:32Z">
               <w:r>
                 <w:rPr>
                   <w:rFonts w:ascii="Arial" w:cs="Arial" w:eastAsia="Arial" w:hAnsi="Arial"/>
@@ -23211,7 +23211,7 @@
               </w:rPr>
               <w:t xml:space="preserve">knowledge built in Lessons 1–5</w:t>
             </w:r>
-            <w:ins w:id="9259" w:author="Claude (AI) - proposed" w:date="2026-10-15T12:58:22Z">
+            <w:ins w:id="9259" w:author="Claude (AI) - proposed" w:date="2026-10-18T00:31:32Z">
               <w:r>
                 <w:rPr>
                   <w:rFonts w:ascii="Arial" w:cs="Arial" w:eastAsia="Arial" w:hAnsi="Arial"/>
@@ -23527,7 +23527,7 @@
             <w:pPr>
               <w:spacing w:after="20" w:before="0"/>
             </w:pPr>
-            <w:hyperlink w:history="1" r:id="rIdxd5fmoui039fqtqy2sszc">
+            <w:hyperlink w:history="1" r:id="rIdcrai5-dddbc7swbm3czkc">
               <w:r>
                 <w:rPr>
                   <w:rFonts w:ascii="Arial" w:cs="Arial" w:eastAsia="Arial" w:hAnsi="Arial"/>
@@ -23560,7 +23560,7 @@
               <w:spacing w:after="10" w:before="0"/>
               <w:ind w:left="120"/>
             </w:pPr>
-            <w:hyperlink w:history="1" r:id="rIdvc6x0fjbn5arxll1eduwa">
+            <w:hyperlink w:history="1" r:id="rIdji8ztncwcndpesfbb4ues">
               <w:r>
                 <w:rPr>
                   <w:rFonts w:ascii="Arial" w:cs="Arial" w:eastAsia="Arial" w:hAnsi="Arial"/>
@@ -23605,7 +23605,7 @@
             <w:pPr>
               <w:spacing w:after="20" w:before="0"/>
             </w:pPr>
-            <w:hyperlink w:history="1" r:id="rIdemeqygubvh8l0km38hnbh">
+            <w:hyperlink w:history="1" r:id="rIdubmehk0x3sjd2c5vfpf-k">
               <w:r>
                 <w:rPr>
                   <w:rFonts w:ascii="Arial" w:cs="Arial" w:eastAsia="Arial" w:hAnsi="Arial"/>
@@ -23638,7 +23638,7 @@
               <w:spacing w:after="10" w:before="0"/>
               <w:ind w:left="120"/>
             </w:pPr>
-            <w:hyperlink w:history="1" r:id="rIdjp9cleawh43vnb1h-gndm">
+            <w:hyperlink w:history="1" r:id="rIdkwuo_boxoxyr6no0qk-o4">
               <w:r>
                 <w:rPr>
                   <w:rFonts w:ascii="Arial" w:cs="Arial" w:eastAsia="Arial" w:hAnsi="Arial"/>
@@ -23838,7 +23838,7 @@
             <w:pPr>
               <w:spacing w:after="20" w:before="0"/>
             </w:pPr>
-            <w:hyperlink w:history="1" r:id="rIdxwabug9gaakantkt6r36i">
+            <w:hyperlink w:history="1" r:id="rIdjjztqr-nmo65u8odcpago">
               <w:r>
                 <w:rPr>
                   <w:rFonts w:ascii="Arial" w:cs="Arial" w:eastAsia="Arial" w:hAnsi="Arial"/>
@@ -23871,7 +23871,7 @@
               <w:spacing w:after="10" w:before="0"/>
               <w:ind w:left="120"/>
             </w:pPr>
-            <w:hyperlink w:history="1" r:id="rIdnwikkgbctdmsurlgqgibr">
+            <w:hyperlink w:history="1" r:id="rIdumrehda_f7234ynqddhqd">
               <w:r>
                 <w:rPr>
                   <w:rFonts w:ascii="Arial" w:cs="Arial" w:eastAsia="Arial" w:hAnsi="Arial"/>
@@ -23916,7 +23916,7 @@
             <w:pPr>
               <w:spacing w:after="20" w:before="0"/>
             </w:pPr>
-            <w:hyperlink w:history="1" r:id="rId2kl7p3yymxpvfrqvsswip">
+            <w:hyperlink w:history="1" r:id="rIdbsrm1upey-ppyj6cuwl8j">
               <w:r>
                 <w:rPr>
                   <w:rFonts w:ascii="Arial" w:cs="Arial" w:eastAsia="Arial" w:hAnsi="Arial"/>
@@ -23949,7 +23949,7 @@
               <w:spacing w:after="10" w:before="0"/>
               <w:ind w:left="120"/>
             </w:pPr>
-            <w:hyperlink w:history="1" r:id="rIdhfwdhpnsrhjj1tnbg_yr5">
+            <w:hyperlink w:history="1" r:id="rIdiscxdwbxafhux84zgimpn">
               <w:r>
                 <w:rPr>
                   <w:rFonts w:ascii="Arial" w:cs="Arial" w:eastAsia="Arial" w:hAnsi="Arial"/>
@@ -23994,7 +23994,7 @@
               </w:rPr>
               <w:t xml:space="preserve">Learners receive a structured observation worksheet titled 'The Ferry's Right-Angle Triangle.' The worksheet contains: (a) a pre-drawn Cartesian grid with the </w:t>
             </w:r>
-            <w:del w:id="9260" w:author="Claude (AI) - proposed" w:date="2026-10-15T12:58:22Z">
+            <w:del w:id="9260" w:author="Claude (AI) - proposed" w:date="2026-10-18T00:31:32Z">
               <w:r>
                 <w:rPr>
                   <w:rFonts w:ascii="Arial" w:cs="Arial" w:eastAsia="Arial" w:hAnsi="Arial"/>
@@ -24009,7 +24009,7 @@
                 <w:delText xml:space="preserve">vector 20î</w:delText>
               </w:r>
             </w:del>
-            <w:ins w:id="9261" w:author="Claude (AI) - proposed" w:date="2026-10-15T12:58:22Z">
+            <w:ins w:id="9261" w:author="Claude (AI) - proposed" w:date="2026-10-18T00:31:32Z">
               <w:r>
                 <w:rPr>
                   <w:rFonts w:ascii="Arial" w:cs="Arial" w:eastAsia="Arial" w:hAnsi="Arial"/>
@@ -24037,7 +24037,7 @@
               </w:rPr>
               <w:t xml:space="preserve"> (east, horizontal) and </w:t>
             </w:r>
-            <w:del w:id="9262" w:author="Claude (AI) - proposed" w:date="2026-10-15T12:58:22Z">
+            <w:del w:id="9262" w:author="Claude (AI) - proposed" w:date="2026-10-18T00:31:32Z">
               <w:r>
                 <w:rPr>
                   <w:rFonts w:ascii="Arial" w:cs="Arial" w:eastAsia="Arial" w:hAnsi="Arial"/>
@@ -24052,7 +24052,7 @@
                 <w:delText xml:space="preserve">−8ĵ</w:delText>
               </w:r>
             </w:del>
-            <w:ins w:id="9263" w:author="Claude (AI) - proposed" w:date="2026-10-15T12:58:22Z">
+            <w:ins w:id="9263" w:author="Claude (AI) - proposed" w:date="2026-10-18T00:31:32Z">
               <w:r>
                 <w:rPr>
                   <w:rFonts w:ascii="Arial" w:cs="Arial" w:eastAsia="Arial" w:hAnsi="Arial"/>
@@ -24235,7 +24235,7 @@
             <w:pPr>
               <w:spacing w:after="20" w:before="0"/>
             </w:pPr>
-            <w:hyperlink w:history="1" r:id="rIdulkcqc--tzffj4ne5z-y_">
+            <w:hyperlink w:history="1" r:id="rId-v7jvo6wpgmfk8wpiqo5l">
               <w:r>
                 <w:rPr>
                   <w:rFonts w:ascii="Arial" w:cs="Arial" w:eastAsia="Arial" w:hAnsi="Arial"/>
@@ -24268,7 +24268,7 @@
               <w:spacing w:after="10" w:before="0"/>
               <w:ind w:left="120"/>
             </w:pPr>
-            <w:hyperlink w:history="1" r:id="rIdpckmjvc3io9fypgoxbhfe">
+            <w:hyperlink w:history="1" r:id="rId08eyjpo7qq697tnmd7tnf">
               <w:r>
                 <w:rPr>
                   <w:rFonts w:ascii="Arial" w:cs="Arial" w:eastAsia="Arial" w:hAnsi="Arial"/>
@@ -24313,7 +24313,7 @@
             <w:pPr>
               <w:spacing w:after="20" w:before="0"/>
             </w:pPr>
-            <w:hyperlink w:history="1" r:id="rIdulxggbtwgjg_7_hf26gdg">
+            <w:hyperlink w:history="1" r:id="rIdmdslry6pyh8i6zv9n5mgl">
               <w:r>
                 <w:rPr>
                   <w:rFonts w:ascii="Arial" w:cs="Arial" w:eastAsia="Arial" w:hAnsi="Arial"/>
@@ -24362,7 +24362,7 @@
               <w:spacing w:after="10" w:before="0"/>
               <w:ind w:left="120"/>
             </w:pPr>
-            <w:hyperlink w:history="1" r:id="rIdddkjx98gxy93qbosics18">
+            <w:hyperlink w:history="1" r:id="rId_ablnxa3zonr4nps4p-36">
               <w:r>
                 <w:rPr>
                   <w:rFonts w:ascii="Arial" w:cs="Arial" w:eastAsia="Arial" w:hAnsi="Arial"/>
@@ -24407,7 +24407,7 @@
               </w:rPr>
               <w:t xml:space="preserve">Learners now work through a three-part structured explanation task. PART A (Derive the formula): Learners write in their books — guided by teacher board work — the general formula for vector magnitude: if vector v = </w:t>
             </w:r>
-            <w:del w:id="9264" w:author="Claude (AI) - proposed" w:date="2026-10-15T12:58:22Z">
+            <w:del w:id="9264" w:author="Claude (AI) - proposed" w:date="2026-10-18T00:31:32Z">
               <w:r>
                 <w:rPr>
                   <w:rFonts w:ascii="Arial" w:cs="Arial" w:eastAsia="Arial" w:hAnsi="Arial"/>
@@ -24422,7 +24422,7 @@
                 <w:delText xml:space="preserve">xî + yĵ</w:delText>
               </w:r>
             </w:del>
-            <w:ins w:id="9265" w:author="Claude (AI) - proposed" w:date="2026-10-15T12:58:22Z">
+            <w:ins w:id="9265" w:author="Claude (AI) - proposed" w:date="2026-10-18T00:31:32Z">
               <w:r>
                 <w:rPr>
                   <w:rFonts w:ascii="Arial" w:cs="Arial" w:eastAsia="Arial" w:hAnsi="Arial"/>
@@ -24450,7 +24450,7 @@
               </w:rPr>
               <w:t xml:space="preserve">, then |v| = √(x² + y²). They annotate each symbol in their own words. PART B (Apply to the ferry): Learners individually calculate the resultant speed: |v| = √(20² + 8²) = √(400 + 64) = √464 ≈ 21.54 km/h. They then calculate the actual displacement magnitude over 3 hours: distance = speed × time = 21.54 × 3 ≈ 64.6 km. Learners compare this to the straight-line Kisumu–Mbita distance of 60 km (engine-only path) and to their own predictions from Phase 1. PART C (Generalise): Learners complete three further magnitude problems set in Kenyan contexts — (i) a Nairobi matatu travelling 15 km east then 9 km north; (ii) a Rift Valley farmer walking 7 km west then 24 km south to reach a water point; (iii) a Mombasa dhow moving 10 km north-east (given components </w:t>
             </w:r>
-            <w:del w:id="9266" w:author="Claude (AI) - proposed" w:date="2026-10-15T12:58:22Z">
+            <w:del w:id="9266" w:author="Claude (AI) - proposed" w:date="2026-10-18T00:31:32Z">
               <w:r>
                 <w:rPr>
                   <w:rFonts w:ascii="Arial" w:cs="Arial" w:eastAsia="Arial" w:hAnsi="Arial"/>
@@ -24465,7 +24465,7 @@
                 <w:delText xml:space="preserve">7.07î + 7.07ĵ</w:delText>
               </w:r>
             </w:del>
-            <w:ins w:id="9267" w:author="Claude (AI) - proposed" w:date="2026-10-15T12:58:22Z">
+            <w:ins w:id="9267" w:author="Claude (AI) - proposed" w:date="2026-10-18T00:31:32Z">
               <w:r>
                 <w:rPr>
                   <w:rFonts w:ascii="Arial" w:cs="Arial" w:eastAsia="Arial" w:hAnsi="Arial"/>
@@ -24526,7 +24526,7 @@
               </w:rPr>
               <w:t xml:space="preserve">PART A — Board work: write 'v = </w:t>
             </w:r>
-            <w:del w:id="9268" w:author="Claude (AI) - proposed" w:date="2026-10-15T12:58:22Z">
+            <w:del w:id="9268" w:author="Claude (AI) - proposed" w:date="2026-10-18T00:31:32Z">
               <w:r>
                 <w:rPr>
                   <w:rFonts w:ascii="Arial" w:cs="Arial" w:eastAsia="Arial" w:hAnsi="Arial"/>
@@ -24541,7 +24541,7 @@
                 <w:delText xml:space="preserve">xî + yĵ</w:delText>
               </w:r>
             </w:del>
-            <w:ins w:id="9269" w:author="Claude (AI) - proposed" w:date="2026-10-15T12:58:22Z">
+            <w:ins w:id="9269" w:author="Claude (AI) - proposed" w:date="2026-10-18T00:31:32Z">
               <w:r>
                 <w:rPr>
                   <w:rFonts w:ascii="Arial" w:cs="Arial" w:eastAsia="Arial" w:hAnsi="Arial"/>
@@ -24691,7 +24691,7 @@
             <w:pPr>
               <w:spacing w:after="20" w:before="0"/>
             </w:pPr>
-            <w:hyperlink w:history="1" r:id="rId7iljp8-oju3mdu9u7d4vn">
+            <w:hyperlink w:history="1" r:id="rIdkdxik67vv8piacwxjj2fp">
               <w:r>
                 <w:rPr>
                   <w:rFonts w:ascii="Arial" w:cs="Arial" w:eastAsia="Arial" w:hAnsi="Arial"/>
@@ -24724,7 +24724,7 @@
               <w:spacing w:after="10" w:before="0"/>
               <w:ind w:left="120"/>
             </w:pPr>
-            <w:hyperlink w:history="1" r:id="rIdhkv56wv4_1wywqtqpegwm">
+            <w:hyperlink w:history="1" r:id="rIdcod2icpnwakf0zxlfodsx">
               <w:r>
                 <w:rPr>
                   <w:rFonts w:ascii="Arial" w:cs="Arial" w:eastAsia="Arial" w:hAnsi="Arial"/>
@@ -24769,7 +24769,7 @@
             <w:pPr>
               <w:spacing w:after="20" w:before="0"/>
             </w:pPr>
-            <w:hyperlink w:history="1" r:id="rId4rzr_fnm2_3dopso5tckc">
+            <w:hyperlink w:history="1" r:id="rIde8ywn2u4mokkvhxi6jexh">
               <w:r>
                 <w:rPr>
                   <w:rFonts w:ascii="Arial" w:cs="Arial" w:eastAsia="Arial" w:hAnsi="Arial"/>
@@ -24818,7 +24818,7 @@
               <w:spacing w:after="10" w:before="0"/>
               <w:ind w:left="120"/>
             </w:pPr>
-            <w:hyperlink w:history="1" r:id="rIdjfto9xntui1bjdddhz5ql">
+            <w:hyperlink w:history="1" r:id="rIdblkjd4utnaiok6_jzohp4">
               <w:r>
                 <w:rPr>
                   <w:rFonts w:ascii="Arial" w:cs="Arial" w:eastAsia="Arial" w:hAnsi="Arial"/>
@@ -24863,7 +24863,7 @@
               </w:rPr>
               <w:t xml:space="preserve">Each learner pair receives two sticky notes. On the first (green), they write one thing they can now answer about the ferry's journey that they could not answer at the start of the lesson. On the second (orange), they write one remaining question about the ferry's journey — something they still want to know. Pairs walk to the class Driving Question Board and post their notes in the correct columns: 'We Now Know' (green) and 'We Still Wonder' (orange). The class does a 2-minute silent gallery walk of all new postings. The teacher then reads 3 selected 'We Still Wonder' notes aloud and says: 'We know the ferry travelled approximately 64.6 km. We know how far. </w:t>
             </w:r>
-            <w:del w:id="9270" w:author="Claude (AI) - proposed" w:date="2026-10-15T12:58:22Z">
+            <w:del w:id="9270" w:author="Claude (AI) - proposed" w:date="2026-10-18T00:31:32Z">
               <w:r>
                 <w:rPr>
                   <w:rFonts w:ascii="Arial" w:cs="Arial" w:eastAsia="Arial" w:hAnsi="Arial"/>
@@ -24878,7 +24878,7 @@
                 <w:delText xml:space="preserve">But do we know in which exact direction it landed</w:delText>
               </w:r>
             </w:del>
-            <w:ins w:id="9271" w:author="Claude (AI) - proposed" w:date="2026-10-15T12:58:22Z">
+            <w:ins w:id="9271" w:author="Claude (AI) - proposed" w:date="2026-10-18T00:31:32Z">
               <w:r>
                 <w:rPr>
                   <w:rFonts w:ascii="Arial" w:cs="Arial" w:eastAsia="Arial" w:hAnsi="Arial"/>
@@ -24906,7 +24906,7 @@
               </w:rPr>
               <w:t xml:space="preserve">? That is our next question</w:t>
             </w:r>
-            <w:del w:id="9272" w:author="Claude (AI) - proposed" w:date="2026-10-15T12:58:22Z">
+            <w:del w:id="9272" w:author="Claude (AI) - proposed" w:date="2026-10-18T00:31:32Z">
               <w:r>
                 <w:rPr>
                   <w:rFonts w:ascii="Arial" w:cs="Arial" w:eastAsia="Arial" w:hAnsi="Arial"/>
@@ -24921,7 +24921,7 @@
                 <w:delText xml:space="preserve"> — and it is the question Lesson 7 will answer</w:delText>
               </w:r>
             </w:del>
-            <w:ins w:id="9273" w:author="Claude (AI) - proposed" w:date="2026-10-15T12:58:22Z">
+            <w:ins w:id="9273" w:author="Claude (AI) - proposed" w:date="2026-10-18T00:31:32Z">
               <w:r>
                 <w:rPr>
                   <w:rFonts w:ascii="Arial" w:cs="Arial" w:eastAsia="Arial" w:hAnsi="Arial"/>
@@ -24949,7 +24949,7 @@
               </w:rPr>
               <w:t xml:space="preserve">.' The teacher physically circles </w:t>
             </w:r>
-            <w:del w:id="9274" w:author="Claude (AI) - proposed" w:date="2026-10-15T12:58:22Z">
+            <w:del w:id="9274" w:author="Claude (AI) - proposed" w:date="2026-10-18T00:31:32Z">
               <w:r>
                 <w:rPr>
                   <w:rFonts w:ascii="Arial" w:cs="Arial" w:eastAsia="Arial" w:hAnsi="Arial"/>
@@ -24964,7 +24964,7 @@
                 <w:delText xml:space="preserve">the 'direction/bearing' sticky notes</w:delText>
               </w:r>
             </w:del>
-            <w:ins w:id="9275" w:author="Claude (AI) - proposed" w:date="2026-10-15T12:58:22Z">
+            <w:ins w:id="9275" w:author="Claude (AI) - proposed" w:date="2026-10-18T00:31:32Z">
               <w:r>
                 <w:rPr>
                   <w:rFonts w:ascii="Arial" w:cs="Arial" w:eastAsia="Arial" w:hAnsi="Arial"/>
@@ -25025,7 +25025,7 @@
               </w:rPr>
               <w:t xml:space="preserve">Distribute sticky notes. SAY: 'You now know how far the ferry really travelled. Update the board — be specific. Do not write 'I learned Pythagoras.' Write what the magnitude of the ferry's resultant vector actually is and what it means for the passengers.' Give 3 minutes for writing. Supervise the posting — ensure learners read at least two other pairs' green notes before returning to their seats. Read 3 orange 'wonder' notes aloud: choose one that mentions direction, one that mentions how to fix the ferry route, and one that raises any new idea. SAY: 'These orange notes are not gaps — they are the next steps in our mathematical journey. We are building toward the full answer to our driving question. Today we answered: how far. Lesson 7 </w:t>
             </w:r>
-            <w:del w:id="9276" w:author="Claude (AI) - proposed" w:date="2026-10-15T12:58:22Z">
+            <w:del w:id="9276" w:author="Claude (AI) - proposed" w:date="2026-10-18T00:31:32Z">
               <w:r>
                 <w:rPr>
                   <w:rFonts w:ascii="Arial" w:cs="Arial" w:eastAsia="Arial" w:hAnsi="Arial"/>
@@ -25040,7 +25040,7 @@
                 <w:delText xml:space="preserve">answers: in which direction.'</w:delText>
               </w:r>
             </w:del>
-            <w:ins w:id="9277" w:author="Claude (AI) - proposed" w:date="2026-10-15T12:58:22Z">
+            <w:ins w:id="9277" w:author="Claude (AI) - proposed" w:date="2026-10-18T00:31:32Z">
               <w:r>
                 <w:rPr>
                   <w:rFonts w:ascii="Arial" w:cs="Arial" w:eastAsia="Arial" w:hAnsi="Arial"/>
@@ -25177,7 +25177,7 @@
             <w:pPr>
               <w:spacing w:after="20" w:before="0"/>
             </w:pPr>
-            <w:hyperlink w:history="1" r:id="rIdhvallnot2x-mvwioef215">
+            <w:hyperlink w:history="1" r:id="rIdvvt4bxrthdbuodmur_sxt">
               <w:r>
                 <w:rPr>
                   <w:rFonts w:ascii="Arial" w:cs="Arial" w:eastAsia="Arial" w:hAnsi="Arial"/>
@@ -25210,7 +25210,7 @@
               <w:spacing w:after="10" w:before="0"/>
               <w:ind w:left="120"/>
             </w:pPr>
-            <w:hyperlink w:history="1" r:id="rIdqeb3c6qpmlswicehuxojb">
+            <w:hyperlink w:history="1" r:id="rId5lvl8v6nsjiqf_qoqyker">
               <w:r>
                 <w:rPr>
                   <w:rFonts w:ascii="Arial" w:cs="Arial" w:eastAsia="Arial" w:hAnsi="Arial"/>
@@ -25255,7 +25255,7 @@
             <w:pPr>
               <w:spacing w:after="20" w:before="0"/>
             </w:pPr>
-            <w:hyperlink w:history="1" r:id="rIdwtwundmap6rh1gnyg8rtg">
+            <w:hyperlink w:history="1" r:id="rIddykvgpfvouwfeztccnga7">
               <w:r>
                 <w:rPr>
                   <w:rFonts w:ascii="Arial" w:cs="Arial" w:eastAsia="Arial" w:hAnsi="Arial"/>
@@ -25304,7 +25304,7 @@
               <w:spacing w:after="10" w:before="0"/>
               <w:ind w:left="120"/>
             </w:pPr>
-            <w:hyperlink w:history="1" r:id="rIdcyiowpapbg9uoml-kaiko">
+            <w:hyperlink w:history="1" r:id="rIdsnykc_bglryh5zi9wldzo">
               <w:r>
                 <w:rPr>
                   <w:rFonts w:ascii="Arial" w:cs="Arial" w:eastAsia="Arial" w:hAnsi="Arial"/>
@@ -25349,7 +25349,7 @@
               </w:rPr>
               <w:t xml:space="preserve">Learners return to their cumulative ferry-journey model — a scaled vector diagram of the Kisumu–Mbita scenario that has been updated in each previous lesson. Today's task: annotate the resultant vector arrow with its calculated magnitude. Using a ruler and the </w:t>
             </w:r>
-            <w:del w:id="9278" w:author="Claude (AI) - proposed" w:date="2026-10-15T12:58:22Z">
+            <w:del w:id="9278" w:author="Claude (AI) - proposed" w:date="2026-10-18T00:31:32Z">
               <w:r>
                 <w:rPr>
                   <w:rFonts w:ascii="Arial" w:cs="Arial" w:eastAsia="Arial" w:hAnsi="Arial"/>
@@ -25364,7 +25364,7 @@
                 <w:delText xml:space="preserve">scale established in earlier lessons (e.g., 1 cm = 5</w:delText>
               </w:r>
             </w:del>
-            <w:ins w:id="9279" w:author="Claude (AI) - proposed" w:date="2026-10-15T12:58:22Z">
+            <w:ins w:id="9279" w:author="Claude (AI) - proposed" w:date="2026-10-18T00:31:32Z">
               <w:r>
                 <w:rPr>
                   <w:rFonts w:ascii="Arial" w:cs="Arial" w:eastAsia="Arial" w:hAnsi="Arial"/>
@@ -25392,7 +25392,7 @@
               </w:rPr>
               <w:t xml:space="preserve"> km/h), learners measure the resultant arrow they drew in Lesson </w:t>
             </w:r>
-            <w:del w:id="9280" w:author="Claude (AI) - proposed" w:date="2026-10-15T12:58:22Z">
+            <w:del w:id="9280" w:author="Claude (AI) - proposed" w:date="2026-10-18T00:31:32Z">
               <w:r>
                 <w:rPr>
                   <w:rFonts w:ascii="Arial" w:cs="Arial" w:eastAsia="Arial" w:hAnsi="Arial"/>
@@ -25407,7 +25407,7 @@
                 <w:delText xml:space="preserve">5</w:delText>
               </w:r>
             </w:del>
-            <w:ins w:id="9281" w:author="Claude (AI) - proposed" w:date="2026-10-15T12:58:22Z">
+            <w:ins w:id="9281" w:author="Claude (AI) - proposed" w:date="2026-10-18T00:31:32Z">
               <w:r>
                 <w:rPr>
                   <w:rFonts w:ascii="Arial" w:cs="Arial" w:eastAsia="Arial" w:hAnsi="Arial"/>
@@ -25435,7 +25435,7 @@
               </w:rPr>
               <w:t xml:space="preserve"> and verify that its</w:t>
             </w:r>
-            <w:del w:id="9282" w:author="Claude (AI) - proposed" w:date="2026-10-15T12:58:22Z">
+            <w:del w:id="9282" w:author="Claude (AI) - proposed" w:date="2026-10-18T00:31:32Z">
               <w:r>
                 <w:rPr>
                   <w:rFonts w:ascii="Arial" w:cs="Arial" w:eastAsia="Arial" w:hAnsi="Arial"/>
@@ -25463,7 +25463,7 @@
               </w:rPr>
               <w:t xml:space="preserve"> length matches the calculated magnitude of ≈ 21.5 km/h (≈ </w:t>
             </w:r>
-            <w:del w:id="9283" w:author="Claude (AI) - proposed" w:date="2026-10-15T12:58:22Z">
+            <w:del w:id="9283" w:author="Claude (AI) - proposed" w:date="2026-10-18T00:31:32Z">
               <w:r>
                 <w:rPr>
                   <w:rFonts w:ascii="Arial" w:cs="Arial" w:eastAsia="Arial" w:hAnsi="Arial"/>
@@ -25478,7 +25478,7 @@
                 <w:delText xml:space="preserve">4.3 cm at the given</w:delText>
               </w:r>
             </w:del>
-            <w:ins w:id="9284" w:author="Claude (AI) - proposed" w:date="2026-10-15T12:58:22Z">
+            <w:ins w:id="9284" w:author="Claude (AI) - proposed" w:date="2026-10-18T00:31:32Z">
               <w:r>
                 <w:rPr>
                   <w:rFonts w:ascii="Arial" w:cs="Arial" w:eastAsia="Arial" w:hAnsi="Arial"/>
@@ -25506,7 +25506,7 @@
               </w:rPr>
               <w:t xml:space="preserve"> scale). They write alongside the arrow: '|v| = √(20² + 8²) = √464 ≈ 21.5 km/h' and add a small legend box to their diagram: 'Magnitude = length of resultant vector.' Learners also annotate the two component arrows with their magnitudes (20 km/h east, 8 km/h south). Finally, learners write one 'model update statement' at the bottom of their diagram page: 'My model now shows that the ferry's resultant velocity has a magnitude of approximately 21.5 km/h, meaning it travelled about 64.6 km in 3 hours — not 60 km as the engine alone would suggest. I still need to </w:t>
             </w:r>
-            <w:del w:id="9285" w:author="Claude (AI) - proposed" w:date="2026-10-15T12:58:22Z">
+            <w:del w:id="9285" w:author="Claude (AI) - proposed" w:date="2026-10-18T00:31:32Z">
               <w:r>
                 <w:rPr>
                   <w:rFonts w:ascii="Arial" w:cs="Arial" w:eastAsia="Arial" w:hAnsi="Arial"/>
@@ -25521,7 +25521,7 @@
                 <w:delText xml:space="preserve">add the exact direction to complete the captain's navigation tool</w:delText>
               </w:r>
             </w:del>
-            <w:ins w:id="9286" w:author="Claude (AI) - proposed" w:date="2026-10-15T12:58:22Z">
+            <w:ins w:id="9286" w:author="Claude (AI) - proposed" w:date="2026-10-18T00:31:32Z">
               <w:r>
                 <w:rPr>
                   <w:rFonts w:ascii="Arial" w:cs="Arial" w:eastAsia="Arial" w:hAnsi="Arial"/>
@@ -25582,7 +25582,7 @@
               </w:rPr>
               <w:t xml:space="preserve">Say: 'Take out your ferry model diagram from your portfolio. Today you are adding the magnitude — the numerical length — to your resultant vector. Use your ruler to measure the </w:t>
             </w:r>
-            <w:ins w:id="9287" w:author="Claude (AI) - proposed" w:date="2026-10-15T12:58:22Z">
+            <w:ins w:id="9287" w:author="Claude (AI) - proposed" w:date="2026-10-18T00:31:32Z">
               <w:r>
                 <w:rPr>
                   <w:rFonts w:ascii="Arial" w:cs="Arial" w:eastAsia="Arial" w:hAnsi="Arial"/>
@@ -25610,7 +25610,7 @@
               </w:rPr>
               <w:t xml:space="preserve">arrow you drew </w:t>
             </w:r>
-            <w:del w:id="9288" w:author="Claude (AI) - proposed" w:date="2026-10-15T12:58:22Z">
+            <w:del w:id="9288" w:author="Claude (AI) - proposed" w:date="2026-10-18T00:31:32Z">
               <w:r>
                 <w:rPr>
                   <w:rFonts w:ascii="Arial" w:cs="Arial" w:eastAsia="Arial" w:hAnsi="Arial"/>
@@ -25625,7 +25625,7 @@
                 <w:delText xml:space="preserve">last lesson</w:delText>
               </w:r>
             </w:del>
-            <w:ins w:id="9289" w:author="Claude (AI) - proposed" w:date="2026-10-15T12:58:22Z">
+            <w:ins w:id="9289" w:author="Claude (AI) - proposed" w:date="2026-10-18T00:31:32Z">
               <w:r>
                 <w:rPr>
                   <w:rFonts w:ascii="Arial" w:cs="Arial" w:eastAsia="Arial" w:hAnsi="Arial"/>
@@ -25653,7 +25653,7 @@
               </w:rPr>
               <w:t xml:space="preserve"> and check it against your calculation.' Give 5 minutes. Circulate and check that: (i) the label on the resultant arrow matches the calculated value; (ii) the scale verification is attempted; (iii) the model update statement is written. After 5 minutes, cold-call 2 learners to read their model update statements aloud. Ask the class: 'What is still missing from our model that would complete the captain's navigation tool?' WAIT 15 seconds. Accept cold-calls from 3 learners. Expected </w:t>
             </w:r>
-            <w:del w:id="9290" w:author="Claude (AI) - proposed" w:date="2026-10-15T12:58:22Z">
+            <w:del w:id="9290" w:author="Claude (AI) - proposed" w:date="2026-10-18T00:31:32Z">
               <w:r>
                 <w:rPr>
                   <w:rFonts w:ascii="Arial" w:cs="Arial" w:eastAsia="Arial" w:hAnsi="Arial"/>
@@ -25668,7 +25668,7 @@
                 <w:delText xml:space="preserve">answer: the direction/bearing</w:delText>
               </w:r>
             </w:del>
-            <w:ins w:id="9291" w:author="Claude (AI) - proposed" w:date="2026-10-15T12:58:22Z">
+            <w:ins w:id="9291" w:author="Claude (AI) - proposed" w:date="2026-10-18T00:31:32Z">
               <w:r>
                 <w:rPr>
                   <w:rFonts w:ascii="Arial" w:cs="Arial" w:eastAsia="Arial" w:hAnsi="Arial"/>
@@ -25696,7 +25696,7 @@
               </w:rPr>
               <w:t xml:space="preserve">. SAY: 'Your model </w:t>
             </w:r>
-            <w:del w:id="9292" w:author="Claude (AI) - proposed" w:date="2026-10-15T12:58:22Z">
+            <w:del w:id="9292" w:author="Claude (AI) - proposed" w:date="2026-10-18T00:31:32Z">
               <w:r>
                 <w:rPr>
                   <w:rFonts w:ascii="Arial" w:cs="Arial" w:eastAsia="Arial" w:hAnsi="Arial"/>
@@ -25711,7 +25711,7 @@
                 <w:delText xml:space="preserve">is 80% complete. The magnitude is there. The direction is missing. When that is added in Lesson 7, the captain will have a complete mathematical navigation instruction — and</w:delText>
               </w:r>
             </w:del>
-            <w:ins w:id="9293" w:author="Claude (AI) - proposed" w:date="2026-10-15T12:58:22Z">
+            <w:ins w:id="9293" w:author="Claude (AI) - proposed" w:date="2026-10-18T00:31:32Z">
               <w:r>
                 <w:rPr>
                   <w:rFonts w:ascii="Arial" w:cs="Arial" w:eastAsia="Arial" w:hAnsi="Arial"/>
@@ -25805,7 +25805,7 @@
               </w:rPr>
               <w:t xml:space="preserve">Observable indicator: the model update statement must include (i) the numerical magnitude ≈ 21.5 km/h, (ii) the calculated distance ≈ 64.6 km, and (iii) an acknowledgement </w:t>
             </w:r>
-            <w:del w:id="9294" w:author="Claude (AI) - proposed" w:date="2026-10-15T12:58:22Z">
+            <w:del w:id="9294" w:author="Claude (AI) - proposed" w:date="2026-10-18T00:31:32Z">
               <w:r>
                 <w:rPr>
                   <w:rFonts w:ascii="Arial" w:cs="Arial" w:eastAsia="Arial" w:hAnsi="Arial"/>
@@ -25820,7 +25820,7 @@
                 <w:delText xml:space="preserve">that direction</w:delText>
               </w:r>
             </w:del>
-            <w:ins w:id="9295" w:author="Claude (AI) - proposed" w:date="2026-10-15T12:58:22Z">
+            <w:ins w:id="9295" w:author="Claude (AI) - proposed" w:date="2026-10-18T00:31:32Z">
               <w:r>
                 <w:rPr>
                   <w:rFonts w:ascii="Arial" w:cs="Arial" w:eastAsia="Arial" w:hAnsi="Arial"/>
@@ -25848,7 +25848,7 @@
               </w:rPr>
               <w:t xml:space="preserve"> is still missing</w:t>
             </w:r>
-            <w:ins w:id="9296" w:author="Claude (AI) - proposed" w:date="2026-10-15T12:58:22Z">
+            <w:ins w:id="9296" w:author="Claude (AI) - proposed" w:date="2026-10-18T00:31:32Z">
               <w:r>
                 <w:rPr>
                   <w:rFonts w:ascii="Arial" w:cs="Arial" w:eastAsia="Arial" w:hAnsi="Arial"/>
@@ -26257,7 +26257,7 @@
         </w:rPr>
         <w:t xml:space="preserve">© 2026 SeaVuria and ARES. Aligned with KICD objectives. Developed by SeaVuria; technical implementation by ARES (with AI assistance from Claude). Licensed under </w:t>
       </w:r>
-      <w:hyperlink w:history="1" r:id="rIdw3h6im8puouccr0ehrt8z">
+      <w:hyperlink w:history="1" r:id="rIdt2n0nuf8fcmc_efphxuyk">
         <w:r>
           <w:rPr>
             <w:rFonts w:ascii="Arial" w:cs="Arial" w:eastAsia="Arial" w:hAnsi="Arial"/>
@@ -26278,7 +26278,7 @@
         </w:rPr>
         <w:t xml:space="preserve"> (</w:t>
       </w:r>
-      <w:hyperlink w:history="1" r:id="rIdzbb0uxxgbg4urmfl6iojy">
+      <w:hyperlink w:history="1" r:id="rIdtgx9hyingc8hxvpfhvq_r">
         <w:r>
           <w:rPr>
             <w:rFonts w:ascii="Arial" w:cs="Arial" w:eastAsia="Arial" w:hAnsi="Arial"/>
@@ -26786,7 +26786,7 @@
               <w:spacing w:after="40" w:before="0"/>
               <w:jc w:val="left"/>
             </w:pPr>
-            <w:ins w:id="9297" w:author="Claude (AI) - proposed" w:date="2026-10-15T12:58:22Z">
+            <w:ins w:id="9297" w:author="Claude (AI) - proposed" w:date="2026-10-18T00:31:32Z">
               <w:r>
                 <w:rPr>
                   <w:rFonts w:ascii="Arial" w:cs="Arial" w:eastAsia="Arial" w:hAnsi="Arial"/>
@@ -27045,7 +27045,7 @@
               </w:rPr>
               <w:t xml:space="preserve">In this 80-minute lesson, students investigate collinear points and multi-stop vector paths in the context of the Lake Victoria ferry scenario. Building on their established knowledge of vector representation, addition, magnitude, and direction from Lessons 1–6, students now ask: can three ferry ports lie on a perfectly straight route, and how does a captain mathematically verify this before setting sail? Students first predict whether three given ports are collinear by visual inspection, then gather evidence by computing vectors between pairs of points and testing for scalar multiples. They apply this understanding to express multi-stop ferry journeys as vector chains and simplify them. By the end of the lesson, students can confidently test collinearity using vectors and construct vector path chains — tools they will use in Lesson 8 to fully equip the Kisumu ferry captain with a complete navigational mathematical toolkit.</w:t>
             </w:r>
-            <w:ins w:id="9298" w:author="Claude (AI) - proposed" w:date="2026-10-15T12:58:22Z">
+            <w:ins w:id="9298" w:author="Claude (AI) - proposed" w:date="2026-10-18T00:31:32Z">
               <w:r>
                 <w:rPr>
                   <w:rFonts w:ascii="Arial" w:cs="Arial" w:eastAsia="Arial" w:hAnsi="Arial"/>
@@ -27348,7 +27348,7 @@
             <w:pPr>
               <w:spacing w:after="20" w:before="0"/>
             </w:pPr>
-            <w:hyperlink w:history="1" r:id="rIdnr--ybmsg3delkumbruvm">
+            <w:hyperlink w:history="1" r:id="rIdtgavsj7vp9drygcwqgbqk">
               <w:r>
                 <w:rPr>
                   <w:rFonts w:ascii="Arial" w:cs="Arial" w:eastAsia="Arial" w:hAnsi="Arial"/>
@@ -27397,7 +27397,7 @@
               <w:spacing w:after="10" w:before="0"/>
               <w:ind w:left="120"/>
             </w:pPr>
-            <w:hyperlink w:history="1" r:id="rIdzb3dyhxqll3oc9rt7ms3b">
+            <w:hyperlink w:history="1" r:id="rId9n4iuqajxasrqbtsutlrn">
               <w:r>
                 <w:rPr>
                   <w:rFonts w:ascii="Arial" w:cs="Arial" w:eastAsia="Arial" w:hAnsi="Arial"/>
@@ -27442,7 +27442,7 @@
             <w:pPr>
               <w:spacing w:after="20" w:before="0"/>
             </w:pPr>
-            <w:hyperlink w:history="1" r:id="rIdhryyka8xhwyckvv1dsn2k">
+            <w:hyperlink w:history="1" r:id="rIdrd7gzezmvyexmxrxd0yja">
               <w:r>
                 <w:rPr>
                   <w:rFonts w:ascii="Arial" w:cs="Arial" w:eastAsia="Arial" w:hAnsi="Arial"/>
@@ -27475,7 +27475,7 @@
               <w:spacing w:after="10" w:before="0"/>
               <w:ind w:left="120"/>
             </w:pPr>
-            <w:hyperlink w:history="1" r:id="rIdmmvsbaedl-pdswtoiicps">
+            <w:hyperlink w:history="1" r:id="rIddmrj54thu_n3amhzzo5ir">
               <w:r>
                 <w:rPr>
                   <w:rFonts w:ascii="Arial" w:cs="Arial" w:eastAsia="Arial" w:hAnsi="Arial"/>
@@ -27553,7 +27553,7 @@
               </w:rPr>
               <w:t xml:space="preserve">Display the coordinate grid on the board</w:t>
             </w:r>
-            <w:ins w:id="9299" w:author="Claude (AI) - proposed" w:date="2026-10-15T12:58:22Z">
+            <w:ins w:id="9299" w:author="Claude (AI) - proposed" w:date="2026-10-18T00:31:32Z">
               <w:r>
                 <w:rPr>
                   <w:rFonts w:ascii="Arial" w:cs="Arial" w:eastAsia="Arial" w:hAnsi="Arial"/>
@@ -27703,7 +27703,7 @@
             <w:pPr>
               <w:spacing w:after="20" w:before="0"/>
             </w:pPr>
-            <w:hyperlink w:history="1" r:id="rIdpyznuoi_tf52at6-fpq-3">
+            <w:hyperlink w:history="1" r:id="rId3jf4j-9jxm-bf_csqp9ig">
               <w:r>
                 <w:rPr>
                   <w:rFonts w:ascii="Arial" w:cs="Arial" w:eastAsia="Arial" w:hAnsi="Arial"/>
@@ -27752,7 +27752,7 @@
               <w:spacing w:after="10" w:before="0"/>
               <w:ind w:left="120"/>
             </w:pPr>
-            <w:hyperlink w:history="1" r:id="rIdfhgf0g_tnlmpffyk4npdc">
+            <w:hyperlink w:history="1" r:id="rIdkesr-liy_vj2dfpl5pffy">
               <w:r>
                 <w:rPr>
                   <w:rFonts w:ascii="Arial" w:cs="Arial" w:eastAsia="Arial" w:hAnsi="Arial"/>
@@ -27797,7 +27797,7 @@
             <w:pPr>
               <w:spacing w:after="20" w:before="0"/>
             </w:pPr>
-            <w:hyperlink w:history="1" r:id="rIdpgvqcer2pr8datp1ibddd">
+            <w:hyperlink w:history="1" r:id="rIdtrhxsmfzndls0mzwcsl1l">
               <w:r>
                 <w:rPr>
                   <w:rFonts w:ascii="Arial" w:cs="Arial" w:eastAsia="Arial" w:hAnsi="Arial"/>
@@ -27830,7 +27830,7 @@
               <w:spacing w:after="10" w:before="0"/>
               <w:ind w:left="120"/>
             </w:pPr>
-            <w:hyperlink w:history="1" r:id="rIdfkvyd0q7tlv6iddoi-sqo">
+            <w:hyperlink w:history="1" r:id="rIdf-rer9-hhjvc7gpykon0r">
               <w:r>
                 <w:rPr>
                   <w:rFonts w:ascii="Arial" w:cs="Arial" w:eastAsia="Arial" w:hAnsi="Arial"/>
@@ -27908,7 +27908,7 @@
               </w:rPr>
               <w:t xml:space="preserve">Distribute grid paper and the structured evidence table (pre-printed or drawn on board for copying). Say: 'Your job right now is to be mathematical detectives. You are going to calculate two vectors from Kisumu — one to Kendu Bay, one to Mbita — and then ask: is one of these vectors just a stretched or shrunk version of the other? That relationship has a name: scalar multiple. If vector KM equals some number times vector KB, then those points are collinear.' [Allow </w:t>
             </w:r>
-            <w:del w:id="9300" w:author="Claude (AI) - proposed" w:date="2026-10-15T12:58:22Z">
+            <w:del w:id="9300" w:author="Claude (AI) - proposed" w:date="2026-10-18T00:31:32Z">
               <w:r>
                 <w:rPr>
                   <w:rFonts w:ascii="Arial" w:cs="Arial" w:eastAsia="Arial" w:hAnsi="Arial"/>
@@ -27923,7 +27923,7 @@
                 <w:delText xml:space="preserve">12</w:delText>
               </w:r>
             </w:del>
-            <w:ins w:id="9301" w:author="Claude (AI) - proposed" w:date="2026-10-15T12:58:22Z">
+            <w:ins w:id="9301" w:author="Claude (AI) - proposed" w:date="2026-10-18T00:31:32Z">
               <w:r>
                 <w:rPr>
                   <w:rFonts w:ascii="Arial" w:cs="Arial" w:eastAsia="Arial" w:hAnsi="Arial"/>
@@ -27951,7 +27951,7 @@
               </w:rPr>
               <w:t xml:space="preserve"> minutes for pair work on the first set of points. Circulate — observe written calculations, not just answers.] After </w:t>
             </w:r>
-            <w:del w:id="9302" w:author="Claude (AI) - proposed" w:date="2026-10-15T12:58:22Z">
+            <w:del w:id="9302" w:author="Claude (AI) - proposed" w:date="2026-10-18T00:31:32Z">
               <w:r>
                 <w:rPr>
                   <w:rFonts w:ascii="Arial" w:cs="Arial" w:eastAsia="Arial" w:hAnsi="Arial"/>
@@ -27966,7 +27966,7 @@
                 <w:delText xml:space="preserve">12</w:delText>
               </w:r>
             </w:del>
-            <w:ins w:id="9303" w:author="Claude (AI) - proposed" w:date="2026-10-15T12:58:22Z">
+            <w:ins w:id="9303" w:author="Claude (AI) - proposed" w:date="2026-10-18T00:31:32Z">
               <w:r>
                 <w:rPr>
                   <w:rFonts w:ascii="Arial" w:cs="Arial" w:eastAsia="Arial" w:hAnsi="Arial"/>
@@ -27994,7 +27994,7 @@
               </w:rPr>
               <w:t xml:space="preserve"> minutes, cold-call 2 pairs to share their working for the first set. Say: 'Show us your calculation step by step — not just the answer.' [Allow 10 seconds WAIT TIME before accepting responses.] Say: 'Now try the second set of ports — P, Q, R. Are these three ports collinear? Use the same method. You have </w:t>
             </w:r>
-            <w:del w:id="9304" w:author="Claude (AI) - proposed" w:date="2026-10-15T12:58:22Z">
+            <w:del w:id="9304" w:author="Claude (AI) - proposed" w:date="2026-10-18T00:31:32Z">
               <w:r>
                 <w:rPr>
                   <w:rFonts w:ascii="Arial" w:cs="Arial" w:eastAsia="Arial" w:hAnsi="Arial"/>
@@ -28009,7 +28009,7 @@
                 <w:delText xml:space="preserve">8</w:delText>
               </w:r>
             </w:del>
-            <w:ins w:id="9305" w:author="Claude (AI) - proposed" w:date="2026-10-15T12:58:22Z">
+            <w:ins w:id="9305" w:author="Claude (AI) - proposed" w:date="2026-10-18T00:31:32Z">
               <w:r>
                 <w:rPr>
                   <w:rFonts w:ascii="Arial" w:cs="Arial" w:eastAsia="Arial" w:hAnsi="Arial"/>
@@ -28159,7 +28159,7 @@
             <w:pPr>
               <w:spacing w:after="20" w:before="0"/>
             </w:pPr>
-            <w:hyperlink w:history="1" r:id="rIdbi_fjkwfnvujpos00e0hm">
+            <w:hyperlink w:history="1" r:id="rIdhwprqwbjsxmzds6xmleyx">
               <w:r>
                 <w:rPr>
                   <w:rFonts w:ascii="Arial" w:cs="Arial" w:eastAsia="Arial" w:hAnsi="Arial"/>
@@ -28208,7 +28208,7 @@
               <w:spacing w:after="10" w:before="0"/>
               <w:ind w:left="120"/>
             </w:pPr>
-            <w:hyperlink w:history="1" r:id="rIdlyf5uhs7boj8wc0a8o2fz">
+            <w:hyperlink w:history="1" r:id="rId1sl2psddtfvshmimkajxk">
               <w:r>
                 <w:rPr>
                   <w:rFonts w:ascii="Arial" w:cs="Arial" w:eastAsia="Arial" w:hAnsi="Arial"/>
@@ -28253,7 +28253,7 @@
             <w:pPr>
               <w:spacing w:after="20" w:before="0"/>
             </w:pPr>
-            <w:hyperlink w:history="1" r:id="rIdzmh35cwanawrpphrojuom">
+            <w:hyperlink w:history="1" r:id="rId7dqn5k-wot3ybsececrlu">
               <w:r>
                 <w:rPr>
                   <w:rFonts w:ascii="Arial" w:cs="Arial" w:eastAsia="Arial" w:hAnsi="Arial"/>
@@ -28302,7 +28302,7 @@
               <w:spacing w:after="10" w:before="0"/>
               <w:ind w:left="120"/>
             </w:pPr>
-            <w:hyperlink w:history="1" r:id="rIdv5p5gftathtmaq2jigaik">
+            <w:hyperlink w:history="1" r:id="rIdwthntdiwinqt5m-f3nzav">
               <w:r>
                 <w:rPr>
                   <w:rFonts w:ascii="Arial" w:cs="Arial" w:eastAsia="Arial" w:hAnsi="Arial"/>
@@ -28347,7 +28347,7 @@
               </w:rPr>
               <w:t xml:space="preserve">Students consolidate the collinearity test into a formal definition in their own words, then immediately extend it to vector chains. The teacher introduces the concept of a vector path: if the ferry travels Kisumu → Kendu Bay → Homa Bay → Mbita, the total displacement can be expressed as a chain: KM = KB + BH + HM. Students work individually on two tasks: (Task A) Given points A(2,1), B(5,7), C(8,13) — prove algebraically that A, B, C are collinear. (Task B) A ferry travels from Kisumu K(0,0) to Kendu Bay B(3,2), then to Homa Bay H(7,5), then to Mbita M(10,8). Express the total journey as a vector chain and calculate the single resultant displacement vector KM. Students then check: are K, B, H, M collinear?</w:t>
             </w:r>
-            <w:ins w:id="9306" w:author="Claude (AI) - proposed" w:date="2026-10-15T12:58:22Z">
+            <w:ins w:id="9306" w:author="Claude (AI) - proposed" w:date="2026-10-18T00:31:32Z">
               <w:r>
                 <w:rPr>
                   <w:rFonts w:ascii="Arial" w:cs="Arial" w:eastAsia="Arial" w:hAnsi="Arial"/>
@@ -28395,7 +28395,7 @@
               </w:rPr>
               <w:t xml:space="preserve">Open the Explain phase by asking the class: 'In your own words — not mine — what is the test for collinearity using vectors? Write one sentence.' [Allow 2 minutes silent writing. WAIT TIME: 15 seconds before cold-calling.] Cold-call 3 students. Write the best student-generated definition on the board with the student's name: 'Our class definition.' Then say: 'Now I want to introduce the idea of a vector chain — or vector path. Think about the ferry making multiple stops. Each leg of the journey is a separate vector. The total journey is all those vectors added end to end. This is called a vector chain.' [Write the general form on the board: Total vector = v1 + v2 + v3 + ...]  Say: 'Task A is about proving collinearity. Task B is about building and simplifying a vector chain — and then using your collinearity test on the result. </w:t>
             </w:r>
-            <w:ins w:id="9307" w:author="Claude (AI) - proposed" w:date="2026-10-15T12:58:22Z">
+            <w:ins w:id="9307" w:author="Claude (AI) - proposed" w:date="2026-10-18T00:31:32Z">
               <w:r>
                 <w:rPr>
                   <w:rFonts w:ascii="Arial" w:cs="Arial" w:eastAsia="Arial" w:hAnsi="Arial"/>
@@ -28423,7 +28423,7 @@
               </w:rPr>
               <w:t xml:space="preserve">Work individually. You have </w:t>
             </w:r>
-            <w:del w:id="9308" w:author="Claude (AI) - proposed" w:date="2026-10-15T12:58:22Z">
+            <w:del w:id="9308" w:author="Claude (AI) - proposed" w:date="2026-10-18T00:31:32Z">
               <w:r>
                 <w:rPr>
                   <w:rFonts w:ascii="Arial" w:cs="Arial" w:eastAsia="Arial" w:hAnsi="Arial"/>
@@ -28438,7 +28438,7 @@
                 <w:delText xml:space="preserve">15</w:delText>
               </w:r>
             </w:del>
-            <w:ins w:id="9309" w:author="Claude (AI) - proposed" w:date="2026-10-15T12:58:22Z">
+            <w:ins w:id="9309" w:author="Claude (AI) - proposed" w:date="2026-10-18T00:31:32Z">
               <w:r>
                 <w:rPr>
                   <w:rFonts w:ascii="Arial" w:cs="Arial" w:eastAsia="Arial" w:hAnsi="Arial"/>
@@ -28466,7 +28466,7 @@
               </w:rPr>
               <w:t xml:space="preserve"> minutes.' [Circulate — for Task A, look for students who correctly compute AB = (3,6) and AC = (6,12) and identify AC = 2·AB. For Task B, look for students who correctly add (3,2)+(4,3)+(3,3) = (10,8) and then test KB, KH, KM for collinearity.] After </w:t>
             </w:r>
-            <w:del w:id="9310" w:author="Claude (AI) - proposed" w:date="2026-10-15T12:58:22Z">
+            <w:del w:id="9310" w:author="Claude (AI) - proposed" w:date="2026-10-18T00:31:32Z">
               <w:r>
                 <w:rPr>
                   <w:rFonts w:ascii="Arial" w:cs="Arial" w:eastAsia="Arial" w:hAnsi="Arial"/>
@@ -28481,7 +28481,7 @@
                 <w:delText xml:space="preserve">15</w:delText>
               </w:r>
             </w:del>
-            <w:ins w:id="9311" w:author="Claude (AI) - proposed" w:date="2026-10-15T12:58:22Z">
+            <w:ins w:id="9311" w:author="Claude (AI) - proposed" w:date="2026-10-18T00:31:32Z">
               <w:r>
                 <w:rPr>
                   <w:rFonts w:ascii="Arial" w:cs="Arial" w:eastAsia="Arial" w:hAnsi="Arial"/>
@@ -28509,7 +28509,7 @@
               </w:rPr>
               <w:t xml:space="preserve"> minutes, facilitate a whole-class discussion: 'What did you find for Task B — is this a straight-line route for the ferry captain?' [WAIT TIME: 10 seconds.] Cold-call 2 students and ask them to justify their answer at the board</w:t>
             </w:r>
-            <w:del w:id="9312" w:author="Claude (AI) - proposed" w:date="2026-10-15T12:58:22Z">
+            <w:del w:id="9312" w:author="Claude (AI) - proposed" w:date="2026-10-18T00:31:32Z">
               <w:r>
                 <w:rPr>
                   <w:rFonts w:ascii="Arial" w:cs="Arial" w:eastAsia="Arial" w:hAnsi="Arial"/>
@@ -28524,7 +28524,7 @@
                 <w:delText xml:space="preserve">.</w:delText>
               </w:r>
             </w:del>
-            <w:ins w:id="9313" w:author="Claude (AI) - proposed" w:date="2026-10-15T12:58:22Z">
+            <w:ins w:id="9313" w:author="Claude (AI) - proposed" w:date="2026-10-18T00:31:32Z">
               <w:r>
                 <w:rPr>
                   <w:rFonts w:ascii="Arial" w:cs="Arial" w:eastAsia="Arial" w:hAnsi="Arial"/>
@@ -28605,7 +28605,7 @@
               </w:rPr>
               <w:t xml:space="preserve">Observable indicators: (1) Task A: Students show AB = (3,6), AC = (6,12), state AC = 2·AB, and write a clear conclusion: 'A, B, C are collinear.' (2) Task B: Students correctly compute the vector chain sum as (10,8) and test for collinearity of K, B, H, M. </w:t>
             </w:r>
-            <w:ins w:id="9314" w:author="Claude (AI) - proposed" w:date="2026-10-15T12:58:22Z">
+            <w:ins w:id="9314" w:author="Claude (AI) - proposed" w:date="2026-10-18T00:31:32Z">
               <w:r>
                 <w:rPr>
                   <w:rFonts w:ascii="Arial" w:cs="Arial" w:eastAsia="Arial" w:hAnsi="Arial"/>
@@ -28633,7 +28633,7 @@
               </w:rPr>
               <w:t xml:space="preserve">Award particular credit to students who </w:t>
             </w:r>
-            <w:ins w:id="9315" w:author="Claude (AI) - proposed" w:date="2026-10-15T12:58:22Z">
+            <w:ins w:id="9315" w:author="Claude (AI) - proposed" w:date="2026-10-18T00:31:32Z">
               <w:r>
                 <w:rPr>
                   <w:rFonts w:ascii="Arial" w:cs="Arial" w:eastAsia="Arial" w:hAnsi="Arial"/>
@@ -28661,7 +28661,7 @@
               </w:rPr>
               <w:t xml:space="preserve">recognise that if all </w:t>
             </w:r>
-            <w:del w:id="9316" w:author="Claude (AI) - proposed" w:date="2026-10-15T12:58:22Z">
+            <w:del w:id="9316" w:author="Claude (AI) - proposed" w:date="2026-10-18T00:31:32Z">
               <w:r>
                 <w:rPr>
                   <w:rFonts w:ascii="Arial" w:cs="Arial" w:eastAsia="Arial" w:hAnsi="Arial"/>
@@ -28676,7 +28676,7 @@
                 <w:delText xml:space="preserve">intermediate points produce</w:delText>
               </w:r>
             </w:del>
-            <w:ins w:id="9317" w:author="Claude (AI) - proposed" w:date="2026-10-15T12:58:22Z">
+            <w:ins w:id="9317" w:author="Claude (AI) - proposed" w:date="2026-10-18T00:31:32Z">
               <w:r>
                 <w:rPr>
                   <w:rFonts w:ascii="Arial" w:cs="Arial" w:eastAsia="Arial" w:hAnsi="Arial"/>
@@ -28704,7 +28704,7 @@
               </w:rPr>
               <w:t xml:space="preserve"> scalar multiples of the same base vector, the </w:t>
             </w:r>
-            <w:del w:id="9318" w:author="Claude (AI) - proposed" w:date="2026-10-15T12:58:22Z">
+            <w:del w:id="9318" w:author="Claude (AI) - proposed" w:date="2026-10-18T00:31:32Z">
               <w:r>
                 <w:rPr>
                   <w:rFonts w:ascii="Arial" w:cs="Arial" w:eastAsia="Arial" w:hAnsi="Arial"/>
@@ -28719,7 +28719,7 @@
                 <w:delText xml:space="preserve">entire route is</w:delText>
               </w:r>
             </w:del>
-            <w:ins w:id="9319" w:author="Claude (AI) - proposed" w:date="2026-10-15T12:58:22Z">
+            <w:ins w:id="9319" w:author="Claude (AI) - proposed" w:date="2026-10-18T00:31:32Z">
               <w:r>
                 <w:rPr>
                   <w:rFonts w:ascii="Arial" w:cs="Arial" w:eastAsia="Arial" w:hAnsi="Arial"/>
@@ -28747,7 +28747,7 @@
               </w:rPr>
               <w:t xml:space="preserve"> a straight line. (3</w:t>
             </w:r>
-            <w:ins w:id="9320" w:author="Claude (AI) - proposed" w:date="2026-10-15T12:58:22Z">
+            <w:ins w:id="9320" w:author="Claude (AI) - proposed" w:date="2026-10-18T00:31:32Z">
               <w:r>
                 <w:rPr>
                   <w:rFonts w:ascii="Arial" w:cs="Arial" w:eastAsia="Arial" w:hAnsi="Arial"/>
@@ -28831,7 +28831,7 @@
             <w:pPr>
               <w:spacing w:after="20" w:before="0"/>
             </w:pPr>
-            <w:hyperlink w:history="1" r:id="rIdlnaak4t4ma4ltyeruqwbu">
+            <w:hyperlink w:history="1" r:id="rIdn9yn8ytpl84pd3xvb6jmg">
               <w:r>
                 <w:rPr>
                   <w:rFonts w:ascii="Arial" w:cs="Arial" w:eastAsia="Arial" w:hAnsi="Arial"/>
@@ -28880,7 +28880,7 @@
               <w:spacing w:after="10" w:before="0"/>
               <w:ind w:left="120"/>
             </w:pPr>
-            <w:hyperlink w:history="1" r:id="rIdxsnadun_davl-owgpj4r6">
+            <w:hyperlink w:history="1" r:id="rIdr5drixfxyz7teekrpjeks">
               <w:r>
                 <w:rPr>
                   <w:rFonts w:ascii="Arial" w:cs="Arial" w:eastAsia="Arial" w:hAnsi="Arial"/>
@@ -28925,7 +28925,7 @@
             <w:pPr>
               <w:spacing w:after="20" w:before="0"/>
             </w:pPr>
-            <w:hyperlink w:history="1" r:id="rId1aroefid_yesvmvmsve_s">
+            <w:hyperlink w:history="1" r:id="rId5r2a0e8doxq5spknsdzvw">
               <w:r>
                 <w:rPr>
                   <w:rFonts w:ascii="Arial" w:cs="Arial" w:eastAsia="Arial" w:hAnsi="Arial"/>
@@ -28974,7 +28974,7 @@
               <w:spacing w:after="10" w:before="0"/>
               <w:ind w:left="120"/>
             </w:pPr>
-            <w:hyperlink w:history="1" r:id="rIdtv7dpkc9lzyqdiomzqlgj">
+            <w:hyperlink w:history="1" r:id="rIdiz8cqf73kevyeujmxlbq-">
               <w:r>
                 <w:rPr>
                   <w:rFonts w:ascii="Arial" w:cs="Arial" w:eastAsia="Arial" w:hAnsi="Arial"/>
@@ -29174,7 +29174,7 @@
             <w:pPr>
               <w:spacing w:after="20" w:before="0"/>
             </w:pPr>
-            <w:hyperlink w:history="1" r:id="rIdxw0x1d1adfjbc5gayzh3a">
+            <w:hyperlink w:history="1" r:id="rIdb1xhfydavlw_hv_ajbm-2">
               <w:r>
                 <w:rPr>
                   <w:rFonts w:ascii="Arial" w:cs="Arial" w:eastAsia="Arial" w:hAnsi="Arial"/>
@@ -29223,7 +29223,7 @@
               <w:spacing w:after="10" w:before="0"/>
               <w:ind w:left="120"/>
             </w:pPr>
-            <w:hyperlink w:history="1" r:id="rId3ind9t6-upj2kiqtqpk-l">
+            <w:hyperlink w:history="1" r:id="rIdkvwxmb6_lj0lvldiizsfz">
               <w:r>
                 <w:rPr>
                   <w:rFonts w:ascii="Arial" w:cs="Arial" w:eastAsia="Arial" w:hAnsi="Arial"/>
@@ -29268,7 +29268,7 @@
             <w:pPr>
               <w:spacing w:after="20" w:before="0"/>
             </w:pPr>
-            <w:hyperlink w:history="1" r:id="rIdyx3re4hsrkzr7mms7e4tl">
+            <w:hyperlink w:history="1" r:id="rIdbnyu_tfz0fnke_rsydzjh">
               <w:r>
                 <w:rPr>
                   <w:rFonts w:ascii="Arial" w:cs="Arial" w:eastAsia="Arial" w:hAnsi="Arial"/>
@@ -29317,7 +29317,7 @@
               <w:spacing w:after="10" w:before="0"/>
               <w:ind w:left="120"/>
             </w:pPr>
-            <w:hyperlink w:history="1" r:id="rId4aj7ubsgzvtejoi9c9xca">
+            <w:hyperlink w:history="1" r:id="rId6zkaxrs8cdohfglj1pi4n">
               <w:r>
                 <w:rPr>
                   <w:rFonts w:ascii="Arial" w:cs="Arial" w:eastAsia="Arial" w:hAnsi="Arial"/>
@@ -29395,7 +29395,7 @@
               </w:rPr>
               <w:t xml:space="preserve">Say: 'Take out your cumulative vector model — the one you have been building since Lesson 1. Today you are adding two new layers. First, draw and label a collinearity proof for Kisumu, Kendu Bay, and Mbita. Second, draw the full four-port vector chain and the resultant displacement arrow. Add a written caption explaining what these two additions mean for the captain.' [Allow </w:t>
             </w:r>
-            <w:del w:id="9321" w:author="Claude (AI) - proposed" w:date="2026-10-15T12:58:22Z">
+            <w:del w:id="9321" w:author="Claude (AI) - proposed" w:date="2026-10-18T00:31:32Z">
               <w:r>
                 <w:rPr>
                   <w:rFonts w:ascii="Arial" w:cs="Arial" w:eastAsia="Arial" w:hAnsi="Arial"/>
@@ -29410,7 +29410,7 @@
                 <w:delText xml:space="preserve">12</w:delText>
               </w:r>
             </w:del>
-            <w:ins w:id="9322" w:author="Claude (AI) - proposed" w:date="2026-10-15T12:58:22Z">
+            <w:ins w:id="9322" w:author="Claude (AI) - proposed" w:date="2026-10-18T00:31:32Z">
               <w:r>
                 <w:rPr>
                   <w:rFonts w:ascii="Arial" w:cs="Arial" w:eastAsia="Arial" w:hAnsi="Arial"/>
@@ -29438,7 +29438,7 @@
               </w:rPr>
               <w:t xml:space="preserve"> minutes for model revision. Circulate and observe: Are vector arrows drawn with correct direction and labelled with component notation? Are scalar multiple calculations written alongside the diagram?] After </w:t>
             </w:r>
-            <w:del w:id="9323" w:author="Claude (AI) - proposed" w:date="2026-10-15T12:58:22Z">
+            <w:del w:id="9323" w:author="Claude (AI) - proposed" w:date="2026-10-18T00:31:32Z">
               <w:r>
                 <w:rPr>
                   <w:rFonts w:ascii="Arial" w:cs="Arial" w:eastAsia="Arial" w:hAnsi="Arial"/>
@@ -29453,7 +29453,7 @@
                 <w:delText xml:space="preserve">12</w:delText>
               </w:r>
             </w:del>
-            <w:ins w:id="9324" w:author="Claude (AI) - proposed" w:date="2026-10-15T12:58:22Z">
+            <w:ins w:id="9324" w:author="Claude (AI) - proposed" w:date="2026-10-18T00:31:32Z">
               <w:r>
                 <w:rPr>
                   <w:rFonts w:ascii="Arial" w:cs="Arial" w:eastAsia="Arial" w:hAnsi="Arial"/>
@@ -29481,7 +29481,7 @@
               </w:rPr>
               <w:t xml:space="preserve"> minutes, ask pairs to do a 'Gallery Walk' — each pair reviews the model of one other pair and writes one specific strength and one specific question on a sticky note left with that model. [Allow </w:t>
             </w:r>
-            <w:del w:id="9325" w:author="Claude (AI) - proposed" w:date="2026-10-15T12:58:22Z">
+            <w:del w:id="9325" w:author="Claude (AI) - proposed" w:date="2026-10-18T00:31:32Z">
               <w:r>
                 <w:rPr>
                   <w:rFonts w:ascii="Arial" w:cs="Arial" w:eastAsia="Arial" w:hAnsi="Arial"/>
@@ -29496,7 +29496,7 @@
                 <w:delText xml:space="preserve">4</w:delText>
               </w:r>
             </w:del>
-            <w:ins w:id="9326" w:author="Claude (AI) - proposed" w:date="2026-10-15T12:58:22Z">
+            <w:ins w:id="9326" w:author="Claude (AI) - proposed" w:date="2026-10-18T00:31:32Z">
               <w:r>
                 <w:rPr>
                   <w:rFonts w:ascii="Arial" w:cs="Arial" w:eastAsia="Arial" w:hAnsi="Arial"/>
@@ -29685,7 +29685,7 @@
               </w:rPr>
               <w:t xml:space="preserve">After the lesson, reflect on the following questions: (1) Did students successfully distinguish between testing collinearity visually (prediction) versus algebraically (evidence)? Note the names of any students who remained uncertain about the scalar multiple test — these students will need a quick individual check-in at the start of Lesson 8. (2) In the Explain phase, did students correctly </w:t>
             </w:r>
-            <w:del w:id="9327" w:author="Claude (AI) - proposed" w:date="2026-10-15T12:58:22Z">
+            <w:del w:id="9327" w:author="Claude (AI) - proposed" w:date="2026-10-18T00:31:32Z">
               <w:r>
                 <w:rPr>
                   <w:rFonts w:ascii="Arial" w:cs="Arial" w:eastAsia="Arial" w:hAnsi="Arial"/>
@@ -29700,7 +29700,7 @@
                 <w:delText xml:space="preserve">identify</w:delText>
               </w:r>
             </w:del>
-            <w:ins w:id="9328" w:author="Claude (AI) - proposed" w:date="2026-10-15T12:58:22Z">
+            <w:ins w:id="9328" w:author="Claude (AI) - proposed" w:date="2026-10-18T00:31:32Z">
               <w:r>
                 <w:rPr>
                   <w:rFonts w:ascii="Arial" w:cs="Arial" w:eastAsia="Arial" w:hAnsi="Arial"/>
@@ -29728,7 +29728,7 @@
               </w:rPr>
               <w:t xml:space="preserve"> that K, B, H, M in Task B are </w:t>
             </w:r>
-            <w:del w:id="9329" w:author="Claude (AI) - proposed" w:date="2026-10-15T12:58:22Z">
+            <w:del w:id="9329" w:author="Claude (AI) - proposed" w:date="2026-10-18T00:31:32Z">
               <w:r>
                 <w:rPr>
                   <w:rFonts w:ascii="Arial" w:cs="Arial" w:eastAsia="Arial" w:hAnsi="Arial"/>
@@ -29743,7 +29743,7 @@
                 <w:delText xml:space="preserve">collinear</w:delText>
               </w:r>
             </w:del>
-            <w:ins w:id="9330" w:author="Claude (AI) - proposed" w:date="2026-10-15T12:58:22Z">
+            <w:ins w:id="9330" w:author="Claude (AI) - proposed" w:date="2026-10-18T00:31:32Z">
               <w:r>
                 <w:rPr>
                   <w:rFonts w:ascii="Arial" w:cs="Arial" w:eastAsia="Arial" w:hAnsi="Arial"/>
@@ -29771,7 +29771,7 @@
               </w:rPr>
               <w:t xml:space="preserve"> — and did they explain what this means for the ferry captain</w:t>
             </w:r>
-            <w:ins w:id="9331" w:author="Claude (AI) - proposed" w:date="2026-10-15T12:58:22Z">
+            <w:ins w:id="9331" w:author="Claude (AI) - proposed" w:date="2026-10-18T00:31:32Z">
               <w:r>
                 <w:rPr>
                   <w:rFonts w:ascii="Arial" w:cs="Arial" w:eastAsia="Arial" w:hAnsi="Arial"/>
@@ -30085,7 +30085,7 @@
         </w:rPr>
         <w:t xml:space="preserve">© 2026 SeaVuria and ARES. Aligned with KICD objectives. Developed by SeaVuria; technical implementation by ARES (with AI assistance from Claude). Licensed under </w:t>
       </w:r>
-      <w:hyperlink w:history="1" r:id="rIdwyxkvacgjzpt9qua2xpda">
+      <w:hyperlink w:history="1" r:id="rIdjai1qaiv_-xg-bfkpfdah">
         <w:r>
           <w:rPr>
             <w:rFonts w:ascii="Arial" w:cs="Arial" w:eastAsia="Arial" w:hAnsi="Arial"/>
@@ -30106,7 +30106,7 @@
         </w:rPr>
         <w:t xml:space="preserve"> (</w:t>
       </w:r>
-      <w:hyperlink w:history="1" r:id="rIdpxuqeglcgep8lfaed0vfu">
+      <w:hyperlink w:history="1" r:id="rIdhfpco-fcf_gb3umjrtahx">
         <w:r>
           <w:rPr>
             <w:rFonts w:ascii="Arial" w:cs="Arial" w:eastAsia="Arial" w:hAnsi="Arial"/>
@@ -30614,7 +30614,7 @@
               <w:spacing w:after="40" w:before="0"/>
               <w:jc w:val="left"/>
             </w:pPr>
-            <w:ins w:id="9332" w:author="Claude (AI) - proposed" w:date="2026-10-15T12:58:22Z">
+            <w:ins w:id="9332" w:author="Claude (AI) - proposed" w:date="2026-10-18T00:31:32Z">
               <w:r>
                 <w:rPr>
                   <w:rFonts w:ascii="Arial" w:cs="Arial" w:eastAsia="Arial" w:hAnsi="Arial"/>
@@ -30873,7 +30873,7 @@
               </w:rPr>
               <w:t xml:space="preserve">In this 80-minute final lesson, students synthesise the full Vectors I unit by definitively solving the anchoring phenomenon: Why did the Kisumu ferry miss Mbita, and how can the captain correct course? The lesson opens with a structured DQB Revisit in which student pairs audit every driving question posted across the unit and mark which questions can now be answered with evidence. Students then work through a Final Ferry Problem — a rich multi-part task in which they represent the engine velocity and current as column vectors, add them to find the resultant displacement vector, calculate the true distance travelled using Pythagoras, determine the drift angle using trigonometry, </w:t>
             </w:r>
-            <w:del w:id="9333" w:author="Claude (AI) - proposed" w:date="2026-10-15T12:58:22Z">
+            <w:del w:id="9333" w:author="Claude (AI) - proposed" w:date="2026-10-18T00:31:32Z">
               <w:r>
                 <w:rPr>
                   <w:rFonts w:ascii="Arial" w:cs="Arial" w:eastAsia="Arial" w:hAnsi="Arial"/>
@@ -30901,7 +30901,7 @@
               </w:rPr>
               <w:t xml:space="preserve">design the corrective heading the captain </w:t>
             </w:r>
-            <w:del w:id="9334" w:author="Claude (AI) - proposed" w:date="2026-10-15T12:58:22Z">
+            <w:del w:id="9334" w:author="Claude (AI) - proposed" w:date="2026-10-18T00:31:32Z">
               <w:r>
                 <w:rPr>
                   <w:rFonts w:ascii="Arial" w:cs="Arial" w:eastAsia="Arial" w:hAnsi="Arial"/>
@@ -30916,7 +30916,7 @@
                 <w:delText xml:space="preserve">should have set</w:delText>
               </w:r>
             </w:del>
-            <w:ins w:id="9335" w:author="Claude (AI) - proposed" w:date="2026-10-15T12:58:22Z">
+            <w:ins w:id="9335" w:author="Claude (AI) - proposed" w:date="2026-10-18T00:31:32Z">
               <w:r>
                 <w:rPr>
                   <w:rFonts w:ascii="Arial" w:cs="Arial" w:eastAsia="Arial" w:hAnsi="Arial"/>
@@ -31232,7 +31232,7 @@
             <w:pPr>
               <w:spacing w:after="20" w:before="0"/>
             </w:pPr>
-            <w:hyperlink w:history="1" r:id="rIdgevuvvmh4jsbmsialp9ca">
+            <w:hyperlink w:history="1" r:id="rId762mxexoomwzhbjzqjd7u">
               <w:r>
                 <w:rPr>
                   <w:rFonts w:ascii="Arial" w:cs="Arial" w:eastAsia="Arial" w:hAnsi="Arial"/>
@@ -31265,7 +31265,7 @@
               <w:spacing w:after="10" w:before="0"/>
               <w:ind w:left="120"/>
             </w:pPr>
-            <w:hyperlink w:history="1" r:id="rIdp6szsy1kbor-q5gxom3k2">
+            <w:hyperlink w:history="1" r:id="rIdjjo2usuqqvanodo8gsyg2">
               <w:r>
                 <w:rPr>
                   <w:rFonts w:ascii="Arial" w:cs="Arial" w:eastAsia="Arial" w:hAnsi="Arial"/>
@@ -31310,7 +31310,7 @@
             <w:pPr>
               <w:spacing w:after="20" w:before="0"/>
             </w:pPr>
-            <w:hyperlink w:history="1" r:id="rIdblflgqzquvyymsmbn2nl3">
+            <w:hyperlink w:history="1" r:id="rIdwltemeqegzkexaimtvmly">
               <w:r>
                 <w:rPr>
                   <w:rFonts w:ascii="Arial" w:cs="Arial" w:eastAsia="Arial" w:hAnsi="Arial"/>
@@ -31343,7 +31343,7 @@
               <w:spacing w:after="10" w:before="0"/>
               <w:ind w:left="120"/>
             </w:pPr>
-            <w:hyperlink w:history="1" r:id="rIdxpgxefbznqnp__noqrfmo">
+            <w:hyperlink w:history="1" r:id="rIdbznkblf998kjftf2ksukt">
               <w:r>
                 <w:rPr>
                   <w:rFonts w:ascii="Arial" w:cs="Arial" w:eastAsia="Arial" w:hAnsi="Arial"/>
@@ -31421,7 +31421,7 @@
               </w:rPr>
               <w:t xml:space="preserve">Return Lesson 1 prediction sheets (prepared in advance). Say: 'Before we do anything else today, I want you to look at what you drew in Lesson 1 — your very first idea about the ferry. You had no vector tools at all. Annotate it: what did you not yet know that you now know? You have 4 minutes — go.' Set a visible 4-minute timer. Circulate silently; do NOT prompt — allow productive struggle and self-assessment. After 4 minutes: 'Turn to your partner. Take </w:t>
             </w:r>
-            <w:del w:id="9336" w:author="Claude (AI) - proposed" w:date="2026-10-15T12:58:22Z">
+            <w:del w:id="9336" w:author="Claude (AI) - proposed" w:date="2026-10-18T00:31:32Z">
               <w:r>
                 <w:rPr>
                   <w:rFonts w:ascii="Arial" w:cs="Arial" w:eastAsia="Arial" w:hAnsi="Arial"/>
@@ -31436,7 +31436,7 @@
                 <w:delText xml:space="preserve">90</w:delText>
               </w:r>
             </w:del>
-            <w:ins w:id="9337" w:author="Claude (AI) - proposed" w:date="2026-10-15T12:58:22Z">
+            <w:ins w:id="9337" w:author="Claude (AI) - proposed" w:date="2026-10-18T00:31:32Z">
               <w:r>
                 <w:rPr>
                   <w:rFonts w:ascii="Arial" w:cs="Arial" w:eastAsia="Arial" w:hAnsi="Arial"/>
@@ -31464,7 +31464,7 @@
               </w:rPr>
               <w:t xml:space="preserve"> seconds each. What is the single biggest idea you were missing in Lesson 1?' Allow </w:t>
             </w:r>
-            <w:del w:id="9338" w:author="Claude (AI) - proposed" w:date="2026-10-15T12:58:22Z">
+            <w:del w:id="9338" w:author="Claude (AI) - proposed" w:date="2026-10-18T00:31:32Z">
               <w:r>
                 <w:rPr>
                   <w:rFonts w:ascii="Arial" w:cs="Arial" w:eastAsia="Arial" w:hAnsi="Arial"/>
@@ -31479,7 +31479,7 @@
                 <w:delText xml:space="preserve">3</w:delText>
               </w:r>
             </w:del>
-            <w:ins w:id="9339" w:author="Claude (AI) - proposed" w:date="2026-10-15T12:58:22Z">
+            <w:ins w:id="9339" w:author="Claude (AI) - proposed" w:date="2026-10-18T00:31:32Z">
               <w:r>
                 <w:rPr>
                   <w:rFonts w:ascii="Arial" w:cs="Arial" w:eastAsia="Arial" w:hAnsi="Arial"/>
@@ -31629,7 +31629,7 @@
             <w:pPr>
               <w:spacing w:after="20" w:before="0"/>
             </w:pPr>
-            <w:hyperlink w:history="1" r:id="rIdbeynexbn2zsqgcq3-lqle">
+            <w:hyperlink w:history="1" r:id="rId6wejcyu-yntgcn8vrdpji">
               <w:r>
                 <w:rPr>
                   <w:rFonts w:ascii="Arial" w:cs="Arial" w:eastAsia="Arial" w:hAnsi="Arial"/>
@@ -31662,7 +31662,7 @@
               <w:spacing w:after="10" w:before="0"/>
               <w:ind w:left="120"/>
             </w:pPr>
-            <w:hyperlink w:history="1" r:id="rId9ttr-i3fj6vlwykkwq9j0">
+            <w:hyperlink w:history="1" r:id="rIdg1syh7mg8vfuve9djvn1s">
               <w:r>
                 <w:rPr>
                   <w:rFonts w:ascii="Arial" w:cs="Arial" w:eastAsia="Arial" w:hAnsi="Arial"/>
@@ -31707,7 +31707,7 @@
             <w:pPr>
               <w:spacing w:after="20" w:before="0"/>
             </w:pPr>
-            <w:hyperlink w:history="1" r:id="rIdkqkslf7wknkwwz-tcgnz6">
+            <w:hyperlink w:history="1" r:id="rIdczxz4itzulr4xngnluimy">
               <w:r>
                 <w:rPr>
                   <w:rFonts w:ascii="Arial" w:cs="Arial" w:eastAsia="Arial" w:hAnsi="Arial"/>
@@ -31740,7 +31740,7 @@
               <w:spacing w:after="10" w:before="0"/>
               <w:ind w:left="120"/>
             </w:pPr>
-            <w:hyperlink w:history="1" r:id="rIdwl3zrqsbhynmhkbqg1l6s">
+            <w:hyperlink w:history="1" r:id="rIdwzwcefb1yxtbwgb3hjcbf">
               <w:r>
                 <w:rPr>
                   <w:rFonts w:ascii="Arial" w:cs="Arial" w:eastAsia="Arial" w:hAnsi="Arial"/>
@@ -31940,7 +31940,7 @@
             <w:pPr>
               <w:spacing w:after="20" w:before="0"/>
             </w:pPr>
-            <w:hyperlink w:history="1" r:id="rIdekcvzruzqgvhraa654c3_">
+            <w:hyperlink w:history="1" r:id="rIdb0uztiww9_z2o3gxw2s_s">
               <w:r>
                 <w:rPr>
                   <w:rFonts w:ascii="Arial" w:cs="Arial" w:eastAsia="Arial" w:hAnsi="Arial"/>
@@ -31973,7 +31973,7 @@
               <w:spacing w:after="10" w:before="0"/>
               <w:ind w:left="120"/>
             </w:pPr>
-            <w:hyperlink w:history="1" r:id="rId7rlyjc0am0mbsjmbkjg3r">
+            <w:hyperlink w:history="1" r:id="rIdjunnya6pucf1c7mr_eygc">
               <w:r>
                 <w:rPr>
                   <w:rFonts w:ascii="Arial" w:cs="Arial" w:eastAsia="Arial" w:hAnsi="Arial"/>
@@ -32018,7 +32018,7 @@
             <w:pPr>
               <w:spacing w:after="20" w:before="0"/>
             </w:pPr>
-            <w:hyperlink w:history="1" r:id="rIddav0enahofov8vsjac01u">
+            <w:hyperlink w:history="1" r:id="rIdubuyzykf-t-kfopuixpmk">
               <w:r>
                 <w:rPr>
                   <w:rFonts w:ascii="Arial" w:cs="Arial" w:eastAsia="Arial" w:hAnsi="Arial"/>
@@ -32051,7 +32051,7 @@
               <w:spacing w:after="10" w:before="0"/>
               <w:ind w:left="120"/>
             </w:pPr>
-            <w:hyperlink w:history="1" r:id="rIdc7onl3am1ok7bb4ypvwvf">
+            <w:hyperlink w:history="1" r:id="rIdfk_hvrtizh7uupaubysp7">
               <w:r>
                 <w:rPr>
                   <w:rFonts w:ascii="Arial" w:cs="Arial" w:eastAsia="Arial" w:hAnsi="Arial"/>
@@ -32096,7 +32096,7 @@
               </w:rPr>
               <w:t xml:space="preserve">Students receive the Final Ferry Problem worksheet — the most complete and mathematically rigorous version of the anchoring phenomenon they have encountered. The problem is structured in </w:t>
             </w:r>
-            <w:del w:id="9340" w:author="Claude (AI) - proposed" w:date="2026-10-15T12:58:22Z">
+            <w:del w:id="9340" w:author="Claude (AI) - proposed" w:date="2026-10-18T00:31:32Z">
               <w:r>
                 <w:rPr>
                   <w:rFonts w:ascii="Arial" w:cs="Arial" w:eastAsia="Arial" w:hAnsi="Arial"/>
@@ -32111,7 +32111,7 @@
                 <w:delText xml:space="preserve">five</w:delText>
               </w:r>
             </w:del>
-            <w:ins w:id="9341" w:author="Claude (AI) - proposed" w:date="2026-10-15T12:58:22Z">
+            <w:ins w:id="9341" w:author="Claude (AI) - proposed" w:date="2026-10-18T00:31:32Z">
               <w:r>
                 <w:rPr>
                   <w:rFonts w:ascii="Arial" w:cs="Arial" w:eastAsia="Arial" w:hAnsi="Arial"/>
@@ -32139,7 +32139,7 @@
               </w:rPr>
               <w:t xml:space="preserve"> parts: (A) Represent the engine velocity vector and the current vector as column vectors. (B) Add the two vectors to find the resultant displacement vector after 3 hours. (C) Calculate the magnitude of the resultant displacement using Pythagoras' theorem and state how far south of Mbita the ferry lands. (D) Calculate the drift angle below the eastward heading using trigonometry (tan θ) and express the true direction as a bearing. (E) Design the corrective heading: if the captain wants to arrive exactly at Mbita, what direction (as a bearing) must the engine be pointed to counteract the current? </w:t>
             </w:r>
-            <w:ins w:id="9342" w:author="Claude (AI) - proposed" w:date="2026-10-15T12:58:22Z">
+            <w:ins w:id="9342" w:author="Claude (AI) - proposed" w:date="2026-10-18T00:31:32Z">
               <w:r>
                 <w:rPr>
                   <w:rFonts w:ascii="Arial" w:cs="Arial" w:eastAsia="Arial" w:hAnsi="Arial"/>
@@ -32167,7 +32167,7 @@
               </w:rPr>
               <w:t xml:space="preserve">Students work in groups of 3 for 18 minutes, then each student independently writes a solution to </w:t>
             </w:r>
-            <w:del w:id="9343" w:author="Claude (AI) - proposed" w:date="2026-10-15T12:58:22Z">
+            <w:del w:id="9343" w:author="Claude (AI) - proposed" w:date="2026-10-18T00:31:32Z">
               <w:r>
                 <w:rPr>
                   <w:rFonts w:ascii="Arial" w:cs="Arial" w:eastAsia="Arial" w:hAnsi="Arial"/>
@@ -32182,7 +32182,7 @@
                 <w:delText xml:space="preserve">Part E</w:delText>
               </w:r>
             </w:del>
-            <w:ins w:id="9344" w:author="Claude (AI) - proposed" w:date="2026-10-15T12:58:22Z">
+            <w:ins w:id="9344" w:author="Claude (AI) - proposed" w:date="2026-10-18T00:31:32Z">
               <w:r>
                 <w:rPr>
                   <w:rFonts w:ascii="Arial" w:cs="Arial" w:eastAsia="Arial" w:hAnsi="Arial"/>
@@ -32210,7 +32210,7 @@
               </w:rPr>
               <w:t xml:space="preserve"> for individual accountability. Groups share solutions via a whole-class Structured Discussion. The teacher annotates a class solution on the board in real time. Specific numbers: engine vector = (60, 0) km over 3 hours (or velocity 20 km/h east = column vector [20, 0]); current vector = [0, −8] km/h; resultant velocity = [20, −8];</w:t>
             </w:r>
-            <w:ins w:id="9345" w:author="Claude (AI) - proposed" w:date="2026-10-15T12:58:22Z">
+            <w:ins w:id="9345" w:author="Claude (AI) - proposed" w:date="2026-10-18T00:31:32Z">
               <w:r>
                 <w:rPr>
                   <w:rFonts w:ascii="Arial" w:cs="Arial" w:eastAsia="Arial" w:hAnsi="Arial"/>
@@ -32238,7 +32238,7 @@
               </w:rPr>
               <w:t xml:space="preserve"> magnitude = √(20²+8²) = √(400+64) = √464 ≈ 21.5 km/h; drift angle = arctan(8/20) ≈ 21.8° south of east; true bearing ≈ 111.8°. For the corrective heading (Part E): the captain must angle the engine north of east so that the northward component of engine velocity exactly cancels the southward current of 8 km/h. If engine speed is 20 km/h, the northward component needed = 8 km/h, so sin θ = 8/20 = 0.4, θ ≈ 23.6° north of east</w:t>
             </w:r>
-            <w:ins w:id="9346" w:author="Claude (AI) - proposed" w:date="2026-10-15T12:58:22Z">
+            <w:ins w:id="9346" w:author="Claude (AI) - proposed" w:date="2026-10-18T00:31:32Z">
               <w:r>
                 <w:rPr>
                   <w:rFonts w:ascii="Arial" w:cs="Arial" w:eastAsia="Arial" w:hAnsi="Arial"/>
@@ -32266,7 +32266,7 @@
               </w:rPr>
               <w:t xml:space="preserve">, bearing ≈ 066.4°.</w:t>
             </w:r>
-            <w:ins w:id="9347" w:author="Claude (AI) - proposed" w:date="2026-10-15T12:58:22Z">
+            <w:ins w:id="9347" w:author="Claude (AI) - proposed" w:date="2026-10-18T00:31:32Z">
               <w:r>
                 <w:rPr>
                   <w:rFonts w:ascii="Arial" w:cs="Arial" w:eastAsia="Arial" w:hAnsi="Arial"/>
@@ -32314,7 +32314,7 @@
               </w:rPr>
               <w:t xml:space="preserve">Distribute the Final Ferry Problem worksheet. Say: 'This is it — the problem we have been building toward for eight lessons. Every tool you need is in your notes. Parts A through D — work in your group of three. Part E — each person writes their own solution. You have 18 minutes. I want to see column vectors, a drawn diagram, Pythagoras working, and a trig calculation. Go.' Set a visible 18-minute timer. Circulate using the following targeted moves: (1) If a group is stuck on Part A, prompt: 'What does it mean to write a vector in column form? Which direction is positive x? Positive y?' WAIT 12 seconds. (2) If a group completes Part D quickly, extend: 'What bearing does that angle correspond to? Remember — bearings are measured clockwise from north.' (3) For Part E, </w:t>
             </w:r>
-            <w:del w:id="9348" w:author="Claude (AI) - proposed" w:date="2026-10-15T12:58:22Z">
+            <w:del w:id="9348" w:author="Claude (AI) - proposed" w:date="2026-10-18T00:31:32Z">
               <w:r>
                 <w:rPr>
                   <w:rFonts w:ascii="Arial" w:cs="Arial" w:eastAsia="Arial" w:hAnsi="Arial"/>
@@ -32342,7 +32342,7 @@
               </w:rPr>
               <w:t xml:space="preserve">let students struggle productively for at least 5 minutes</w:t>
             </w:r>
-            <w:ins w:id="9349" w:author="Claude (AI) - proposed" w:date="2026-10-15T12:58:22Z">
+            <w:ins w:id="9349" w:author="Claude (AI) - proposed" w:date="2026-10-18T00:31:32Z">
               <w:r>
                 <w:rPr>
                   <w:rFonts w:ascii="Arial" w:cs="Arial" w:eastAsia="Arial" w:hAnsi="Arial"/>
@@ -32370,7 +32370,7 @@
               </w:rPr>
               <w:t xml:space="preserve">. After 18 minutes, say: 'Pens down on group work. </w:t>
             </w:r>
-            <w:del w:id="9350" w:author="Claude (AI) - proposed" w:date="2026-10-15T12:58:22Z">
+            <w:del w:id="9350" w:author="Claude (AI) - proposed" w:date="2026-10-18T00:31:32Z">
               <w:r>
                 <w:rPr>
                   <w:rFonts w:ascii="Arial" w:cs="Arial" w:eastAsia="Arial" w:hAnsi="Arial"/>
@@ -32385,7 +32385,7 @@
                 <w:delText xml:space="preserve">Part E</w:delText>
               </w:r>
             </w:del>
-            <w:ins w:id="9351" w:author="Claude (AI) - proposed" w:date="2026-10-15T12:58:22Z">
+            <w:ins w:id="9351" w:author="Claude (AI) - proposed" w:date="2026-10-18T00:31:32Z">
               <w:r>
                 <w:rPr>
                   <w:rFonts w:ascii="Arial" w:cs="Arial" w:eastAsia="Arial" w:hAnsi="Arial"/>
@@ -32413,7 +32413,7 @@
               </w:rPr>
               <w:t xml:space="preserve"> — write your own </w:t>
             </w:r>
-            <w:del w:id="9352" w:author="Claude (AI) - proposed" w:date="2026-10-15T12:58:22Z">
+            <w:del w:id="9352" w:author="Claude (AI) - proposed" w:date="2026-10-18T00:31:32Z">
               <w:r>
                 <w:rPr>
                   <w:rFonts w:ascii="Arial" w:cs="Arial" w:eastAsia="Arial" w:hAnsi="Arial"/>
@@ -32428,7 +32428,7 @@
                 <w:delText xml:space="preserve">solution now. Three</w:delText>
               </w:r>
             </w:del>
-            <w:ins w:id="9353" w:author="Claude (AI) - proposed" w:date="2026-10-15T12:58:22Z">
+            <w:ins w:id="9353" w:author="Claude (AI) - proposed" w:date="2026-10-18T00:31:32Z">
               <w:r>
                 <w:rPr>
                   <w:rFonts w:ascii="Arial" w:cs="Arial" w:eastAsia="Arial" w:hAnsi="Arial"/>
@@ -32578,7 +32578,7 @@
             <w:pPr>
               <w:spacing w:after="20" w:before="0"/>
             </w:pPr>
-            <w:hyperlink w:history="1" r:id="rIdfj9-xlww0gforvbvkvyrc">
+            <w:hyperlink w:history="1" r:id="rIdx7xnaulphxaokuewaux0s">
               <w:r>
                 <w:rPr>
                   <w:rFonts w:ascii="Arial" w:cs="Arial" w:eastAsia="Arial" w:hAnsi="Arial"/>
@@ -32611,7 +32611,7 @@
               <w:spacing w:after="10" w:before="0"/>
               <w:ind w:left="120"/>
             </w:pPr>
-            <w:hyperlink w:history="1" r:id="rIdurlxcdc3cyqvzoqojmq3m">
+            <w:hyperlink w:history="1" r:id="rIdjm8sl89z5stmfarmw6u3c">
               <w:r>
                 <w:rPr>
                   <w:rFonts w:ascii="Arial" w:cs="Arial" w:eastAsia="Arial" w:hAnsi="Arial"/>
@@ -32656,7 +32656,7 @@
             <w:pPr>
               <w:spacing w:after="20" w:before="0"/>
             </w:pPr>
-            <w:hyperlink w:history="1" r:id="rId1jnob2tluker8ptyucocr">
+            <w:hyperlink w:history="1" r:id="rIdgc2klhnayaomlwvzgo1et">
               <w:r>
                 <w:rPr>
                   <w:rFonts w:ascii="Arial" w:cs="Arial" w:eastAsia="Arial" w:hAnsi="Arial"/>
@@ -32689,7 +32689,7 @@
               <w:spacing w:after="10" w:before="0"/>
               <w:ind w:left="120"/>
             </w:pPr>
-            <w:hyperlink w:history="1" r:id="rIdkbvbk3lay30ho0bk2g0qo">
+            <w:hyperlink w:history="1" r:id="rId3keffjt9gasdeikwbor0-">
               <w:r>
                 <w:rPr>
                   <w:rFonts w:ascii="Arial" w:cs="Arial" w:eastAsia="Arial" w:hAnsi="Arial"/>
@@ -32889,7 +32889,7 @@
             <w:pPr>
               <w:spacing w:after="20" w:before="0"/>
             </w:pPr>
-            <w:hyperlink w:history="1" r:id="rIdkknsx4nqb2cw8wxf9hgmn">
+            <w:hyperlink w:history="1" r:id="rIdwep85vt_riz1jijs9f7zj">
               <w:r>
                 <w:rPr>
                   <w:rFonts w:ascii="Arial" w:cs="Arial" w:eastAsia="Arial" w:hAnsi="Arial"/>
@@ -32922,7 +32922,7 @@
               <w:spacing w:after="10" w:before="0"/>
               <w:ind w:left="120"/>
             </w:pPr>
-            <w:hyperlink w:history="1" r:id="rIdbsvguma65yiqgeis_hlrw">
+            <w:hyperlink w:history="1" r:id="rIds8thhjqwlk6knr6q27gur">
               <w:r>
                 <w:rPr>
                   <w:rFonts w:ascii="Arial" w:cs="Arial" w:eastAsia="Arial" w:hAnsi="Arial"/>
@@ -32967,7 +32967,7 @@
             <w:pPr>
               <w:spacing w:after="20" w:before="0"/>
             </w:pPr>
-            <w:hyperlink w:history="1" r:id="rIdfzfrkwz1kdr4hjfnm8uba">
+            <w:hyperlink w:history="1" r:id="rIddhs3652n8nrm68afoayfg">
               <w:r>
                 <w:rPr>
                   <w:rFonts w:ascii="Arial" w:cs="Arial" w:eastAsia="Arial" w:hAnsi="Arial"/>
@@ -33000,7 +33000,7 @@
               <w:spacing w:after="10" w:before="0"/>
               <w:ind w:left="120"/>
             </w:pPr>
-            <w:hyperlink w:history="1" r:id="rIden7cl_jmow4zpv_fl6vsd">
+            <w:hyperlink w:history="1" r:id="rIdaw5aisy-5yr4ub4hoggdm">
               <w:r>
                 <w:rPr>
                   <w:rFonts w:ascii="Arial" w:cs="Arial" w:eastAsia="Arial" w:hAnsi="Arial"/>
@@ -33078,7 +33078,7 @@
               </w:rPr>
               <w:t xml:space="preserve">Distribute the Model Comparison template. Say: 'On the left — your Lesson 1 model. Reproduce it or describe it. On the right — draw your final, complete vector model of the ferry problem, fully labelled. You have 8 minutes.' Set timer. Circulate and quietly affirm strong labelling: 'I love that you labelled the resultant magnitude — that is expert vector work.' After 8 minutes: 'At the bottom of your template, finish this sentence: The mathematics of vectors gives the captain the power to... Write it. Make it powerful.' Allow 2 minutes. Cold-call 3 students to read their sentences aloud — choose one strong student, one mid-level student, one who struggled earlier in the unit to demonstrate their growth. After all three have shared, say: 'Look at the left column and look at the right column. That gap — that is eight lessons. That is the power of learning. The ferry no longer drifts</w:t>
             </w:r>
-            <w:del w:id="9354" w:author="Claude (AI) - proposed" w:date="2026-10-15T12:58:22Z">
+            <w:del w:id="9354" w:author="Claude (AI) - proposed" w:date="2026-10-18T00:31:32Z">
               <w:r>
                 <w:rPr>
                   <w:rFonts w:ascii="Arial" w:cs="Arial" w:eastAsia="Arial" w:hAnsi="Arial"/>
@@ -33093,7 +33093,7 @@
                 <w:delText xml:space="preserve">. The captain has the mathematics. You gave it to him</w:delText>
               </w:r>
             </w:del>
-            <w:ins w:id="9355" w:author="Claude (AI) - proposed" w:date="2026-10-15T12:58:22Z">
+            <w:ins w:id="9355" w:author="Claude (AI) - proposed" w:date="2026-10-18T00:31:32Z">
               <w:r>
                 <w:rPr>
                   <w:rFonts w:ascii="Arial" w:cs="Arial" w:eastAsia="Arial" w:hAnsi="Arial"/>
@@ -33548,7 +33548,7 @@
               </w:rPr>
               <w:t xml:space="preserve">Students explained that the Kisumu ferry missed Mbita because the </w:t>
             </w:r>
-            <w:del w:id="9356" w:author="Claude (AI) - proposed" w:date="2026-10-15T12:58:22Z">
+            <w:del w:id="9356" w:author="Claude (AI) - proposed" w:date="2026-10-18T00:31:32Z">
               <w:r>
                 <w:rPr>
                   <w:rFonts w:ascii="Arial" w:cs="Arial" w:eastAsia="Arial" w:hAnsi="Arial"/>
@@ -33563,7 +33563,7 @@
                 <w:delText xml:space="preserve">captain treated velocity as a scalar (speed only, pointing east) without accounting</w:delText>
               </w:r>
             </w:del>
-            <w:ins w:id="9357" w:author="Claude (AI) - proposed" w:date="2026-10-15T12:58:22Z">
+            <w:ins w:id="9357" w:author="Claude (AI) - proposed" w:date="2026-10-18T00:31:32Z">
               <w:r>
                 <w:rPr>
                   <w:rFonts w:ascii="Arial" w:cs="Arial" w:eastAsia="Arial" w:hAnsi="Arial"/>
@@ -33591,7 +33591,7 @@
               </w:rPr>
               <w:t xml:space="preserve"> for the current as a second vector </w:t>
             </w:r>
-            <w:del w:id="9358" w:author="Claude (AI) - proposed" w:date="2026-10-15T12:58:22Z">
+            <w:del w:id="9358" w:author="Claude (AI) - proposed" w:date="2026-10-18T00:31:32Z">
               <w:r>
                 <w:rPr>
                   <w:rFonts w:ascii="Arial" w:cs="Arial" w:eastAsia="Arial" w:hAnsi="Arial"/>
@@ -33619,7 +33619,7 @@
               </w:rPr>
               <w:t xml:space="preserve">acting on the vessel</w:t>
             </w:r>
-            <w:ins w:id="9359" w:author="Claude (AI) - proposed" w:date="2026-10-15T12:58:22Z">
+            <w:ins w:id="9359" w:author="Claude (AI) - proposed" w:date="2026-10-18T00:31:32Z">
               <w:r>
                 <w:rPr>
                   <w:rFonts w:ascii="Arial" w:cs="Arial" w:eastAsia="Arial" w:hAnsi="Arial"/>
@@ -33667,7 +33667,7 @@
         </w:rPr>
         <w:t xml:space="preserve">© 2026 SeaVuria and ARES. Aligned with KICD objectives. Developed by SeaVuria; technical implementation by ARES (with AI assistance from Claude). Licensed under </w:t>
       </w:r>
-      <w:hyperlink w:history="1" r:id="rIdnwkp3noos7opdziaeo_gy">
+      <w:hyperlink w:history="1" r:id="rIdyihpgbt-qlxstm5qxcve1">
         <w:r>
           <w:rPr>
             <w:rFonts w:ascii="Arial" w:cs="Arial" w:eastAsia="Arial" w:hAnsi="Arial"/>
@@ -33688,7 +33688,7 @@
         </w:rPr>
         <w:t xml:space="preserve"> (</w:t>
       </w:r>
-      <w:hyperlink w:history="1" r:id="rIdbvko4humwwfttu3z07rah">
+      <w:hyperlink w:history="1" r:id="rId4nct7ro4npf_wdvuwttzl">
         <w:r>
           <w:rPr>
             <w:rFonts w:ascii="Arial" w:cs="Arial" w:eastAsia="Arial" w:hAnsi="Arial"/>
